--- a/This will cover.docx
+++ b/This will cover.docx
@@ -3,3224 +3,6 @@
 <w:document xmlns:wpc="http://schemas.microsoft.com/office/word/2010/wordprocessingCanvas" xmlns:cx="http://schemas.microsoft.com/office/drawing/2014/chartex" xmlns:cx1="http://schemas.microsoft.com/office/drawing/2015/9/8/chartex" xmlns:cx2="http://schemas.microsoft.com/office/drawing/2015/10/21/chartex" xmlns:cx3="http://schemas.microsoft.com/office/drawing/2016/5/9/chartex" xmlns:cx4="http://schemas.microsoft.com/office/drawing/2016/5/10/chartex" xmlns:cx5="http://schemas.microsoft.com/office/drawing/2016/5/11/chartex" xmlns:cx6="http://schemas.microsoft.com/office/drawing/2016/5/12/chartex" xmlns:cx7="http://schemas.microsoft.com/office/drawing/2016/5/13/chartex" xmlns:cx8="http://schemas.microsoft.com/office/drawing/2016/5/14/chartex" xmlns:mc="http://schemas.openxmlformats.org/markup-compatibility/2006" xmlns:aink="http://schemas.microsoft.com/office/drawing/2016/ink" xmlns:am3d="http://schemas.microsoft.com/office/drawing/2017/model3d" xmlns:o="urn:schemas-microsoft-com:office:office" xmlns:oel="http://schemas.microsoft.com/office/2019/extlst" xmlns:r="http://schemas.openxmlformats.org/officeDocument/2006/relationships" xmlns:m="http://schemas.openxmlformats.org/officeDocument/2006/math" xmlns:v="urn:schemas-microsoft-com:vml" xmlns:wp14="http://schemas.microsoft.com/office/word/2010/wordprocessingDrawing" xmlns:wp="http://schemas.openxmlformats.org/drawingml/2006/wordprocessingDrawing" xmlns:w10="urn:schemas-microsoft-com:office:word" xmlns:w="http://schemas.openxmlformats.org/wordprocessingml/2006/main" xmlns:w14="http://schemas.microsoft.com/office/word/2010/wordml" xmlns:w15="http://schemas.microsoft.com/office/word/2012/wordml" xmlns:w16cex="http://schemas.microsoft.com/office/word/2018/wordml/cex" xmlns:w16cid="http://schemas.microsoft.com/office/word/2016/wordml/cid" xmlns:w16="http://schemas.microsoft.com/office/word/2018/wordml" xmlns:w16du="http://schemas.microsoft.com/office/word/2023/wordml/word16du" xmlns:w16sdtdh="http://schemas.microsoft.com/office/word/2020/wordml/sdtdatahash" xmlns:w16sdtfl="http://schemas.microsoft.com/office/word/2024/wordml/sdtformatlock" xmlns:w16se="http://schemas.microsoft.com/office/word/2015/wordml/symex" xmlns:wpg="http://schemas.microsoft.com/office/word/2010/wordprocessingGroup" xmlns:wpi="http://schemas.microsoft.com/office/word/2010/wordprocessingInk" xmlns:wne="http://schemas.microsoft.com/office/word/2006/wordml" xmlns:wps="http://schemas.microsoft.com/office/word/2010/wordprocessingShape" mc:Ignorable="w14 w15 w16se w16cid w16 w16cex w16sdtdh w16sdtfl w16du wp14">
   <w:body>
     <w:p>
-      <w:r>
-        <w:t>This will cover:</w:t>
-      </w:r>
-    </w:p>
-    <w:p>
-      <w:pPr>
-        <w:numPr>
-          <w:ilvl w:val="0"/>
-          <w:numId w:val="1"/>
-        </w:numPr>
-      </w:pPr>
-      <w:r>
-        <w:rPr>
-          <w:rFonts w:ascii="Segoe UI Emoji" w:hAnsi="Segoe UI Emoji" w:cs="Segoe UI Emoji"/>
-        </w:rPr>
-        <w:t>🎯</w:t>
-      </w:r>
-      <w:r>
-        <w:t xml:space="preserve"> Purpose</w:t>
-      </w:r>
-    </w:p>
-    <w:p>
-      <w:pPr>
-        <w:numPr>
-          <w:ilvl w:val="0"/>
-          <w:numId w:val="1"/>
-        </w:numPr>
-      </w:pPr>
-      <w:r>
-        <w:rPr>
-          <w:rFonts w:ascii="Segoe UI Symbol" w:hAnsi="Segoe UI Symbol" w:cs="Segoe UI Symbol"/>
-        </w:rPr>
-        <w:t>🏗</w:t>
-      </w:r>
-      <w:r>
-        <w:t xml:space="preserve"> Architecture</w:t>
-      </w:r>
-    </w:p>
-    <w:p>
-      <w:pPr>
-        <w:numPr>
-          <w:ilvl w:val="0"/>
-          <w:numId w:val="1"/>
-        </w:numPr>
-      </w:pPr>
-      <w:r>
-        <w:rPr>
-          <w:rFonts w:ascii="Segoe UI Emoji" w:hAnsi="Segoe UI Emoji" w:cs="Segoe UI Emoji"/>
-        </w:rPr>
-        <w:t>🔄</w:t>
-      </w:r>
-      <w:r>
-        <w:t xml:space="preserve"> Step-by-Step Working</w:t>
-      </w:r>
-    </w:p>
-    <w:p>
-      <w:pPr>
-        <w:numPr>
-          <w:ilvl w:val="0"/>
-          <w:numId w:val="1"/>
-        </w:numPr>
-      </w:pPr>
-      <w:r>
-        <w:rPr>
-          <w:rFonts w:ascii="Segoe UI Emoji" w:hAnsi="Segoe UI Emoji" w:cs="Segoe UI Emoji"/>
-        </w:rPr>
-        <w:t>🧠</w:t>
-      </w:r>
-      <w:r>
-        <w:t xml:space="preserve"> Internal Logic</w:t>
-      </w:r>
-    </w:p>
-    <w:p>
-      <w:pPr>
-        <w:numPr>
-          <w:ilvl w:val="0"/>
-          <w:numId w:val="1"/>
-        </w:numPr>
-      </w:pPr>
-      <w:r>
-        <w:rPr>
-          <w:rFonts w:ascii="Segoe UI Emoji" w:hAnsi="Segoe UI Emoji" w:cs="Segoe UI Emoji"/>
-        </w:rPr>
-        <w:t>🔐</w:t>
-      </w:r>
-      <w:r>
-        <w:t xml:space="preserve"> Why It’s Designed This Way</w:t>
-      </w:r>
-    </w:p>
-    <w:p>
-      <w:r>
-        <w:pict w14:anchorId="0644A1A9">
-          <v:rect id="_x0000_i1025" style="width:0;height:1.5pt" o:hralign="center" o:hrstd="t" o:hr="t" fillcolor="#a0a0a0" stroked="f"/>
-        </w:pict>
-      </w:r>
-    </w:p>
-    <w:p>
-      <w:pPr>
-        <w:rPr>
-          <w:b/>
-          <w:bCs/>
-        </w:rPr>
-      </w:pPr>
-      <w:r>
-        <w:rPr>
-          <w:rFonts w:ascii="Segoe UI Emoji" w:hAnsi="Segoe UI Emoji" w:cs="Segoe UI Emoji"/>
-          <w:b/>
-          <w:bCs/>
-        </w:rPr>
-        <w:t>🧠</w:t>
-      </w:r>
-      <w:r>
-        <w:rPr>
-          <w:b/>
-          <w:bCs/>
-        </w:rPr>
-        <w:t xml:space="preserve"> 1️</w:t>
-      </w:r>
-      <w:r>
-        <w:rPr>
-          <w:rFonts w:ascii="Segoe UI Symbol" w:hAnsi="Segoe UI Symbol" w:cs="Segoe UI Symbol"/>
-          <w:b/>
-          <w:bCs/>
-        </w:rPr>
-        <w:t>⃣</w:t>
-      </w:r>
-      <w:r>
-        <w:rPr>
-          <w:b/>
-          <w:bCs/>
-        </w:rPr>
-        <w:t xml:space="preserve"> What Is This Project?</w:t>
-      </w:r>
-    </w:p>
-    <w:p>
-      <w:pPr>
-        <w:rPr>
-          <w:b/>
-          <w:bCs/>
-        </w:rPr>
-      </w:pPr>
-      <w:r>
-        <w:rPr>
-          <w:rFonts w:ascii="Segoe UI Symbol" w:hAnsi="Segoe UI Symbol" w:cs="Segoe UI Symbol"/>
-          <w:b/>
-          <w:bCs/>
-        </w:rPr>
-        <w:t>🏷</w:t>
-      </w:r>
-      <w:r>
-        <w:rPr>
-          <w:b/>
-          <w:bCs/>
-        </w:rPr>
-        <w:t xml:space="preserve"> Project Name</w:t>
-      </w:r>
-    </w:p>
-    <w:p>
-      <w:r>
-        <w:rPr>
-          <w:b/>
-          <w:bCs/>
-        </w:rPr>
-        <w:t>SmartSQL Draft Studio</w:t>
-      </w:r>
-    </w:p>
-    <w:p>
-      <w:pPr>
-        <w:rPr>
-          <w:b/>
-          <w:bCs/>
-        </w:rPr>
-      </w:pPr>
-      <w:r>
-        <w:rPr>
-          <w:rFonts w:ascii="Segoe UI Emoji" w:hAnsi="Segoe UI Emoji" w:cs="Segoe UI Emoji"/>
-          <w:b/>
-          <w:bCs/>
-        </w:rPr>
-        <w:t>🎯</w:t>
-      </w:r>
-      <w:r>
-        <w:rPr>
-          <w:b/>
-          <w:bCs/>
-        </w:rPr>
-        <w:t xml:space="preserve"> Core Idea</w:t>
-      </w:r>
-    </w:p>
-    <w:p>
-      <w:r>
-        <w:t xml:space="preserve">It is a </w:t>
-      </w:r>
-      <w:r>
-        <w:rPr>
-          <w:b/>
-          <w:bCs/>
-        </w:rPr>
-        <w:t>multi-stage SQL drafting tool</w:t>
-      </w:r>
-      <w:r>
-        <w:t xml:space="preserve"> that allows semi-technical users to:</w:t>
-      </w:r>
-    </w:p>
-    <w:p>
-      <w:pPr>
-        <w:numPr>
-          <w:ilvl w:val="0"/>
-          <w:numId w:val="2"/>
-        </w:numPr>
-      </w:pPr>
-      <w:r>
-        <w:t>Design SQL queries visually</w:t>
-      </w:r>
-    </w:p>
-    <w:p>
-      <w:pPr>
-        <w:numPr>
-          <w:ilvl w:val="0"/>
-          <w:numId w:val="2"/>
-        </w:numPr>
-      </w:pPr>
-      <w:r>
-        <w:t>Build multi-step data pipelines</w:t>
-      </w:r>
-    </w:p>
-    <w:p>
-      <w:pPr>
-        <w:numPr>
-          <w:ilvl w:val="0"/>
-          <w:numId w:val="2"/>
-        </w:numPr>
-      </w:pPr>
-      <w:r>
-        <w:t>Generate CTE-based SQL</w:t>
-      </w:r>
-    </w:p>
-    <w:p>
-      <w:pPr>
-        <w:numPr>
-          <w:ilvl w:val="0"/>
-          <w:numId w:val="2"/>
-        </w:numPr>
-      </w:pPr>
-      <w:r>
-        <w:t>Preview logical output</w:t>
-      </w:r>
-    </w:p>
-    <w:p>
-      <w:pPr>
-        <w:numPr>
-          <w:ilvl w:val="0"/>
-          <w:numId w:val="2"/>
-        </w:numPr>
-      </w:pPr>
-      <w:r>
-        <w:t>Export final SQL for authorized execution</w:t>
-      </w:r>
-    </w:p>
-    <w:p>
-      <w:r>
-        <w:t xml:space="preserve">It does </w:t>
-      </w:r>
-      <w:r>
-        <w:rPr>
-          <w:b/>
-          <w:bCs/>
-        </w:rPr>
-        <w:t>NOT execute queries</w:t>
-      </w:r>
-      <w:r>
-        <w:t>.</w:t>
-      </w:r>
-      <w:r>
-        <w:br/>
-        <w:t>It only drafts them safely.</w:t>
-      </w:r>
-    </w:p>
-    <w:p>
-      <w:r>
-        <w:pict w14:anchorId="11FA8D77">
-          <v:rect id="_x0000_i1026" style="width:0;height:1.5pt" o:hralign="center" o:hrstd="t" o:hr="t" fillcolor="#a0a0a0" stroked="f"/>
-        </w:pict>
-      </w:r>
-    </w:p>
-    <w:p>
-      <w:pPr>
-        <w:rPr>
-          <w:b/>
-          <w:bCs/>
-        </w:rPr>
-      </w:pPr>
-      <w:r>
-        <w:rPr>
-          <w:rFonts w:ascii="Segoe UI Emoji" w:hAnsi="Segoe UI Emoji" w:cs="Segoe UI Emoji"/>
-          <w:b/>
-          <w:bCs/>
-        </w:rPr>
-        <w:t>🎯</w:t>
-      </w:r>
-      <w:r>
-        <w:rPr>
-          <w:b/>
-          <w:bCs/>
-        </w:rPr>
-        <w:t xml:space="preserve"> 2️</w:t>
-      </w:r>
-      <w:r>
-        <w:rPr>
-          <w:rFonts w:ascii="Segoe UI Symbol" w:hAnsi="Segoe UI Symbol" w:cs="Segoe UI Symbol"/>
-          <w:b/>
-          <w:bCs/>
-        </w:rPr>
-        <w:t>⃣</w:t>
-      </w:r>
-      <w:r>
-        <w:rPr>
-          <w:b/>
-          <w:bCs/>
-        </w:rPr>
-        <w:t xml:space="preserve"> Problem It Solves</w:t>
-      </w:r>
-    </w:p>
-    <w:p>
-      <w:r>
-        <w:t>In many organizations:</w:t>
-      </w:r>
-    </w:p>
-    <w:p>
-      <w:pPr>
-        <w:numPr>
-          <w:ilvl w:val="0"/>
-          <w:numId w:val="3"/>
-        </w:numPr>
-      </w:pPr>
-      <w:r>
-        <w:t>Only DB managers are authorized to execute queries.</w:t>
-      </w:r>
-    </w:p>
-    <w:p>
-      <w:pPr>
-        <w:numPr>
-          <w:ilvl w:val="0"/>
-          <w:numId w:val="3"/>
-        </w:numPr>
-      </w:pPr>
-      <w:r>
-        <w:t>But other team members may need data urgently.</w:t>
-      </w:r>
-    </w:p>
-    <w:p>
-      <w:pPr>
-        <w:numPr>
-          <w:ilvl w:val="0"/>
-          <w:numId w:val="3"/>
-        </w:numPr>
-      </w:pPr>
-      <w:r>
-        <w:t>Those users cannot directly access or modify the database.</w:t>
-      </w:r>
-    </w:p>
-    <w:p>
-      <w:r>
-        <w:t>So your system allows:</w:t>
-      </w:r>
-    </w:p>
-    <w:p>
-      <w:r>
-        <w:t>Non-authorized personnel to safely design SQL queries without touching the database.</w:t>
-      </w:r>
-    </w:p>
-    <w:p>
-      <w:r>
-        <w:t>Then they send the final query to authorized personnel for execution.</w:t>
-      </w:r>
-    </w:p>
-    <w:p>
-      <w:r>
-        <w:t>This keeps:</w:t>
-      </w:r>
-    </w:p>
-    <w:p>
-      <w:pPr>
-        <w:numPr>
-          <w:ilvl w:val="0"/>
-          <w:numId w:val="4"/>
-        </w:numPr>
-      </w:pPr>
-      <w:r>
-        <w:t>Security intact</w:t>
-      </w:r>
-    </w:p>
-    <w:p>
-      <w:pPr>
-        <w:numPr>
-          <w:ilvl w:val="0"/>
-          <w:numId w:val="4"/>
-        </w:numPr>
-      </w:pPr>
-      <w:r>
-        <w:t>Data safe</w:t>
-      </w:r>
-    </w:p>
-    <w:p>
-      <w:pPr>
-        <w:numPr>
-          <w:ilvl w:val="0"/>
-          <w:numId w:val="4"/>
-        </w:numPr>
-      </w:pPr>
-      <w:r>
-        <w:lastRenderedPageBreak/>
-        <w:t>Workflow smooth</w:t>
-      </w:r>
-    </w:p>
-    <w:p>
-      <w:r>
-        <w:pict w14:anchorId="5411C321">
-          <v:rect id="_x0000_i1027" style="width:0;height:1.5pt" o:hralign="center" o:hrstd="t" o:hr="t" fillcolor="#a0a0a0" stroked="f"/>
-        </w:pict>
-      </w:r>
-    </w:p>
-    <w:p>
-      <w:pPr>
-        <w:rPr>
-          <w:b/>
-          <w:bCs/>
-        </w:rPr>
-      </w:pPr>
-      <w:r>
-        <w:rPr>
-          <w:rFonts w:ascii="Segoe UI Symbol" w:hAnsi="Segoe UI Symbol" w:cs="Segoe UI Symbol"/>
-          <w:b/>
-          <w:bCs/>
-        </w:rPr>
-        <w:t>🏗</w:t>
-      </w:r>
-      <w:r>
-        <w:rPr>
-          <w:b/>
-          <w:bCs/>
-        </w:rPr>
-        <w:t xml:space="preserve"> 3️</w:t>
-      </w:r>
-      <w:r>
-        <w:rPr>
-          <w:rFonts w:ascii="Segoe UI Symbol" w:hAnsi="Segoe UI Symbol" w:cs="Segoe UI Symbol"/>
-          <w:b/>
-          <w:bCs/>
-        </w:rPr>
-        <w:t>⃣</w:t>
-      </w:r>
-      <w:r>
-        <w:rPr>
-          <w:b/>
-          <w:bCs/>
-        </w:rPr>
-        <w:t xml:space="preserve"> System Architecture</w:t>
-      </w:r>
-    </w:p>
-    <w:p>
-      <w:pPr>
-        <w:rPr>
-          <w:b/>
-          <w:bCs/>
-        </w:rPr>
-      </w:pPr>
-      <w:r>
-        <w:rPr>
-          <w:rFonts w:ascii="Segoe UI Emoji" w:hAnsi="Segoe UI Emoji" w:cs="Segoe UI Emoji"/>
-          <w:b/>
-          <w:bCs/>
-        </w:rPr>
-        <w:t>🔹</w:t>
-      </w:r>
-      <w:r>
-        <w:rPr>
-          <w:b/>
-          <w:bCs/>
-        </w:rPr>
-        <w:t xml:space="preserve"> Frontend (React)</w:t>
-      </w:r>
-    </w:p>
-    <w:p>
-      <w:pPr>
-        <w:numPr>
-          <w:ilvl w:val="0"/>
-          <w:numId w:val="5"/>
-        </w:numPr>
-      </w:pPr>
-      <w:r>
-        <w:t>Visual multi-stage builder</w:t>
-      </w:r>
-    </w:p>
-    <w:p>
-      <w:pPr>
-        <w:numPr>
-          <w:ilvl w:val="0"/>
-          <w:numId w:val="5"/>
-        </w:numPr>
-      </w:pPr>
-      <w:r>
-        <w:t>Drag &amp; drop fields</w:t>
-      </w:r>
-    </w:p>
-    <w:p>
-      <w:pPr>
-        <w:numPr>
-          <w:ilvl w:val="0"/>
-          <w:numId w:val="5"/>
-        </w:numPr>
-      </w:pPr>
-      <w:r>
-        <w:t>Dynamic condition blocks</w:t>
-      </w:r>
-    </w:p>
-    <w:p>
-      <w:pPr>
-        <w:numPr>
-          <w:ilvl w:val="0"/>
-          <w:numId w:val="5"/>
-        </w:numPr>
-      </w:pPr>
-      <w:r>
-        <w:t>Stage pipeline</w:t>
-      </w:r>
-    </w:p>
-    <w:p>
-      <w:pPr>
-        <w:numPr>
-          <w:ilvl w:val="0"/>
-          <w:numId w:val="5"/>
-        </w:numPr>
-      </w:pPr>
-      <w:r>
-        <w:t>Query history</w:t>
-      </w:r>
-    </w:p>
-    <w:p>
-      <w:pPr>
-        <w:numPr>
-          <w:ilvl w:val="0"/>
-          <w:numId w:val="5"/>
-        </w:numPr>
-      </w:pPr>
-      <w:r>
-        <w:t>Final SQL preview</w:t>
-      </w:r>
-    </w:p>
-    <w:p>
-      <w:r>
-        <w:pict w14:anchorId="4877ABF8">
-          <v:rect id="_x0000_i1028" style="width:0;height:1.5pt" o:hralign="center" o:hrstd="t" o:hr="t" fillcolor="#a0a0a0" stroked="f"/>
-        </w:pict>
-      </w:r>
-    </w:p>
-    <w:p>
-      <w:pPr>
-        <w:rPr>
-          <w:b/>
-          <w:bCs/>
-        </w:rPr>
-      </w:pPr>
-      <w:r>
-        <w:rPr>
-          <w:rFonts w:ascii="Segoe UI Emoji" w:hAnsi="Segoe UI Emoji" w:cs="Segoe UI Emoji"/>
-          <w:b/>
-          <w:bCs/>
-        </w:rPr>
-        <w:t>🔹</w:t>
-      </w:r>
-      <w:r>
-        <w:rPr>
-          <w:b/>
-          <w:bCs/>
-        </w:rPr>
-        <w:t xml:space="preserve"> Backend (FastAPI)</w:t>
-      </w:r>
-    </w:p>
-    <w:p>
-      <w:pPr>
-        <w:numPr>
-          <w:ilvl w:val="0"/>
-          <w:numId w:val="6"/>
-        </w:numPr>
-      </w:pPr>
-      <w:r>
-        <w:t>Receives JSON</w:t>
-      </w:r>
-    </w:p>
-    <w:p>
-      <w:pPr>
-        <w:numPr>
-          <w:ilvl w:val="0"/>
-          <w:numId w:val="6"/>
-        </w:numPr>
-      </w:pPr>
-      <w:r>
-        <w:t>Uses PyPika to build SQL</w:t>
-      </w:r>
-    </w:p>
-    <w:p>
-      <w:pPr>
-        <w:numPr>
-          <w:ilvl w:val="0"/>
-          <w:numId w:val="6"/>
-        </w:numPr>
-      </w:pPr>
-      <w:r>
-        <w:t>Combines stages into CTE</w:t>
-      </w:r>
-    </w:p>
-    <w:p>
-      <w:pPr>
-        <w:numPr>
-          <w:ilvl w:val="0"/>
-          <w:numId w:val="6"/>
-        </w:numPr>
-      </w:pPr>
-      <w:r>
-        <w:t>Returns final SQL string</w:t>
-      </w:r>
-    </w:p>
-    <w:p>
-      <w:r>
-        <w:pict w14:anchorId="320D20E9">
-          <v:rect id="_x0000_i1029" style="width:0;height:1.5pt" o:hralign="center" o:hrstd="t" o:hr="t" fillcolor="#a0a0a0" stroked="f"/>
-        </w:pict>
-      </w:r>
-    </w:p>
-    <w:p>
-      <w:pPr>
-        <w:rPr>
-          <w:b/>
-          <w:bCs/>
-        </w:rPr>
-      </w:pPr>
-      <w:r>
-        <w:rPr>
-          <w:rFonts w:ascii="Segoe UI Emoji" w:hAnsi="Segoe UI Emoji" w:cs="Segoe UI Emoji"/>
-          <w:b/>
-          <w:bCs/>
-        </w:rPr>
-        <w:t>🔹</w:t>
-      </w:r>
-      <w:r>
-        <w:rPr>
-          <w:b/>
-          <w:bCs/>
-        </w:rPr>
-        <w:t xml:space="preserve"> SQL Engine</w:t>
-      </w:r>
-    </w:p>
-    <w:p>
-      <w:r>
-        <w:t>Uses:</w:t>
-      </w:r>
-    </w:p>
-    <w:p>
-      <w:pPr>
-        <w:numPr>
-          <w:ilvl w:val="0"/>
-          <w:numId w:val="7"/>
-        </w:numPr>
-      </w:pPr>
-      <w:r>
-        <w:t>PyPika</w:t>
-      </w:r>
-    </w:p>
-    <w:p>
-      <w:r>
-        <w:t>To safely generate SQL strings.</w:t>
-      </w:r>
-    </w:p>
-    <w:p>
-      <w:r>
-        <w:pict w14:anchorId="3CB45FFD">
-          <v:rect id="_x0000_i1030" style="width:0;height:1.5pt" o:hralign="center" o:hrstd="t" o:hr="t" fillcolor="#a0a0a0" stroked="f"/>
-        </w:pict>
-      </w:r>
-    </w:p>
-    <w:p>
-      <w:pPr>
-        <w:rPr>
-          <w:b/>
-          <w:bCs/>
-        </w:rPr>
-      </w:pPr>
-      <w:r>
-        <w:rPr>
-          <w:rFonts w:ascii="Segoe UI Emoji" w:hAnsi="Segoe UI Emoji" w:cs="Segoe UI Emoji"/>
-          <w:b/>
-          <w:bCs/>
-        </w:rPr>
-        <w:t>🧩</w:t>
-      </w:r>
-      <w:r>
-        <w:rPr>
-          <w:b/>
-          <w:bCs/>
-        </w:rPr>
-        <w:t xml:space="preserve"> 4️</w:t>
-      </w:r>
-      <w:r>
-        <w:rPr>
-          <w:rFonts w:ascii="Segoe UI Symbol" w:hAnsi="Segoe UI Symbol" w:cs="Segoe UI Symbol"/>
-          <w:b/>
-          <w:bCs/>
-        </w:rPr>
-        <w:t>⃣</w:t>
-      </w:r>
-      <w:r>
-        <w:rPr>
-          <w:b/>
-          <w:bCs/>
-        </w:rPr>
-        <w:t xml:space="preserve"> How The System Works (Step-by-Step)</w:t>
-      </w:r>
-    </w:p>
-    <w:p>
-      <w:r>
-        <w:t>Let’s walk through the full lifecycle.</w:t>
-      </w:r>
-    </w:p>
-    <w:p>
-      <w:r>
-        <w:pict w14:anchorId="6ED3427A">
-          <v:rect id="_x0000_i1031" style="width:0;height:1.5pt" o:hralign="center" o:hrstd="t" o:hr="t" fillcolor="#a0a0a0" stroked="f"/>
-        </w:pict>
-      </w:r>
-    </w:p>
-    <w:p>
-      <w:pPr>
-        <w:rPr>
-          <w:b/>
-          <w:bCs/>
-        </w:rPr>
-      </w:pPr>
-      <w:r>
-        <w:rPr>
-          <w:rFonts w:ascii="Segoe UI Emoji" w:hAnsi="Segoe UI Emoji" w:cs="Segoe UI Emoji"/>
-          <w:b/>
-          <w:bCs/>
-        </w:rPr>
-        <w:t>🟢</w:t>
-      </w:r>
-      <w:r>
-        <w:rPr>
-          <w:b/>
-          <w:bCs/>
-        </w:rPr>
-        <w:t xml:space="preserve"> STEP 1 — User Starts Drafting</w:t>
-      </w:r>
-    </w:p>
-    <w:p>
-      <w:r>
-        <w:t>User opens SmartSQL Draft Studio.</w:t>
-      </w:r>
-    </w:p>
-    <w:p>
-      <w:r>
-        <w:t>The UI is divided into:</w:t>
-      </w:r>
-    </w:p>
-    <w:p>
-      <w:pPr>
-        <w:numPr>
-          <w:ilvl w:val="0"/>
-          <w:numId w:val="8"/>
-        </w:numPr>
-      </w:pPr>
-      <w:r>
-        <w:t>Stage Builder Panel</w:t>
-      </w:r>
-    </w:p>
-    <w:p>
-      <w:pPr>
-        <w:numPr>
-          <w:ilvl w:val="0"/>
-          <w:numId w:val="8"/>
-        </w:numPr>
-      </w:pPr>
-      <w:r>
-        <w:t>Preview Panel</w:t>
-      </w:r>
-    </w:p>
-    <w:p>
-      <w:pPr>
-        <w:numPr>
-          <w:ilvl w:val="0"/>
-          <w:numId w:val="8"/>
-        </w:numPr>
-      </w:pPr>
-      <w:r>
-        <w:t>Query History</w:t>
-      </w:r>
-    </w:p>
-    <w:p>
-      <w:pPr>
-        <w:numPr>
-          <w:ilvl w:val="0"/>
-          <w:numId w:val="8"/>
-        </w:numPr>
-      </w:pPr>
-      <w:r>
-        <w:lastRenderedPageBreak/>
-        <w:t>Final SQL Section</w:t>
-      </w:r>
-    </w:p>
-    <w:p>
-      <w:r>
-        <w:t>System is in:</w:t>
-      </w:r>
-    </w:p>
-    <w:p>
-      <w:r>
-        <w:rPr>
-          <w:rFonts w:ascii="Segoe UI Emoji" w:hAnsi="Segoe UI Emoji" w:cs="Segoe UI Emoji"/>
-        </w:rPr>
-        <w:t>🟡</w:t>
-      </w:r>
-      <w:r>
-        <w:t xml:space="preserve"> Draft Mode (No DB Execution)</w:t>
-      </w:r>
-    </w:p>
-    <w:p>
-      <w:r>
-        <w:pict w14:anchorId="39AA2CCB">
-          <v:rect id="_x0000_i1032" style="width:0;height:1.5pt" o:hralign="center" o:hrstd="t" o:hr="t" fillcolor="#a0a0a0" stroked="f"/>
-        </w:pict>
-      </w:r>
-    </w:p>
-    <w:p>
-      <w:pPr>
-        <w:rPr>
-          <w:b/>
-          <w:bCs/>
-        </w:rPr>
-      </w:pPr>
-      <w:r>
-        <w:rPr>
-          <w:rFonts w:ascii="Segoe UI Emoji" w:hAnsi="Segoe UI Emoji" w:cs="Segoe UI Emoji"/>
-          <w:b/>
-          <w:bCs/>
-        </w:rPr>
-        <w:t>🟢</w:t>
-      </w:r>
-      <w:r>
-        <w:rPr>
-          <w:b/>
-          <w:bCs/>
-        </w:rPr>
-        <w:t xml:space="preserve"> STEP 2 — User Creates Stage 1</w:t>
-      </w:r>
-    </w:p>
-    <w:p>
-      <w:r>
-        <w:t>User selects:</w:t>
-      </w:r>
-    </w:p>
-    <w:p>
-      <w:pPr>
-        <w:numPr>
-          <w:ilvl w:val="0"/>
-          <w:numId w:val="9"/>
-        </w:numPr>
-      </w:pPr>
-      <w:r>
-        <w:t>Table → students</w:t>
-      </w:r>
-    </w:p>
-    <w:p>
-      <w:pPr>
-        <w:numPr>
-          <w:ilvl w:val="0"/>
-          <w:numId w:val="9"/>
-        </w:numPr>
-      </w:pPr>
-      <w:r>
-        <w:t>Fields → name, marks</w:t>
-      </w:r>
-    </w:p>
-    <w:p>
-      <w:pPr>
-        <w:numPr>
-          <w:ilvl w:val="0"/>
-          <w:numId w:val="9"/>
-        </w:numPr>
-      </w:pPr>
-      <w:r>
-        <w:t>Condition → marks &gt; 70</w:t>
-      </w:r>
-    </w:p>
-    <w:p>
-      <w:pPr>
-        <w:numPr>
-          <w:ilvl w:val="0"/>
-          <w:numId w:val="9"/>
-        </w:numPr>
-      </w:pPr>
-      <w:r>
-        <w:t>Sorting → marks DESC</w:t>
-      </w:r>
-    </w:p>
-    <w:p>
-      <w:r>
-        <w:t>Frontend builds JSON:</w:t>
-      </w:r>
-    </w:p>
-    <w:p>
-      <w:r>
-        <w:t>{</w:t>
-      </w:r>
-    </w:p>
-    <w:p>
-      <w:r>
-        <w:t xml:space="preserve">  "alias": "stage_1",</w:t>
-      </w:r>
-    </w:p>
-    <w:p>
-      <w:r>
-        <w:t xml:space="preserve">  "table": "students",</w:t>
-      </w:r>
-    </w:p>
-    <w:p>
-      <w:r>
-        <w:t xml:space="preserve">  "fields": ["name", "marks"],</w:t>
-      </w:r>
-    </w:p>
-    <w:p>
-      <w:r>
-        <w:t xml:space="preserve">  "conditions": [</w:t>
-      </w:r>
-    </w:p>
-    <w:p>
-      <w:r>
-        <w:t xml:space="preserve">    {"field": "marks", "operator": "&gt;", "value": 70}</w:t>
-      </w:r>
-    </w:p>
-    <w:p>
-      <w:r>
-        <w:t xml:space="preserve">  ],</w:t>
-      </w:r>
-    </w:p>
-    <w:p>
-      <w:r>
-        <w:t xml:space="preserve">  "order_by": {</w:t>
-      </w:r>
-    </w:p>
-    <w:p>
-      <w:r>
-        <w:t xml:space="preserve">    "field": "marks",</w:t>
-      </w:r>
-    </w:p>
-    <w:p>
-      <w:r>
-        <w:t xml:space="preserve">    "direction": "desc"</w:t>
-      </w:r>
-    </w:p>
-    <w:p>
-      <w:r>
-        <w:t xml:space="preserve">  }</w:t>
-      </w:r>
-    </w:p>
-    <w:p>
-      <w:r>
-        <w:t>}</w:t>
-      </w:r>
-    </w:p>
-    <w:p>
-      <w:r>
-        <w:t>No database touched.</w:t>
-      </w:r>
-    </w:p>
-    <w:p>
-      <w:r>
-        <w:pict w14:anchorId="508545EE">
-          <v:rect id="_x0000_i1033" style="width:0;height:1.5pt" o:hralign="center" o:hrstd="t" o:hr="t" fillcolor="#a0a0a0" stroked="f"/>
-        </w:pict>
-      </w:r>
-    </w:p>
-    <w:p>
-      <w:pPr>
-        <w:rPr>
-          <w:b/>
-          <w:bCs/>
-        </w:rPr>
-      </w:pPr>
-      <w:r>
-        <w:rPr>
-          <w:rFonts w:ascii="Segoe UI Emoji" w:hAnsi="Segoe UI Emoji" w:cs="Segoe UI Emoji"/>
-          <w:b/>
-          <w:bCs/>
-        </w:rPr>
-        <w:t>🟢</w:t>
-      </w:r>
-      <w:r>
-        <w:rPr>
-          <w:b/>
-          <w:bCs/>
-        </w:rPr>
-        <w:t xml:space="preserve"> STEP 3 — User Adds Stage 2</w:t>
-      </w:r>
-    </w:p>
-    <w:p>
-      <w:r>
-        <w:t>Now user selects:</w:t>
-      </w:r>
-    </w:p>
-    <w:p>
-      <w:pPr>
-        <w:numPr>
-          <w:ilvl w:val="0"/>
-          <w:numId w:val="10"/>
-        </w:numPr>
-      </w:pPr>
-      <w:r>
-        <w:t>Table → stage_1 (previous stage)</w:t>
-      </w:r>
-    </w:p>
-    <w:p>
-      <w:pPr>
-        <w:numPr>
-          <w:ilvl w:val="0"/>
-          <w:numId w:val="10"/>
-        </w:numPr>
-      </w:pPr>
-      <w:r>
-        <w:t>Fields → name</w:t>
-      </w:r>
-    </w:p>
-    <w:p>
-      <w:pPr>
-        <w:numPr>
-          <w:ilvl w:val="0"/>
-          <w:numId w:val="10"/>
-        </w:numPr>
-      </w:pPr>
-      <w:r>
-        <w:t>Condition → none</w:t>
-      </w:r>
-    </w:p>
-    <w:p>
-      <w:r>
-        <w:t>Now the system builds a pipeline.</w:t>
-      </w:r>
-    </w:p>
-    <w:p>
-      <w:r>
-        <w:lastRenderedPageBreak/>
-        <w:pict w14:anchorId="23D8A1AA">
-          <v:rect id="_x0000_i1034" style="width:0;height:1.5pt" o:hralign="center" o:hrstd="t" o:hr="t" fillcolor="#a0a0a0" stroked="f"/>
-        </w:pict>
-      </w:r>
-    </w:p>
-    <w:p>
-      <w:pPr>
-        <w:rPr>
-          <w:b/>
-          <w:bCs/>
-        </w:rPr>
-      </w:pPr>
-      <w:r>
-        <w:rPr>
-          <w:rFonts w:ascii="Segoe UI Emoji" w:hAnsi="Segoe UI Emoji" w:cs="Segoe UI Emoji"/>
-          <w:b/>
-          <w:bCs/>
-        </w:rPr>
-        <w:t>🟢</w:t>
-      </w:r>
-      <w:r>
-        <w:rPr>
-          <w:b/>
-          <w:bCs/>
-        </w:rPr>
-        <w:t xml:space="preserve"> STEP 4 — Backend Generates SQL Per Stage</w:t>
-      </w:r>
-    </w:p>
-    <w:p>
-      <w:r>
-        <w:t>Backend logic:</w:t>
-      </w:r>
-    </w:p>
-    <w:p>
-      <w:r>
-        <w:t>For each stage:</w:t>
-      </w:r>
-    </w:p>
-    <w:p>
-      <w:pPr>
-        <w:numPr>
-          <w:ilvl w:val="0"/>
-          <w:numId w:val="11"/>
-        </w:numPr>
-      </w:pPr>
-      <w:r>
-        <w:t>Convert JSON → PyPika query</w:t>
-      </w:r>
-    </w:p>
-    <w:p>
-      <w:pPr>
-        <w:numPr>
-          <w:ilvl w:val="0"/>
-          <w:numId w:val="11"/>
-        </w:numPr>
-      </w:pPr>
-      <w:r>
-        <w:t>Generate SQL string</w:t>
-      </w:r>
-    </w:p>
-    <w:p>
-      <w:pPr>
-        <w:numPr>
-          <w:ilvl w:val="0"/>
-          <w:numId w:val="11"/>
-        </w:numPr>
-      </w:pPr>
-      <w:r>
-        <w:t>Wrap in alias</w:t>
-      </w:r>
-    </w:p>
-    <w:p>
-      <w:r>
-        <w:t>Example Stage 1 SQL:</w:t>
-      </w:r>
-    </w:p>
-    <w:p>
-      <w:r>
-        <w:t>SELECT name, marks</w:t>
-      </w:r>
-    </w:p>
-    <w:p>
-      <w:r>
-        <w:t>FROM students</w:t>
-      </w:r>
-    </w:p>
-    <w:p>
-      <w:r>
-        <w:t>WHERE marks &gt; 70</w:t>
-      </w:r>
-    </w:p>
-    <w:p>
-      <w:r>
-        <w:t>ORDER BY marks DESC</w:t>
-      </w:r>
-    </w:p>
-    <w:p>
-      <w:r>
-        <w:t>Stage 2 SQL:</w:t>
-      </w:r>
-    </w:p>
-    <w:p>
-      <w:r>
-        <w:t>SELECT name</w:t>
-      </w:r>
-    </w:p>
-    <w:p>
-      <w:r>
-        <w:t>FROM stage_1</w:t>
-      </w:r>
-    </w:p>
-    <w:p>
-      <w:r>
-        <w:pict w14:anchorId="48BEC74E">
-          <v:rect id="_x0000_i1035" style="width:0;height:1.5pt" o:hralign="center" o:hrstd="t" o:hr="t" fillcolor="#a0a0a0" stroked="f"/>
-        </w:pict>
-      </w:r>
-    </w:p>
-    <w:p>
-      <w:pPr>
-        <w:rPr>
-          <w:b/>
-          <w:bCs/>
-        </w:rPr>
-      </w:pPr>
-      <w:r>
-        <w:rPr>
-          <w:rFonts w:ascii="Segoe UI Emoji" w:hAnsi="Segoe UI Emoji" w:cs="Segoe UI Emoji"/>
-          <w:b/>
-          <w:bCs/>
-        </w:rPr>
-        <w:t>🟢</w:t>
-      </w:r>
-      <w:r>
-        <w:rPr>
-          <w:b/>
-          <w:bCs/>
-        </w:rPr>
-        <w:t xml:space="preserve"> STEP 5 — Final CTE Generation</w:t>
-      </w:r>
-    </w:p>
-    <w:p>
-      <w:r>
-        <w:t>Backend combines stages:</w:t>
-      </w:r>
-    </w:p>
-    <w:p>
-      <w:r>
-        <w:t>WITH stage_1 AS (</w:t>
-      </w:r>
-    </w:p>
-    <w:p>
-      <w:r>
-        <w:t xml:space="preserve">   SELECT name, marks</w:t>
-      </w:r>
-    </w:p>
-    <w:p>
-      <w:r>
-        <w:t xml:space="preserve">   FROM students</w:t>
-      </w:r>
-    </w:p>
-    <w:p>
-      <w:r>
-        <w:t xml:space="preserve">   WHERE marks &gt; 70</w:t>
-      </w:r>
-    </w:p>
-    <w:p>
-      <w:r>
-        <w:t xml:space="preserve">   ORDER BY marks DESC</w:t>
-      </w:r>
-    </w:p>
-    <w:p>
-      <w:r>
-        <w:t>),</w:t>
-      </w:r>
-    </w:p>
-    <w:p>
-      <w:r>
-        <w:t>stage_2 AS (</w:t>
-      </w:r>
-    </w:p>
-    <w:p>
-      <w:r>
-        <w:t xml:space="preserve">   SELECT name</w:t>
-      </w:r>
-    </w:p>
-    <w:p>
-      <w:r>
-        <w:t xml:space="preserve">   FROM stage_1</w:t>
-      </w:r>
-    </w:p>
-    <w:p>
-      <w:r>
-        <w:t>)</w:t>
-      </w:r>
-    </w:p>
-    <w:p>
-      <w:r>
-        <w:t>SELECT * FROM stage_2;</w:t>
-      </w:r>
-    </w:p>
-    <w:p>
-      <w:r>
-        <w:t>This is returned to frontend.</w:t>
-      </w:r>
-    </w:p>
-    <w:p>
-      <w:r>
-        <w:pict w14:anchorId="59F0DF4A">
-          <v:rect id="_x0000_i1036" style="width:0;height:1.5pt" o:hralign="center" o:hrstd="t" o:hr="t" fillcolor="#a0a0a0" stroked="f"/>
-        </w:pict>
-      </w:r>
-    </w:p>
-    <w:p>
-      <w:pPr>
-        <w:rPr>
-          <w:b/>
-          <w:bCs/>
-        </w:rPr>
-      </w:pPr>
-      <w:r>
-        <w:rPr>
-          <w:rFonts w:ascii="Segoe UI Emoji" w:hAnsi="Segoe UI Emoji" w:cs="Segoe UI Emoji"/>
-          <w:b/>
-          <w:bCs/>
-        </w:rPr>
-        <w:lastRenderedPageBreak/>
-        <w:t>🟢</w:t>
-      </w:r>
-      <w:r>
-        <w:rPr>
-          <w:b/>
-          <w:bCs/>
-        </w:rPr>
-        <w:t xml:space="preserve"> STEP 6 — Preview Section</w:t>
-      </w:r>
-    </w:p>
-    <w:p>
-      <w:r>
-        <w:t>User can:</w:t>
-      </w:r>
-    </w:p>
-    <w:p>
-      <w:pPr>
-        <w:numPr>
-          <w:ilvl w:val="0"/>
-          <w:numId w:val="12"/>
-        </w:numPr>
-      </w:pPr>
-      <w:r>
-        <w:t>Preview logical structure</w:t>
-      </w:r>
-    </w:p>
-    <w:p>
-      <w:pPr>
-        <w:numPr>
-          <w:ilvl w:val="0"/>
-          <w:numId w:val="12"/>
-        </w:numPr>
-      </w:pPr>
-      <w:r>
-        <w:t>See first 10 rows (mock/simulated)</w:t>
-      </w:r>
-    </w:p>
-    <w:p>
-      <w:pPr>
-        <w:numPr>
-          <w:ilvl w:val="0"/>
-          <w:numId w:val="12"/>
-        </w:numPr>
-      </w:pPr>
-      <w:r>
-        <w:t>View stage SQL</w:t>
-      </w:r>
-    </w:p>
-    <w:p>
-      <w:pPr>
-        <w:numPr>
-          <w:ilvl w:val="0"/>
-          <w:numId w:val="12"/>
-        </w:numPr>
-      </w:pPr>
-      <w:r>
-        <w:t>Understand data flow</w:t>
-      </w:r>
-    </w:p>
-    <w:p>
-      <w:r>
-        <w:t>But system clearly shows:</w:t>
-      </w:r>
-    </w:p>
-    <w:p>
-      <w:r>
-        <w:rPr>
-          <w:rFonts w:ascii="Segoe UI Symbol" w:hAnsi="Segoe UI Symbol" w:cs="Segoe UI Symbol"/>
-        </w:rPr>
-        <w:t>⚠</w:t>
-      </w:r>
-      <w:r>
-        <w:t xml:space="preserve"> Logical Preview Only – No DB Execution</w:t>
-      </w:r>
-    </w:p>
-    <w:p>
-      <w:r>
-        <w:pict w14:anchorId="08B2FF90">
-          <v:rect id="_x0000_i1037" style="width:0;height:1.5pt" o:hralign="center" o:hrstd="t" o:hr="t" fillcolor="#a0a0a0" stroked="f"/>
-        </w:pict>
-      </w:r>
-    </w:p>
-    <w:p>
-      <w:pPr>
-        <w:rPr>
-          <w:b/>
-          <w:bCs/>
-        </w:rPr>
-      </w:pPr>
-      <w:r>
-        <w:rPr>
-          <w:rFonts w:ascii="Segoe UI Emoji" w:hAnsi="Segoe UI Emoji" w:cs="Segoe UI Emoji"/>
-          <w:b/>
-          <w:bCs/>
-        </w:rPr>
-        <w:t>🟢</w:t>
-      </w:r>
-      <w:r>
-        <w:rPr>
-          <w:b/>
-          <w:bCs/>
-        </w:rPr>
-        <w:t xml:space="preserve"> STEP 7 — Save to History</w:t>
-      </w:r>
-    </w:p>
-    <w:p>
-      <w:r>
-        <w:t>User clicks:</w:t>
-      </w:r>
-    </w:p>
-    <w:p>
-      <w:r>
-        <w:t>Save Draft</w:t>
-      </w:r>
-    </w:p>
-    <w:p>
-      <w:r>
-        <w:t>History stores:</w:t>
-      </w:r>
-    </w:p>
-    <w:p>
-      <w:pPr>
-        <w:numPr>
-          <w:ilvl w:val="0"/>
-          <w:numId w:val="13"/>
-        </w:numPr>
-      </w:pPr>
-      <w:r>
-        <w:t>Stage count</w:t>
-      </w:r>
-    </w:p>
-    <w:p>
-      <w:pPr>
-        <w:numPr>
-          <w:ilvl w:val="0"/>
-          <w:numId w:val="13"/>
-        </w:numPr>
-      </w:pPr>
-      <w:r>
-        <w:t>SQL</w:t>
-      </w:r>
-    </w:p>
-    <w:p>
-      <w:pPr>
-        <w:numPr>
-          <w:ilvl w:val="0"/>
-          <w:numId w:val="13"/>
-        </w:numPr>
-      </w:pPr>
-      <w:r>
-        <w:t>JSON structure</w:t>
-      </w:r>
-    </w:p>
-    <w:p>
-      <w:pPr>
-        <w:numPr>
-          <w:ilvl w:val="0"/>
-          <w:numId w:val="13"/>
-        </w:numPr>
-      </w:pPr>
-      <w:r>
-        <w:t>Timestamp</w:t>
-      </w:r>
-    </w:p>
-    <w:p>
-      <w:r>
-        <w:t>User can later:</w:t>
-      </w:r>
-    </w:p>
-    <w:p>
-      <w:pPr>
-        <w:numPr>
-          <w:ilvl w:val="0"/>
-          <w:numId w:val="14"/>
-        </w:numPr>
-      </w:pPr>
-      <w:r>
-        <w:t>Edit</w:t>
-      </w:r>
-    </w:p>
-    <w:p>
-      <w:pPr>
-        <w:numPr>
-          <w:ilvl w:val="0"/>
-          <w:numId w:val="14"/>
-        </w:numPr>
-      </w:pPr>
-      <w:r>
-        <w:t>Delete</w:t>
-      </w:r>
-    </w:p>
-    <w:p>
-      <w:pPr>
-        <w:numPr>
-          <w:ilvl w:val="0"/>
-          <w:numId w:val="14"/>
-        </w:numPr>
-      </w:pPr>
-      <w:r>
-        <w:t>Duplicate</w:t>
-      </w:r>
-    </w:p>
-    <w:p>
-      <w:r>
-        <w:t>Like version control for queries.</w:t>
-      </w:r>
-    </w:p>
-    <w:p>
-      <w:r>
-        <w:pict w14:anchorId="5602FD72">
-          <v:rect id="_x0000_i1038" style="width:0;height:1.5pt" o:hralign="center" o:hrstd="t" o:hr="t" fillcolor="#a0a0a0" stroked="f"/>
-        </w:pict>
-      </w:r>
-    </w:p>
-    <w:p>
-      <w:pPr>
-        <w:rPr>
-          <w:b/>
-          <w:bCs/>
-        </w:rPr>
-      </w:pPr>
-      <w:r>
-        <w:rPr>
-          <w:rFonts w:ascii="Segoe UI Emoji" w:hAnsi="Segoe UI Emoji" w:cs="Segoe UI Emoji"/>
-          <w:b/>
-          <w:bCs/>
-        </w:rPr>
-        <w:t>🟢</w:t>
-      </w:r>
-      <w:r>
-        <w:rPr>
-          <w:b/>
-          <w:bCs/>
-        </w:rPr>
-        <w:t xml:space="preserve"> STEP 8 — Export Final SQL</w:t>
-      </w:r>
-    </w:p>
-    <w:p>
-      <w:r>
-        <w:t>User clicks:</w:t>
-      </w:r>
-    </w:p>
-    <w:p>
-      <w:r>
-        <w:t>Export SQL</w:t>
-      </w:r>
-    </w:p>
-    <w:p>
-      <w:r>
-        <w:t>System provides:</w:t>
-      </w:r>
-    </w:p>
-    <w:p>
-      <w:pPr>
-        <w:numPr>
-          <w:ilvl w:val="0"/>
-          <w:numId w:val="15"/>
-        </w:numPr>
-      </w:pPr>
-      <w:r>
-        <w:t>Copy to clipboard</w:t>
-      </w:r>
-    </w:p>
-    <w:p>
-      <w:pPr>
-        <w:numPr>
-          <w:ilvl w:val="0"/>
-          <w:numId w:val="15"/>
-        </w:numPr>
-      </w:pPr>
-      <w:r>
-        <w:t>Download .sql file</w:t>
-      </w:r>
-    </w:p>
-    <w:p>
-      <w:r>
-        <w:t>That file is sent to authorized DB manager.</w:t>
-      </w:r>
-    </w:p>
-    <w:p>
-      <w:r>
-        <w:pict w14:anchorId="4BC1D8DA">
-          <v:rect id="_x0000_i1039" style="width:0;height:1.5pt" o:hralign="center" o:hrstd="t" o:hr="t" fillcolor="#a0a0a0" stroked="f"/>
-        </w:pict>
-      </w:r>
-    </w:p>
-    <w:p>
-      <w:pPr>
-        <w:rPr>
-          <w:b/>
-          <w:bCs/>
-        </w:rPr>
-      </w:pPr>
-      <w:r>
-        <w:rPr>
-          <w:rFonts w:ascii="Segoe UI Emoji" w:hAnsi="Segoe UI Emoji" w:cs="Segoe UI Emoji"/>
-          <w:b/>
-          <w:bCs/>
-        </w:rPr>
-        <w:lastRenderedPageBreak/>
-        <w:t>🧠</w:t>
-      </w:r>
-      <w:r>
-        <w:rPr>
-          <w:b/>
-          <w:bCs/>
-        </w:rPr>
-        <w:t xml:space="preserve"> 5️</w:t>
-      </w:r>
-      <w:r>
-        <w:rPr>
-          <w:rFonts w:ascii="Segoe UI Symbol" w:hAnsi="Segoe UI Symbol" w:cs="Segoe UI Symbol"/>
-          <w:b/>
-          <w:bCs/>
-        </w:rPr>
-        <w:t>⃣</w:t>
-      </w:r>
-      <w:r>
-        <w:rPr>
-          <w:b/>
-          <w:bCs/>
-        </w:rPr>
-        <w:t xml:space="preserve"> Why CTE-Based Architecture?</w:t>
-      </w:r>
-    </w:p>
-    <w:p>
-      <w:r>
-        <w:t>Instead of temporary tables:</w:t>
-      </w:r>
-    </w:p>
-    <w:p>
-      <w:r>
-        <w:t>CREATE TEMP TABLE ...</w:t>
-      </w:r>
-    </w:p>
-    <w:p>
-      <w:r>
-        <w:t>You use:</w:t>
-      </w:r>
-    </w:p>
-    <w:p>
-      <w:r>
-        <w:t>WITH stage_1 AS (...)</w:t>
-      </w:r>
-    </w:p>
-    <w:p>
-      <w:r>
-        <w:t>Because:</w:t>
-      </w:r>
-    </w:p>
-    <w:p>
-      <w:r>
-        <w:rPr>
-          <w:rFonts w:ascii="Segoe UI Symbol" w:hAnsi="Segoe UI Symbol" w:cs="Segoe UI Symbol"/>
-        </w:rPr>
-        <w:t>✔</w:t>
-      </w:r>
-      <w:r>
-        <w:t xml:space="preserve"> Non-destructive</w:t>
-      </w:r>
-      <w:r>
-        <w:br/>
-      </w:r>
-      <w:r>
-        <w:rPr>
-          <w:rFonts w:ascii="Segoe UI Symbol" w:hAnsi="Segoe UI Symbol" w:cs="Segoe UI Symbol"/>
-        </w:rPr>
-        <w:t>✔</w:t>
-      </w:r>
-      <w:r>
-        <w:t xml:space="preserve"> Cleaner</w:t>
-      </w:r>
-      <w:r>
-        <w:br/>
-      </w:r>
-      <w:r>
-        <w:rPr>
-          <w:rFonts w:ascii="Segoe UI Symbol" w:hAnsi="Segoe UI Symbol" w:cs="Segoe UI Symbol"/>
-        </w:rPr>
-        <w:t>✔</w:t>
-      </w:r>
-      <w:r>
-        <w:t xml:space="preserve"> Safer</w:t>
-      </w:r>
-      <w:r>
-        <w:br/>
-      </w:r>
-      <w:r>
-        <w:rPr>
-          <w:rFonts w:ascii="Segoe UI Symbol" w:hAnsi="Segoe UI Symbol" w:cs="Segoe UI Symbol"/>
-        </w:rPr>
-        <w:t>✔</w:t>
-      </w:r>
-      <w:r>
-        <w:t xml:space="preserve"> No database modification</w:t>
-      </w:r>
-      <w:r>
-        <w:br/>
-      </w:r>
-      <w:r>
-        <w:rPr>
-          <w:rFonts w:ascii="Segoe UI Symbol" w:hAnsi="Segoe UI Symbol" w:cs="Segoe UI Symbol"/>
-        </w:rPr>
-        <w:t>✔</w:t>
-      </w:r>
-      <w:r>
-        <w:t xml:space="preserve"> Better readability</w:t>
-      </w:r>
-      <w:r>
-        <w:br/>
-      </w:r>
-      <w:r>
-        <w:rPr>
-          <w:rFonts w:ascii="Segoe UI Symbol" w:hAnsi="Segoe UI Symbol" w:cs="Segoe UI Symbol"/>
-        </w:rPr>
-        <w:t>✔</w:t>
-      </w:r>
-      <w:r>
-        <w:t xml:space="preserve"> Easier review by DB manager</w:t>
-      </w:r>
-    </w:p>
-    <w:p>
-      <w:r>
-        <w:t>This shows mature architectural thinking.</w:t>
-      </w:r>
-    </w:p>
-    <w:p>
-      <w:r>
-        <w:pict w14:anchorId="66A90640">
-          <v:rect id="_x0000_i1040" style="width:0;height:1.5pt" o:hralign="center" o:hrstd="t" o:hr="t" fillcolor="#a0a0a0" stroked="f"/>
-        </w:pict>
-      </w:r>
-    </w:p>
-    <w:p>
-      <w:pPr>
-        <w:rPr>
-          <w:b/>
-          <w:bCs/>
-        </w:rPr>
-      </w:pPr>
-      <w:r>
-        <w:rPr>
-          <w:rFonts w:ascii="Segoe UI Emoji" w:hAnsi="Segoe UI Emoji" w:cs="Segoe UI Emoji"/>
-          <w:b/>
-          <w:bCs/>
-        </w:rPr>
-        <w:t>🧠</w:t>
-      </w:r>
-      <w:r>
-        <w:rPr>
-          <w:b/>
-          <w:bCs/>
-        </w:rPr>
-        <w:t xml:space="preserve"> 6️</w:t>
-      </w:r>
-      <w:r>
-        <w:rPr>
-          <w:rFonts w:ascii="Segoe UI Symbol" w:hAnsi="Segoe UI Symbol" w:cs="Segoe UI Symbol"/>
-          <w:b/>
-          <w:bCs/>
-        </w:rPr>
-        <w:t>⃣</w:t>
-      </w:r>
-      <w:r>
-        <w:rPr>
-          <w:b/>
-          <w:bCs/>
-        </w:rPr>
-        <w:t xml:space="preserve"> Internal Technical Flow</w:t>
-      </w:r>
-    </w:p>
-    <w:p>
-      <w:pPr>
-        <w:rPr>
-          <w:b/>
-          <w:bCs/>
-        </w:rPr>
-      </w:pPr>
-      <w:r>
-        <w:rPr>
-          <w:b/>
-          <w:bCs/>
-        </w:rPr>
-        <w:t>Frontend Flow</w:t>
-      </w:r>
-    </w:p>
-    <w:p>
-      <w:r>
-        <w:t>UI → React State → JSON</w:t>
-      </w:r>
-    </w:p>
-    <w:p>
-      <w:pPr>
-        <w:rPr>
-          <w:b/>
-          <w:bCs/>
-        </w:rPr>
-      </w:pPr>
-      <w:r>
-        <w:rPr>
-          <w:b/>
-          <w:bCs/>
-        </w:rPr>
-        <w:t>Backend Flow</w:t>
-      </w:r>
-    </w:p>
-    <w:p>
-      <w:r>
-        <w:t>JSON → PyPika → SQL → CTE Builder → Final String</w:t>
-      </w:r>
-    </w:p>
-    <w:p>
-      <w:pPr>
-        <w:rPr>
-          <w:b/>
-          <w:bCs/>
-        </w:rPr>
-      </w:pPr>
-      <w:r>
-        <w:rPr>
-          <w:b/>
-          <w:bCs/>
-        </w:rPr>
-        <w:t>Final Flow</w:t>
-      </w:r>
-    </w:p>
-    <w:p>
-      <w:r>
-        <w:t>User Draft → Generate SQL → Export → Authorized Execution</w:t>
-      </w:r>
-    </w:p>
-    <w:p>
-      <w:r>
-        <w:pict w14:anchorId="7D61A408">
-          <v:rect id="_x0000_i1041" style="width:0;height:1.5pt" o:hralign="center" o:hrstd="t" o:hr="t" fillcolor="#a0a0a0" stroked="f"/>
-        </w:pict>
-      </w:r>
-    </w:p>
-    <w:p>
-      <w:pPr>
-        <w:rPr>
-          <w:b/>
-          <w:bCs/>
-        </w:rPr>
-      </w:pPr>
-      <w:r>
-        <w:rPr>
-          <w:rFonts w:ascii="Segoe UI Symbol" w:hAnsi="Segoe UI Symbol" w:cs="Segoe UI Symbol"/>
-          <w:b/>
-          <w:bCs/>
-        </w:rPr>
-        <w:t>🛡</w:t>
-      </w:r>
-      <w:r>
-        <w:rPr>
-          <w:b/>
-          <w:bCs/>
-        </w:rPr>
-        <w:t xml:space="preserve"> 7️</w:t>
-      </w:r>
-      <w:r>
-        <w:rPr>
-          <w:rFonts w:ascii="Segoe UI Symbol" w:hAnsi="Segoe UI Symbol" w:cs="Segoe UI Symbol"/>
-          <w:b/>
-          <w:bCs/>
-        </w:rPr>
-        <w:t>⃣</w:t>
-      </w:r>
-      <w:r>
-        <w:rPr>
-          <w:b/>
-          <w:bCs/>
-        </w:rPr>
-        <w:t xml:space="preserve"> Security Model</w:t>
-      </w:r>
-    </w:p>
-    <w:p>
-      <w:r>
-        <w:t>This system:</w:t>
-      </w:r>
-    </w:p>
-    <w:p>
-      <w:pPr>
-        <w:numPr>
-          <w:ilvl w:val="0"/>
-          <w:numId w:val="16"/>
-        </w:numPr>
-      </w:pPr>
-      <w:r>
-        <w:t>Never connects to database</w:t>
-      </w:r>
-    </w:p>
-    <w:p>
-      <w:pPr>
-        <w:numPr>
-          <w:ilvl w:val="0"/>
-          <w:numId w:val="16"/>
-        </w:numPr>
-      </w:pPr>
-      <w:r>
-        <w:t>Never executes SQL</w:t>
-      </w:r>
-    </w:p>
-    <w:p>
-      <w:pPr>
-        <w:numPr>
-          <w:ilvl w:val="0"/>
-          <w:numId w:val="16"/>
-        </w:numPr>
-      </w:pPr>
-      <w:r>
-        <w:t>Only drafts queries</w:t>
-      </w:r>
-    </w:p>
-    <w:p>
-      <w:pPr>
-        <w:numPr>
-          <w:ilvl w:val="0"/>
-          <w:numId w:val="16"/>
-        </w:numPr>
-      </w:pPr>
-      <w:r>
-        <w:t>Keeps authority centralized</w:t>
-      </w:r>
-    </w:p>
-    <w:p>
-      <w:r>
-        <w:t xml:space="preserve">It is a </w:t>
-      </w:r>
-      <w:r>
-        <w:rPr>
-          <w:b/>
-          <w:bCs/>
-        </w:rPr>
-        <w:t>controlled SQL drafting environment</w:t>
-      </w:r>
-      <w:r>
-        <w:t>.</w:t>
-      </w:r>
-    </w:p>
-    <w:p>
-      <w:r>
-        <w:br w:type="page"/>
-      </w:r>
-    </w:p>
-    <w:p>
-      <w:r>
-        <w:lastRenderedPageBreak/>
-        <w:pict w14:anchorId="74626E37">
-          <v:rect id="_x0000_i1042" style="width:0;height:1.5pt" o:hralign="center" o:hrstd="t" o:hr="t" fillcolor="#a0a0a0" stroked="f"/>
-        </w:pict>
-      </w:r>
-    </w:p>
-    <w:p>
-      <w:pPr>
-        <w:rPr>
-          <w:b/>
-          <w:bCs/>
-        </w:rPr>
-      </w:pPr>
-      <w:r>
-        <w:rPr>
-          <w:rFonts w:ascii="Segoe UI Emoji" w:hAnsi="Segoe UI Emoji" w:cs="Segoe UI Emoji"/>
-          <w:b/>
-          <w:bCs/>
-        </w:rPr>
-        <w:t>🧠</w:t>
-      </w:r>
-      <w:r>
-        <w:rPr>
-          <w:b/>
-          <w:bCs/>
-        </w:rPr>
-        <w:t xml:space="preserve"> First: What Are We Actually Doing?</w:t>
-      </w:r>
-    </w:p>
-    <w:p>
-      <w:r>
-        <w:t>We have:</w:t>
-      </w:r>
-    </w:p>
-    <w:p>
-      <w:r>
-        <w:rPr>
-          <w:rFonts w:ascii="Segoe UI Emoji" w:hAnsi="Segoe UI Emoji" w:cs="Segoe UI Emoji"/>
-        </w:rPr>
-        <w:t>👉</w:t>
-      </w:r>
-      <w:r>
-        <w:t xml:space="preserve"> JSON (just a Python dictionary)</w:t>
-      </w:r>
-      <w:r>
-        <w:br/>
-      </w:r>
-      <w:r>
-        <w:rPr>
-          <w:rFonts w:ascii="Segoe UI Emoji" w:hAnsi="Segoe UI Emoji" w:cs="Segoe UI Emoji"/>
-        </w:rPr>
-        <w:t>👉</w:t>
-      </w:r>
-      <w:r>
-        <w:t xml:space="preserve"> We want to convert it into SQL</w:t>
-      </w:r>
-      <w:r>
-        <w:br/>
-      </w:r>
-      <w:r>
-        <w:rPr>
-          <w:rFonts w:ascii="Segoe UI Emoji" w:hAnsi="Segoe UI Emoji" w:cs="Segoe UI Emoji"/>
-        </w:rPr>
-        <w:t>👉</w:t>
-      </w:r>
-      <w:r>
-        <w:t xml:space="preserve"> We use PyPika to help generate that SQL</w:t>
-      </w:r>
-    </w:p>
-    <w:p>
-      <w:r>
-        <w:t>So the question is:</w:t>
-      </w:r>
-    </w:p>
-    <w:p>
-      <w:r>
-        <w:t>How do we convert flexible JSON data into structured query code?</w:t>
-      </w:r>
-    </w:p>
-    <w:p>
-      <w:r>
-        <w:t>That’s all this “dynamic logic” means.</w:t>
-      </w:r>
-    </w:p>
-    <w:p>
-      <w:r>
-        <w:pict w14:anchorId="7F2B2E1C">
-          <v:rect id="_x0000_i1043" style="width:0;height:1.5pt" o:hralign="center" o:hrstd="t" o:hr="t" fillcolor="#a0a0a0" stroked="f"/>
-        </w:pict>
-      </w:r>
-    </w:p>
-    <w:p>
-      <w:pPr>
-        <w:rPr>
-          <w:b/>
-          <w:bCs/>
-        </w:rPr>
-      </w:pPr>
-      <w:r>
-        <w:rPr>
-          <w:rFonts w:ascii="Segoe UI Emoji" w:hAnsi="Segoe UI Emoji" w:cs="Segoe UI Emoji"/>
-          <w:b/>
-          <w:bCs/>
-        </w:rPr>
-        <w:t>🟢</w:t>
-      </w:r>
-      <w:r>
-        <w:rPr>
-          <w:b/>
-          <w:bCs/>
-        </w:rPr>
-        <w:t xml:space="preserve"> Step 1 — Start Extremely Simple</w:t>
-      </w:r>
-    </w:p>
-    <w:p>
-      <w:r>
-        <w:t>Forget everything else.</w:t>
-      </w:r>
-    </w:p>
-    <w:p>
-      <w:r>
-        <w:t>Let’s start with this:</w:t>
-      </w:r>
-    </w:p>
-    <w:p>
-      <w:r>
-        <w:t>from pypika import Query, Table</w:t>
-      </w:r>
-    </w:p>
-    <w:p/>
-    <w:p>
-      <w:r>
-        <w:t>students = Table("students")</w:t>
-      </w:r>
-    </w:p>
-    <w:p/>
-    <w:p>
-      <w:r>
-        <w:t>query = Query.from_(students).select("*")</w:t>
-      </w:r>
-    </w:p>
-    <w:p/>
-    <w:p>
-      <w:r>
-        <w:t>print(query.get_sql())</w:t>
-      </w:r>
-    </w:p>
-    <w:p>
-      <w:r>
-        <w:t>This prints:</w:t>
-      </w:r>
-    </w:p>
-    <w:p>
-      <w:r>
-        <w:t>SELECT * FROM "students"</w:t>
-      </w:r>
-    </w:p>
-    <w:p>
-      <w:r>
-        <w:t>So far, nothing dynamic.</w:t>
-      </w:r>
-    </w:p>
-    <w:p>
-      <w:r>
-        <w:t>We hardcoded "students".</w:t>
-      </w:r>
-    </w:p>
-    <w:p>
-      <w:r>
-        <w:pict w14:anchorId="3694EB5F">
-          <v:rect id="_x0000_i1044" style="width:0;height:1.5pt" o:hralign="center" o:hrstd="t" o:hr="t" fillcolor="#a0a0a0" stroked="f"/>
-        </w:pict>
-      </w:r>
-    </w:p>
-    <w:p>
-      <w:pPr>
-        <w:rPr>
-          <w:b/>
-          <w:bCs/>
-        </w:rPr>
-      </w:pPr>
-      <w:r>
-        <w:rPr>
-          <w:rFonts w:ascii="Segoe UI Emoji" w:hAnsi="Segoe UI Emoji" w:cs="Segoe UI Emoji"/>
-          <w:b/>
-          <w:bCs/>
-        </w:rPr>
-        <w:t>🟢</w:t>
-      </w:r>
-      <w:r>
-        <w:rPr>
-          <w:b/>
-          <w:bCs/>
-        </w:rPr>
-        <w:t xml:space="preserve"> Step 2 — Make Table Dynamic</w:t>
-      </w:r>
-    </w:p>
-    <w:p>
-      <w:r>
-        <w:t>Instead of:</w:t>
-      </w:r>
-    </w:p>
-    <w:p>
-      <w:r>
-        <w:t>students = Table("students")</w:t>
-      </w:r>
-    </w:p>
-    <w:p>
-      <w:r>
-        <w:t>We do:</w:t>
-      </w:r>
-    </w:p>
-    <w:p>
-      <w:r>
-        <w:t>table_name = "students"</w:t>
-      </w:r>
-    </w:p>
-    <w:p>
-      <w:r>
-        <w:t>table = Table(table_name)</w:t>
-      </w:r>
-    </w:p>
-    <w:p>
-      <w:r>
-        <w:lastRenderedPageBreak/>
-        <w:t>Now the table name is coming from a variable.</w:t>
-      </w:r>
-    </w:p>
-    <w:p>
-      <w:r>
-        <w:t>That’s the first step toward dynamic behavior.</w:t>
-      </w:r>
-    </w:p>
-    <w:p>
-      <w:r>
-        <w:pict w14:anchorId="0A167774">
-          <v:rect id="_x0000_i1045" style="width:0;height:1.5pt" o:hralign="center" o:hrstd="t" o:hr="t" fillcolor="#a0a0a0" stroked="f"/>
-        </w:pict>
-      </w:r>
-    </w:p>
-    <w:p>
-      <w:pPr>
-        <w:rPr>
-          <w:b/>
-          <w:bCs/>
-        </w:rPr>
-      </w:pPr>
-      <w:r>
-        <w:rPr>
-          <w:rFonts w:ascii="Segoe UI Emoji" w:hAnsi="Segoe UI Emoji" w:cs="Segoe UI Emoji"/>
-          <w:b/>
-          <w:bCs/>
-        </w:rPr>
-        <w:t>🟢</w:t>
-      </w:r>
-      <w:r>
-        <w:rPr>
-          <w:b/>
-          <w:bCs/>
-        </w:rPr>
-        <w:t xml:space="preserve"> Step 3 — Understand getattr() (Very Important)</w:t>
-      </w:r>
-    </w:p>
-    <w:p>
-      <w:r>
-        <w:t>This line confuses most beginners:</w:t>
-      </w:r>
-    </w:p>
-    <w:p>
-      <w:r>
-        <w:t>getattr(table, field)</w:t>
-      </w:r>
-    </w:p>
-    <w:p>
-      <w:r>
-        <w:t>Let’s understand it simply.</w:t>
-      </w:r>
-    </w:p>
-    <w:p>
-      <w:r>
-        <w:t>Normally, if you want a column:</w:t>
-      </w:r>
-    </w:p>
-    <w:p>
-      <w:r>
-        <w:t>table.name</w:t>
-      </w:r>
-    </w:p>
-    <w:p>
-      <w:r>
-        <w:t>But what if "name" comes from JSON?</w:t>
-      </w:r>
-    </w:p>
-    <w:p>
-      <w:r>
-        <w:t>Example:</w:t>
-      </w:r>
-    </w:p>
-    <w:p>
-      <w:r>
-        <w:t>field = "name"</w:t>
-      </w:r>
-    </w:p>
-    <w:p>
-      <w:r>
-        <w:t>You can’t do:</w:t>
-      </w:r>
-    </w:p>
-    <w:p>
-      <w:r>
-        <w:t xml:space="preserve">table.field   </w:t>
-      </w:r>
-      <w:r>
-        <w:rPr>
-          <w:rFonts w:ascii="Segoe UI Emoji" w:hAnsi="Segoe UI Emoji" w:cs="Segoe UI Emoji"/>
-        </w:rPr>
-        <w:t>❌</w:t>
-      </w:r>
-    </w:p>
-    <w:p>
-      <w:r>
-        <w:t>Because that looks for column literally named "field".</w:t>
-      </w:r>
-    </w:p>
-    <w:p>
-      <w:r>
-        <w:t>Instead you use:</w:t>
-      </w:r>
-    </w:p>
-    <w:p>
-      <w:r>
-        <w:t>getattr(table, field)</w:t>
-      </w:r>
-    </w:p>
-    <w:p>
-      <w:r>
-        <w:t>That means:</w:t>
-      </w:r>
-    </w:p>
-    <w:p>
-      <w:r>
-        <w:t>"Hey Python, get the attribute of table whose name is stored in this variable."</w:t>
-      </w:r>
-    </w:p>
-    <w:p>
-      <w:r>
-        <w:t>So:</w:t>
-      </w:r>
-    </w:p>
-    <w:p>
-      <w:r>
-        <w:t>field = "name"</w:t>
-      </w:r>
-    </w:p>
-    <w:p>
-      <w:r>
-        <w:t>getattr(table, field)</w:t>
-      </w:r>
-    </w:p>
-    <w:p>
-      <w:r>
-        <w:t>Is same as:</w:t>
-      </w:r>
-    </w:p>
-    <w:p>
-      <w:r>
-        <w:t>table.name</w:t>
-      </w:r>
-    </w:p>
-    <w:p>
-      <w:r>
-        <w:t>That’s it. That’s the magic.</w:t>
-      </w:r>
-    </w:p>
-    <w:p>
-      <w:r>
-        <w:pict w14:anchorId="1AF14BC0">
-          <v:rect id="_x0000_i1046" style="width:0;height:1.5pt" o:hralign="center" o:hrstd="t" o:hr="t" fillcolor="#a0a0a0" stroked="f"/>
-        </w:pict>
-      </w:r>
-    </w:p>
-    <w:p>
-      <w:pPr>
-        <w:rPr>
-          <w:b/>
-          <w:bCs/>
-        </w:rPr>
-      </w:pPr>
-      <w:r>
-        <w:rPr>
-          <w:rFonts w:ascii="Segoe UI Emoji" w:hAnsi="Segoe UI Emoji" w:cs="Segoe UI Emoji"/>
-          <w:b/>
-          <w:bCs/>
-        </w:rPr>
-        <w:t>🟢</w:t>
-      </w:r>
-      <w:r>
-        <w:rPr>
-          <w:b/>
-          <w:bCs/>
-        </w:rPr>
-        <w:t xml:space="preserve"> Step 4 — Let’s Understand the SELECT Part Slowly</w:t>
-      </w:r>
-    </w:p>
-    <w:p>
-      <w:r>
-        <w:t>JSON gives:</w:t>
-      </w:r>
-    </w:p>
-    <w:p>
-      <w:r>
-        <w:t>"fields": ["name", "marks"]</w:t>
-      </w:r>
-    </w:p>
-    <w:p>
-      <w:r>
-        <w:t>In Python this becomes:</w:t>
-      </w:r>
-    </w:p>
-    <w:p>
-      <w:r>
-        <w:t>fields = ["name", "marks"]</w:t>
-      </w:r>
-    </w:p>
-    <w:p>
-      <w:r>
-        <w:lastRenderedPageBreak/>
-        <w:t>Now we want:</w:t>
-      </w:r>
-    </w:p>
-    <w:p>
-      <w:r>
-        <w:t>.select(table.name, table.marks)</w:t>
-      </w:r>
-    </w:p>
-    <w:p>
-      <w:r>
-        <w:t>But we don’t know those names in advance.</w:t>
-      </w:r>
-    </w:p>
-    <w:p>
-      <w:r>
-        <w:t>So we loop:</w:t>
-      </w:r>
-    </w:p>
-    <w:p>
-      <w:r>
-        <w:t>columns = []</w:t>
-      </w:r>
-    </w:p>
-    <w:p/>
-    <w:p>
-      <w:r>
-        <w:t>for field in fields:</w:t>
-      </w:r>
-    </w:p>
-    <w:p>
-      <w:r>
-        <w:t xml:space="preserve">    column_object = getattr(table, field)</w:t>
-      </w:r>
-    </w:p>
-    <w:p>
-      <w:r>
-        <w:t xml:space="preserve">    columns.append(column_object)</w:t>
-      </w:r>
-    </w:p>
-    <w:p>
-      <w:r>
-        <w:t>Now:</w:t>
-      </w:r>
-    </w:p>
-    <w:p>
-      <w:r>
-        <w:t>columns = [table.name, table.marks]</w:t>
-      </w:r>
-    </w:p>
-    <w:p>
-      <w:r>
-        <w:t>Then:</w:t>
-      </w:r>
-    </w:p>
-    <w:p>
-      <w:r>
-        <w:t>query = query.select(*columns)</w:t>
-      </w:r>
-    </w:p>
-    <w:p>
-      <w:r>
-        <w:t>The * just means:</w:t>
-      </w:r>
-    </w:p>
-    <w:p>
-      <w:r>
-        <w:t>"Unpack the list into separate arguments."</w:t>
-      </w:r>
-    </w:p>
-    <w:p>
-      <w:r>
-        <w:t>Without *, it would pass the whole list as one argument.</w:t>
-      </w:r>
-    </w:p>
-    <w:p>
-      <w:r>
-        <w:t>With *, it becomes:</w:t>
-      </w:r>
-    </w:p>
-    <w:p>
-      <w:r>
-        <w:t>select(table.name, table.marks)</w:t>
-      </w:r>
-    </w:p>
-    <w:p>
-      <w:r>
-        <w:pict w14:anchorId="35F3B77A">
-          <v:rect id="_x0000_i1047" style="width:0;height:1.5pt" o:hralign="center" o:hrstd="t" o:hr="t" fillcolor="#a0a0a0" stroked="f"/>
-        </w:pict>
-      </w:r>
-    </w:p>
-    <w:p>
-      <w:pPr>
-        <w:rPr>
-          <w:b/>
-          <w:bCs/>
-        </w:rPr>
-      </w:pPr>
-      <w:r>
-        <w:rPr>
-          <w:rFonts w:ascii="Segoe UI Emoji" w:hAnsi="Segoe UI Emoji" w:cs="Segoe UI Emoji"/>
-          <w:b/>
-          <w:bCs/>
-        </w:rPr>
-        <w:t>🟢</w:t>
-      </w:r>
-      <w:r>
-        <w:rPr>
-          <w:b/>
-          <w:bCs/>
-        </w:rPr>
-        <w:t xml:space="preserve"> Step 5 — Understanding Conditions Slowly</w:t>
-      </w:r>
-    </w:p>
-    <w:p>
-      <w:r>
-        <w:t>JSON:</w:t>
-      </w:r>
-    </w:p>
-    <w:p>
-      <w:r>
-        <w:t>{"field": "marks", "operator": "&gt;", "value": 70}</w:t>
-      </w:r>
-    </w:p>
-    <w:p>
-      <w:r>
-        <w:t>Python sees:</w:t>
-      </w:r>
-    </w:p>
-    <w:p>
-      <w:r>
-        <w:t>cond = {</w:t>
-      </w:r>
-    </w:p>
-    <w:p>
-      <w:r>
-        <w:t xml:space="preserve">    "field": "marks",</w:t>
-      </w:r>
-    </w:p>
-    <w:p>
-      <w:r>
-        <w:t xml:space="preserve">    "operator": "&gt;",</w:t>
-      </w:r>
-    </w:p>
-    <w:p>
-      <w:r>
-        <w:t xml:space="preserve">    "value": 70</w:t>
-      </w:r>
-    </w:p>
-    <w:p>
-      <w:r>
-        <w:t>}</w:t>
-      </w:r>
-    </w:p>
-    <w:p>
-      <w:r>
-        <w:t>We extract:</w:t>
-      </w:r>
-    </w:p>
-    <w:p>
-      <w:r>
-        <w:t>column = getattr(table, cond["field"])</w:t>
-      </w:r>
-    </w:p>
-    <w:p>
-      <w:r>
-        <w:t>operator_symbol = cond["operator"]</w:t>
-      </w:r>
-    </w:p>
-    <w:p>
-      <w:r>
-        <w:lastRenderedPageBreak/>
-        <w:t>value = cond["value"]</w:t>
-      </w:r>
-    </w:p>
-    <w:p>
-      <w:r>
-        <w:t>Now:</w:t>
-      </w:r>
-    </w:p>
-    <w:p>
-      <w:r>
-        <w:t>column → table.marks</w:t>
-      </w:r>
-    </w:p>
-    <w:p>
-      <w:r>
-        <w:t>operator_symbol → "&gt;"</w:t>
-      </w:r>
-    </w:p>
-    <w:p>
-      <w:r>
-        <w:t>value → 70</w:t>
-      </w:r>
-    </w:p>
-    <w:p>
-      <w:r>
-        <w:t>Now we must convert:</w:t>
-      </w:r>
-    </w:p>
-    <w:p>
-      <w:r>
-        <w:t>"&gt;"</w:t>
-      </w:r>
-    </w:p>
-    <w:p>
-      <w:r>
-        <w:t>into:</w:t>
-      </w:r>
-    </w:p>
-    <w:p>
-      <w:r>
-        <w:t>table.marks &gt; 70</w:t>
-      </w:r>
-    </w:p>
-    <w:p>
-      <w:r>
-        <w:t>That’s why we do:</w:t>
-      </w:r>
-    </w:p>
-    <w:p>
-      <w:r>
-        <w:t>if operator_symbol == "&gt;":</w:t>
-      </w:r>
-    </w:p>
-    <w:p>
-      <w:r>
-        <w:t xml:space="preserve">    condition = column &gt; value</w:t>
-      </w:r>
-    </w:p>
-    <w:p>
-      <w:r>
-        <w:t>That line creates a PyPika condition object.</w:t>
-      </w:r>
-    </w:p>
-    <w:p>
-      <w:r>
-        <w:t>It is NOT true/false.</w:t>
-      </w:r>
-      <w:r>
-        <w:br/>
-        <w:t>It is a SQL expression object.</w:t>
-      </w:r>
-    </w:p>
-    <w:p>
-      <w:r>
-        <w:pict w14:anchorId="61D29C09">
-          <v:rect id="_x0000_i1048" style="width:0;height:1.5pt" o:hralign="center" o:hrstd="t" o:hr="t" fillcolor="#a0a0a0" stroked="f"/>
-        </w:pict>
-      </w:r>
-    </w:p>
-    <w:p>
-      <w:pPr>
-        <w:rPr>
-          <w:b/>
-          <w:bCs/>
-        </w:rPr>
-      </w:pPr>
-      <w:r>
-        <w:rPr>
-          <w:rFonts w:ascii="Segoe UI Emoji" w:hAnsi="Segoe UI Emoji" w:cs="Segoe UI Emoji"/>
-          <w:b/>
-          <w:bCs/>
-        </w:rPr>
-        <w:t>🟢</w:t>
-      </w:r>
-      <w:r>
-        <w:rPr>
-          <w:b/>
-          <w:bCs/>
-        </w:rPr>
-        <w:t xml:space="preserve"> Step 6 — Why Do We Use reduce()?</w:t>
-      </w:r>
-    </w:p>
-    <w:p>
-      <w:r>
-        <w:t>If you only have ONE condition:</w:t>
-      </w:r>
-    </w:p>
-    <w:p>
-      <w:r>
-        <w:t>query = query.where(column &gt; value)</w:t>
-      </w:r>
-    </w:p>
-    <w:p>
-      <w:r>
-        <w:t>That’s simple.</w:t>
-      </w:r>
-    </w:p>
-    <w:p>
-      <w:r>
-        <w:t>But what if JSON gives:</w:t>
-      </w:r>
-    </w:p>
-    <w:p>
-      <w:r>
-        <w:t>[</w:t>
-      </w:r>
-    </w:p>
-    <w:p>
-      <w:r>
-        <w:t xml:space="preserve">  {"field": "marks", "operator": "&gt;", "value": 70},</w:t>
-      </w:r>
-    </w:p>
-    <w:p>
-      <w:r>
-        <w:t xml:space="preserve">  {"field": "age", "operator": "&gt;=", "value": 18}</w:t>
-      </w:r>
-    </w:p>
-    <w:p>
-      <w:r>
-        <w:t>]</w:t>
-      </w:r>
-    </w:p>
-    <w:p>
-      <w:r>
-        <w:t>Now we have:</w:t>
-      </w:r>
-    </w:p>
-    <w:p>
-      <w:r>
-        <w:t>table.marks &gt; 70</w:t>
-      </w:r>
-    </w:p>
-    <w:p>
-      <w:r>
-        <w:t>table.age &gt;= 18</w:t>
-      </w:r>
-    </w:p>
-    <w:p>
-      <w:r>
-        <w:t>We must combine them into:</w:t>
-      </w:r>
-    </w:p>
-    <w:p>
-      <w:r>
-        <w:t>(table.marks &gt; 70) AND (table.age &gt;= 18)</w:t>
-      </w:r>
-    </w:p>
-    <w:p>
-      <w:r>
-        <w:t>So we collect them in a list:</w:t>
-      </w:r>
-    </w:p>
-    <w:p>
-      <w:r>
-        <w:lastRenderedPageBreak/>
-        <w:t>condition_list = [</w:t>
-      </w:r>
-    </w:p>
-    <w:p>
-      <w:r>
-        <w:t xml:space="preserve">    table.marks &gt; 70,</w:t>
-      </w:r>
-    </w:p>
-    <w:p>
-      <w:r>
-        <w:t xml:space="preserve">    table.age &gt;= 18</w:t>
-      </w:r>
-    </w:p>
-    <w:p>
-      <w:r>
-        <w:t>]</w:t>
-      </w:r>
-    </w:p>
-    <w:p>
-      <w:r>
-        <w:t>Then:</w:t>
-      </w:r>
-    </w:p>
-    <w:p>
-      <w:r>
-        <w:t>combined = reduce(operator.and_, condition_list)</w:t>
-      </w:r>
-    </w:p>
-    <w:p>
-      <w:r>
-        <w:t>This basically does:</w:t>
-      </w:r>
-    </w:p>
-    <w:p>
-      <w:r>
-        <w:t>cond1 AND cond2 AND cond3 ...</w:t>
-      </w:r>
-    </w:p>
-    <w:p>
-      <w:r>
-        <w:t>Think of reduce like:</w:t>
-      </w:r>
-    </w:p>
-    <w:p>
-      <w:r>
-        <w:t>Take first two → combine</w:t>
-      </w:r>
-      <w:r>
-        <w:br/>
-        <w:t>Take result → combine with next</w:t>
-      </w:r>
-      <w:r>
-        <w:br/>
-        <w:t>Repeat</w:t>
-      </w:r>
-    </w:p>
-    <w:p>
-      <w:r>
-        <w:t>If this feels confusing, we can even write it simpler:</w:t>
-      </w:r>
-    </w:p>
-    <w:p>
-      <w:r>
-        <w:t>combined = condition_list[0]</w:t>
-      </w:r>
-    </w:p>
-    <w:p/>
-    <w:p>
-      <w:r>
-        <w:t>for cond in condition_list[1:]:</w:t>
-      </w:r>
-    </w:p>
-    <w:p>
-      <w:r>
-        <w:t xml:space="preserve">    combined = combined &amp; cond</w:t>
-      </w:r>
-    </w:p>
-    <w:p>
-      <w:r>
-        <w:t>Same thing. Easier to understand.</w:t>
-      </w:r>
-    </w:p>
-    <w:p>
-      <w:r>
-        <w:pict w14:anchorId="67B8E181">
-          <v:rect id="_x0000_i1049" style="width:0;height:1.5pt" o:hralign="center" o:hrstd="t" o:hr="t" fillcolor="#a0a0a0" stroked="f"/>
-        </w:pict>
-      </w:r>
-    </w:p>
-    <w:p>
-      <w:pPr>
-        <w:rPr>
-          <w:b/>
-          <w:bCs/>
-        </w:rPr>
-      </w:pPr>
-      <w:r>
-        <w:rPr>
-          <w:rFonts w:ascii="Segoe UI Emoji" w:hAnsi="Segoe UI Emoji" w:cs="Segoe UI Emoji"/>
-          <w:b/>
-          <w:bCs/>
-        </w:rPr>
-        <w:t>🟢</w:t>
-      </w:r>
-      <w:r>
-        <w:rPr>
-          <w:b/>
-          <w:bCs/>
-        </w:rPr>
-        <w:t xml:space="preserve"> Step 7 — ORDER BY</w:t>
-      </w:r>
-    </w:p>
-    <w:p>
-      <w:r>
-        <w:t>JSON:</w:t>
-      </w:r>
-    </w:p>
-    <w:p>
-      <w:r>
-        <w:t>"order_by": {</w:t>
-      </w:r>
-    </w:p>
-    <w:p>
-      <w:r>
-        <w:t xml:space="preserve">    "field": "marks",</w:t>
-      </w:r>
-    </w:p>
-    <w:p>
-      <w:r>
-        <w:t xml:space="preserve">    "direction": "desc"</w:t>
-      </w:r>
-    </w:p>
-    <w:p>
-      <w:r>
-        <w:t>}</w:t>
-      </w:r>
-    </w:p>
-    <w:p>
-      <w:r>
-        <w:t>We do:</w:t>
-      </w:r>
-    </w:p>
-    <w:p>
-      <w:r>
-        <w:t>order_column = getattr(table, "marks")</w:t>
-      </w:r>
-    </w:p>
-    <w:p>
-      <w:r>
-        <w:t>Then:</w:t>
-      </w:r>
-    </w:p>
-    <w:p>
-      <w:r>
-        <w:t>query = query.orderby(order_column)</w:t>
-      </w:r>
-    </w:p>
-    <w:p>
-      <w:r>
-        <w:t>If direction is desc:</w:t>
-      </w:r>
-    </w:p>
-    <w:p>
-      <w:r>
-        <w:t>query = query.orderby(order_column, order=Order.desc)</w:t>
-      </w:r>
-    </w:p>
-    <w:p>
-      <w:r>
-        <w:t>That’s it.</w:t>
-      </w:r>
-    </w:p>
-    <w:p>
-      <w:r>
-        <w:lastRenderedPageBreak/>
-        <w:pict w14:anchorId="3AB002B5">
-          <v:rect id="_x0000_i1050" style="width:0;height:1.5pt" o:hralign="center" o:hrstd="t" o:hr="t" fillcolor="#a0a0a0" stroked="f"/>
-        </w:pict>
-      </w:r>
-    </w:p>
-    <w:p>
-      <w:pPr>
-        <w:rPr>
-          <w:b/>
-          <w:bCs/>
-        </w:rPr>
-      </w:pPr>
-      <w:r>
-        <w:rPr>
-          <w:rFonts w:ascii="Segoe UI Emoji" w:hAnsi="Segoe UI Emoji" w:cs="Segoe UI Emoji"/>
-          <w:b/>
-          <w:bCs/>
-        </w:rPr>
-        <w:t>🧠</w:t>
-      </w:r>
-      <w:r>
-        <w:rPr>
-          <w:b/>
-          <w:bCs/>
-        </w:rPr>
-        <w:t xml:space="preserve"> Big Realization</w:t>
-      </w:r>
-    </w:p>
-    <w:p>
-      <w:r>
-        <w:t>There is no magic happening.</w:t>
-      </w:r>
-    </w:p>
-    <w:p>
-      <w:r>
-        <w:t>We are simply:</w:t>
-      </w:r>
-    </w:p>
-    <w:p>
-      <w:pPr>
-        <w:numPr>
-          <w:ilvl w:val="0"/>
-          <w:numId w:val="18"/>
-        </w:numPr>
-      </w:pPr>
-      <w:r>
-        <w:t>Reading values from JSON</w:t>
-      </w:r>
-    </w:p>
-    <w:p>
-      <w:pPr>
-        <w:numPr>
-          <w:ilvl w:val="0"/>
-          <w:numId w:val="18"/>
-        </w:numPr>
-      </w:pPr>
-      <w:r>
-        <w:t>Converting strings → column objects</w:t>
-      </w:r>
-    </w:p>
-    <w:p>
-      <w:pPr>
-        <w:numPr>
-          <w:ilvl w:val="0"/>
-          <w:numId w:val="18"/>
-        </w:numPr>
-      </w:pPr>
-      <w:r>
-        <w:t>Converting operators → Python expressions</w:t>
-      </w:r>
-    </w:p>
-    <w:p>
-      <w:pPr>
-        <w:numPr>
-          <w:ilvl w:val="0"/>
-          <w:numId w:val="18"/>
-        </w:numPr>
-      </w:pPr>
-      <w:r>
-        <w:t>Combining them</w:t>
-      </w:r>
-    </w:p>
-    <w:p>
-      <w:pPr>
-        <w:numPr>
-          <w:ilvl w:val="0"/>
-          <w:numId w:val="18"/>
-        </w:numPr>
-      </w:pPr>
-      <w:r>
-        <w:t>Asking PyPika to generate SQL string</w:t>
-      </w:r>
-    </w:p>
-    <w:p>
-      <w:r>
-        <w:t>That’s all.</w:t>
-      </w:r>
-    </w:p>
-    <w:p>
-      <w:r>
-        <w:pict w14:anchorId="0D64A25D">
-          <v:rect id="_x0000_i1051" style="width:0;height:1.5pt" o:hralign="center" o:hrstd="t" o:hr="t" fillcolor="#a0a0a0" stroked="f"/>
-        </w:pict>
-      </w:r>
-    </w:p>
-    <w:p>
-      <w:pPr>
-        <w:rPr>
-          <w:b/>
-          <w:bCs/>
-        </w:rPr>
-      </w:pPr>
-      <w:r>
-        <w:rPr>
-          <w:rFonts w:ascii="Segoe UI Emoji" w:hAnsi="Segoe UI Emoji" w:cs="Segoe UI Emoji"/>
-          <w:b/>
-          <w:bCs/>
-        </w:rPr>
-        <w:t>🧪</w:t>
-      </w:r>
-      <w:r>
-        <w:rPr>
-          <w:b/>
-          <w:bCs/>
-        </w:rPr>
-        <w:t xml:space="preserve"> Let’s Make It Even Simpler</w:t>
-      </w:r>
-    </w:p>
-    <w:p>
-      <w:r>
-        <w:t>Forget backend.</w:t>
-      </w:r>
-    </w:p>
-    <w:p>
-      <w:r>
-        <w:t>Try this alone:</w:t>
-      </w:r>
-    </w:p>
-    <w:p>
-      <w:r>
-        <w:t>from pypika import Query, Table</w:t>
-      </w:r>
-    </w:p>
-    <w:p/>
-    <w:p>
-      <w:r>
-        <w:t>data = {</w:t>
-      </w:r>
-    </w:p>
-    <w:p>
-      <w:r>
-        <w:t xml:space="preserve">    "table": "students",</w:t>
-      </w:r>
-    </w:p>
-    <w:p>
-      <w:r>
-        <w:t xml:space="preserve">    "fields": ["name"]</w:t>
-      </w:r>
-    </w:p>
-    <w:p>
-      <w:r>
-        <w:t>}</w:t>
-      </w:r>
-    </w:p>
-    <w:p/>
-    <w:p>
-      <w:r>
-        <w:t>table = Table(data["table"])</w:t>
-      </w:r>
-    </w:p>
-    <w:p/>
-    <w:p>
-      <w:r>
-        <w:t>query = Query.from_(table).select(</w:t>
-      </w:r>
-    </w:p>
-    <w:p>
-      <w:r>
-        <w:t xml:space="preserve">    getattr(table, data["fields"][0])</w:t>
-      </w:r>
-    </w:p>
-    <w:p>
-      <w:r>
-        <w:t>)</w:t>
-      </w:r>
-    </w:p>
-    <w:p/>
-    <w:p>
-      <w:r>
-        <w:t>print(query.get_sql())</w:t>
-      </w:r>
-    </w:p>
-    <w:p>
-      <w:r>
-        <w:t>If you understand this line by line, you’re good.</w:t>
-      </w:r>
-    </w:p>
-    <w:p>
-      <w:r>
-        <w:pict w14:anchorId="68B57DA2">
-          <v:rect id="_x0000_i1052" style="width:0;height:1.5pt" o:hralign="center" o:hrstd="t" o:hr="t" fillcolor="#a0a0a0" stroked="f"/>
-        </w:pict>
-      </w:r>
-    </w:p>
-    <w:p>
-      <w:pPr>
-        <w:rPr>
-          <w:b/>
-          <w:bCs/>
-        </w:rPr>
-      </w:pPr>
-      <w:r>
-        <w:rPr>
-          <w:rFonts w:ascii="Segoe UI Emoji" w:hAnsi="Segoe UI Emoji" w:cs="Segoe UI Emoji"/>
-          <w:b/>
-          <w:bCs/>
-        </w:rPr>
-        <w:t>❤️</w:t>
-      </w:r>
-      <w:r>
-        <w:rPr>
-          <w:b/>
-          <w:bCs/>
-        </w:rPr>
-        <w:t xml:space="preserve"> Important</w:t>
-      </w:r>
-    </w:p>
-    <w:p>
-      <w:r>
-        <w:lastRenderedPageBreak/>
-        <w:t>This feels complex because:</w:t>
-      </w:r>
-    </w:p>
-    <w:p>
-      <w:pPr>
-        <w:numPr>
-          <w:ilvl w:val="0"/>
-          <w:numId w:val="19"/>
-        </w:numPr>
-      </w:pPr>
-      <w:r>
-        <w:t>You’re mixing JSON</w:t>
-      </w:r>
-    </w:p>
-    <w:p>
-      <w:pPr>
-        <w:numPr>
-          <w:ilvl w:val="0"/>
-          <w:numId w:val="19"/>
-        </w:numPr>
-      </w:pPr>
-      <w:r>
-        <w:t>Dynamic attributes</w:t>
-      </w:r>
-    </w:p>
-    <w:p>
-      <w:pPr>
-        <w:numPr>
-          <w:ilvl w:val="0"/>
-          <w:numId w:val="19"/>
-        </w:numPr>
-      </w:pPr>
-      <w:r>
-        <w:t>Python operators</w:t>
-      </w:r>
-    </w:p>
-    <w:p>
-      <w:pPr>
-        <w:numPr>
-          <w:ilvl w:val="0"/>
-          <w:numId w:val="19"/>
-        </w:numPr>
-      </w:pPr>
-      <w:r>
-        <w:t>SQL abstraction</w:t>
-      </w:r>
-    </w:p>
-    <w:p>
-      <w:r>
-        <w:t>That’s 4 layers at once.</w:t>
-      </w:r>
-    </w:p>
-    <w:p>
-      <w:r>
-        <w:t>But once you break them apart, it’s just basic Python.</w:t>
-      </w:r>
-    </w:p>
-    <w:p>
-      <w:r>
-        <w:pict w14:anchorId="15A1A45E">
-          <v:rect id="_x0000_i1053" style="width:0;height:1.5pt" o:hralign="center" o:hrstd="t" o:hr="t" fillcolor="#a0a0a0" stroked="f"/>
-        </w:pict>
-      </w:r>
-    </w:p>
-    <w:p>
-      <w:r>
-        <w:t>If you want, next we can:</w:t>
-      </w:r>
-    </w:p>
-    <w:p>
-      <w:pPr>
-        <w:numPr>
-          <w:ilvl w:val="0"/>
-          <w:numId w:val="20"/>
-        </w:numPr>
-      </w:pPr>
-      <w:r>
-        <w:t>Rewrite the whole builder without reduce() (simpler style)</w:t>
-      </w:r>
-    </w:p>
-    <w:p>
-      <w:pPr>
-        <w:numPr>
-          <w:ilvl w:val="0"/>
-          <w:numId w:val="20"/>
-        </w:numPr>
-      </w:pPr>
-      <w:r>
-        <w:t>Draw a flow diagram of what happens internally</w:t>
-      </w:r>
-    </w:p>
-    <w:p>
-      <w:pPr>
-        <w:numPr>
-          <w:ilvl w:val="0"/>
-          <w:numId w:val="20"/>
-        </w:numPr>
-      </w:pPr>
-      <w:r>
-        <w:t>Or build a super small version and expand slowly</w:t>
-      </w:r>
-    </w:p>
-    <w:p>
-      <w:r>
-        <w:t>Tell me where you feel stuck exactly — getattr, loops, reduce, or operator logic?</w:t>
-      </w:r>
-    </w:p>
-    <w:p/>
-    <w:p>
-      <w:r>
-        <w:br w:type="page"/>
-      </w:r>
-    </w:p>
-    <w:p/>
-    <w:p>
       <w:pPr>
         <w:rPr>
           <w:sz w:val="28"/>
@@ -3229,7 +11,7 @@
       </w:pPr>
       <w:r>
         <w:pict w14:anchorId="25DEBE7E">
-          <v:rect id="_x0000_i1060" style="width:0;height:1.5pt" o:hralign="center" o:bullet="t" o:hrstd="t" o:hr="t" fillcolor="#a0a0a0" stroked="f"/>
+          <v:rect id="_x0000_i1056" style="width:0;height:1.5pt" o:hralign="center" o:bullet="t" o:hrstd="t" o:hr="t" fillcolor="#a0a0a0" stroked="f"/>
         </w:pict>
       </w:r>
       <w:r>
@@ -3239,8 +21,9 @@
           <w:sz w:val="36"/>
           <w:szCs w:val="36"/>
         </w:rPr>
-        <w:t>Tables to include :: (with the following initials)</w:t>
-      </w:r>
+        <w:t xml:space="preserve">Tables to </w:t>
+      </w:r>
+      <w:proofErr w:type="gramStart"/>
       <w:r>
         <w:rPr>
           <w:b/>
@@ -3248,6 +31,25 @@
           <w:sz w:val="36"/>
           <w:szCs w:val="36"/>
         </w:rPr>
+        <w:t>include :</w:t>
+      </w:r>
+      <w:proofErr w:type="gramEnd"/>
+      <w:r>
+        <w:rPr>
+          <w:b/>
+          <w:bCs/>
+          <w:sz w:val="36"/>
+          <w:szCs w:val="36"/>
+        </w:rPr>
+        <w:t>: (with the following initials)</w:t>
+      </w:r>
+      <w:r>
+        <w:rPr>
+          <w:b/>
+          <w:bCs/>
+          <w:sz w:val="36"/>
+          <w:szCs w:val="36"/>
+        </w:rPr>
         <w:t xml:space="preserve"> (total 2164)</w:t>
       </w:r>
       <w:r>
@@ -3330,7 +132,23 @@
           <w:sz w:val="28"/>
           <w:szCs w:val="28"/>
         </w:rPr>
-        <w:t xml:space="preserve">In -  in house </w:t>
+        <w:t xml:space="preserve">In </w:t>
+      </w:r>
+      <w:proofErr w:type="gramStart"/>
+      <w:r>
+        <w:rPr>
+          <w:sz w:val="28"/>
+          <w:szCs w:val="28"/>
+        </w:rPr>
+        <w:t>-  in</w:t>
+      </w:r>
+      <w:proofErr w:type="gramEnd"/>
+      <w:r>
+        <w:rPr>
+          <w:sz w:val="28"/>
+          <w:szCs w:val="28"/>
+        </w:rPr>
+        <w:t xml:space="preserve"> house </w:t>
       </w:r>
     </w:p>
     <w:p>
@@ -3400,6 +218,3746 @@
           <w:szCs w:val="28"/>
         </w:rPr>
         <w:t xml:space="preserve">Ta - traffic accounts </w:t>
+      </w:r>
+    </w:p>
+    <w:p>
+      <w:pPr>
+        <w:rPr>
+          <w:sz w:val="28"/>
+          <w:szCs w:val="28"/>
+        </w:rPr>
+      </w:pPr>
+      <w:r>
+        <w:rPr>
+          <w:sz w:val="28"/>
+          <w:szCs w:val="28"/>
+        </w:rPr>
+        <w:br w:type="page"/>
+      </w:r>
+    </w:p>
+    <w:p>
+      <w:pPr>
+        <w:jc w:val="center"/>
+        <w:rPr>
+          <w:sz w:val="28"/>
+          <w:szCs w:val="28"/>
+        </w:rPr>
+      </w:pPr>
+      <w:r>
+        <w:rPr>
+          <w:b/>
+          <w:bCs/>
+          <w:sz w:val="40"/>
+          <w:szCs w:val="40"/>
+          <w:highlight w:val="yellow"/>
+        </w:rPr>
+        <w:lastRenderedPageBreak/>
+        <w:t>PROJECT ARCHITECTURE</w:t>
+      </w:r>
+      <w:r>
+        <w:rPr>
+          <w:sz w:val="28"/>
+          <w:szCs w:val="28"/>
+        </w:rPr>
+        <w:t xml:space="preserve"> </w:t>
+      </w:r>
+      <w:r>
+        <w:rPr>
+          <w:sz w:val="28"/>
+          <w:szCs w:val="28"/>
+        </w:rPr>
+        <w:br/>
+      </w:r>
+    </w:p>
+    <w:p>
+      <w:pPr>
+        <w:rPr>
+          <w:sz w:val="28"/>
+          <w:szCs w:val="28"/>
+        </w:rPr>
+      </w:pPr>
+      <w:r>
+        <w:rPr>
+          <w:sz w:val="28"/>
+          <w:szCs w:val="28"/>
+        </w:rPr>
+        <w:pict w14:anchorId="372EDF75">
+          <v:rect id="_x0000_i1141" style="width:0;height:1.5pt" o:hralign="center" o:hrstd="t" o:hr="t" fillcolor="#a0a0a0" stroked="f"/>
+        </w:pict>
+      </w:r>
+    </w:p>
+    <w:p>
+      <w:pPr>
+        <w:rPr>
+          <w:b/>
+          <w:bCs/>
+          <w:sz w:val="28"/>
+          <w:szCs w:val="28"/>
+        </w:rPr>
+      </w:pPr>
+      <w:r>
+        <w:rPr>
+          <w:b/>
+          <w:bCs/>
+          <w:sz w:val="28"/>
+          <w:szCs w:val="28"/>
+        </w:rPr>
+        <w:t>SQL Query Generation Engine – Project Design Document</w:t>
+      </w:r>
+    </w:p>
+    <w:p>
+      <w:pPr>
+        <w:rPr>
+          <w:b/>
+          <w:bCs/>
+          <w:sz w:val="28"/>
+          <w:szCs w:val="28"/>
+        </w:rPr>
+      </w:pPr>
+      <w:r>
+        <w:rPr>
+          <w:b/>
+          <w:bCs/>
+          <w:sz w:val="28"/>
+          <w:szCs w:val="28"/>
+        </w:rPr>
+        <w:t>1. Project Overview</w:t>
+      </w:r>
+    </w:p>
+    <w:p>
+      <w:pPr>
+        <w:rPr>
+          <w:sz w:val="28"/>
+          <w:szCs w:val="28"/>
+        </w:rPr>
+      </w:pPr>
+      <w:r>
+        <w:rPr>
+          <w:sz w:val="28"/>
+          <w:szCs w:val="28"/>
+        </w:rPr>
+        <w:t xml:space="preserve">The objective of this project is to build a </w:t>
+      </w:r>
+      <w:r>
+        <w:rPr>
+          <w:b/>
+          <w:bCs/>
+          <w:sz w:val="28"/>
+          <w:szCs w:val="28"/>
+        </w:rPr>
+        <w:t>modular SQL Query Generation Engine</w:t>
+      </w:r>
+      <w:r>
+        <w:rPr>
+          <w:sz w:val="28"/>
+          <w:szCs w:val="28"/>
+        </w:rPr>
+        <w:t xml:space="preserve"> that automatically constructs SQL queries based on structured input parameters and database schema information. The system will be designed in a layered architecture where each component is responsible for a specific task in the query generation pipeline.</w:t>
+      </w:r>
+    </w:p>
+    <w:p>
+      <w:pPr>
+        <w:rPr>
+          <w:sz w:val="28"/>
+          <w:szCs w:val="28"/>
+        </w:rPr>
+      </w:pPr>
+      <w:r>
+        <w:rPr>
+          <w:sz w:val="28"/>
+          <w:szCs w:val="28"/>
+        </w:rPr>
+        <w:t xml:space="preserve">The final output of the system will be a </w:t>
+      </w:r>
+      <w:r>
+        <w:rPr>
+          <w:b/>
+          <w:bCs/>
+          <w:sz w:val="28"/>
+          <w:szCs w:val="28"/>
+        </w:rPr>
+        <w:t>fully validated SQL query</w:t>
+      </w:r>
+      <w:r>
+        <w:rPr>
+          <w:sz w:val="28"/>
+          <w:szCs w:val="28"/>
+        </w:rPr>
+        <w:t xml:space="preserve"> that follows a staged architecture using </w:t>
+      </w:r>
+      <w:r>
+        <w:rPr>
+          <w:b/>
+          <w:bCs/>
+          <w:sz w:val="28"/>
+          <w:szCs w:val="28"/>
+        </w:rPr>
+        <w:t>Common Table Expressions (CTEs)</w:t>
+      </w:r>
+      <w:r>
+        <w:rPr>
+          <w:sz w:val="28"/>
+          <w:szCs w:val="28"/>
+        </w:rPr>
+        <w:t>. The engine will automatically detect relationships between tables using schema metadata and generate optimized joins where possible.</w:t>
+      </w:r>
+    </w:p>
+    <w:p>
+      <w:pPr>
+        <w:rPr>
+          <w:sz w:val="28"/>
+          <w:szCs w:val="28"/>
+        </w:rPr>
+      </w:pPr>
+      <w:r>
+        <w:rPr>
+          <w:sz w:val="28"/>
+          <w:szCs w:val="28"/>
+        </w:rPr>
+        <w:t>The project is designed to support structured query generation while maintaining high modularity, extensibility, and validation control.</w:t>
+      </w:r>
+    </w:p>
+    <w:p>
+      <w:pPr>
+        <w:rPr>
+          <w:sz w:val="28"/>
+          <w:szCs w:val="28"/>
+        </w:rPr>
+      </w:pPr>
+      <w:r>
+        <w:rPr>
+          <w:sz w:val="28"/>
+          <w:szCs w:val="28"/>
+        </w:rPr>
+        <w:pict w14:anchorId="1C3F6DF6">
+          <v:rect id="_x0000_i1142" style="width:0;height:1.5pt" o:hralign="center" o:hrstd="t" o:hr="t" fillcolor="#a0a0a0" stroked="f"/>
+        </w:pict>
+      </w:r>
+    </w:p>
+    <w:p>
+      <w:pPr>
+        <w:rPr>
+          <w:b/>
+          <w:bCs/>
+          <w:sz w:val="28"/>
+          <w:szCs w:val="28"/>
+        </w:rPr>
+      </w:pPr>
+      <w:r>
+        <w:rPr>
+          <w:b/>
+          <w:bCs/>
+          <w:sz w:val="28"/>
+          <w:szCs w:val="28"/>
+        </w:rPr>
+        <w:t>2. System Architecture</w:t>
+      </w:r>
+    </w:p>
+    <w:p>
+      <w:pPr>
+        <w:rPr>
+          <w:sz w:val="28"/>
+          <w:szCs w:val="28"/>
+        </w:rPr>
+      </w:pPr>
+      <w:r>
+        <w:rPr>
+          <w:sz w:val="28"/>
+          <w:szCs w:val="28"/>
+        </w:rPr>
+        <w:t>The system is divided into several independent modules that interact with each other in a sequential workflow.</w:t>
+      </w:r>
+    </w:p>
+    <w:p>
+      <w:pPr>
+        <w:rPr>
+          <w:sz w:val="28"/>
+          <w:szCs w:val="28"/>
+        </w:rPr>
+      </w:pPr>
+      <w:r>
+        <w:rPr>
+          <w:sz w:val="28"/>
+          <w:szCs w:val="28"/>
+        </w:rPr>
+        <w:t>The main components of the system are:</w:t>
+      </w:r>
+    </w:p>
+    <w:p>
+      <w:pPr>
+        <w:numPr>
+          <w:ilvl w:val="0"/>
+          <w:numId w:val="21"/>
+        </w:numPr>
+        <w:rPr>
+          <w:sz w:val="28"/>
+          <w:szCs w:val="28"/>
+        </w:rPr>
+      </w:pPr>
+      <w:proofErr w:type="spellStart"/>
+      <w:r>
+        <w:rPr>
+          <w:b/>
+          <w:bCs/>
+          <w:sz w:val="28"/>
+          <w:szCs w:val="28"/>
+        </w:rPr>
+        <w:t>DBInfo</w:t>
+      </w:r>
+      <w:proofErr w:type="spellEnd"/>
+      <w:r>
+        <w:rPr>
+          <w:b/>
+          <w:bCs/>
+          <w:sz w:val="28"/>
+          <w:szCs w:val="28"/>
+        </w:rPr>
+        <w:t xml:space="preserve"> Module</w:t>
+      </w:r>
+    </w:p>
+    <w:p>
+      <w:pPr>
+        <w:numPr>
+          <w:ilvl w:val="0"/>
+          <w:numId w:val="21"/>
+        </w:numPr>
+        <w:rPr>
+          <w:sz w:val="28"/>
+          <w:szCs w:val="28"/>
+        </w:rPr>
+      </w:pPr>
+      <w:r>
+        <w:rPr>
+          <w:b/>
+          <w:bCs/>
+          <w:sz w:val="28"/>
+          <w:szCs w:val="28"/>
+        </w:rPr>
+        <w:t>Query Builder</w:t>
+      </w:r>
+    </w:p>
+    <w:p>
+      <w:pPr>
+        <w:numPr>
+          <w:ilvl w:val="0"/>
+          <w:numId w:val="21"/>
+        </w:numPr>
+        <w:rPr>
+          <w:sz w:val="28"/>
+          <w:szCs w:val="28"/>
+        </w:rPr>
+      </w:pPr>
+      <w:r>
+        <w:rPr>
+          <w:b/>
+          <w:bCs/>
+          <w:sz w:val="28"/>
+          <w:szCs w:val="28"/>
+        </w:rPr>
+        <w:t>Join Builder</w:t>
+      </w:r>
+    </w:p>
+    <w:p>
+      <w:pPr>
+        <w:numPr>
+          <w:ilvl w:val="0"/>
+          <w:numId w:val="21"/>
+        </w:numPr>
+        <w:rPr>
+          <w:sz w:val="28"/>
+          <w:szCs w:val="28"/>
+        </w:rPr>
+      </w:pPr>
+      <w:r>
+        <w:rPr>
+          <w:b/>
+          <w:bCs/>
+          <w:sz w:val="28"/>
+          <w:szCs w:val="28"/>
+        </w:rPr>
+        <w:t>Query Assembler</w:t>
+      </w:r>
+    </w:p>
+    <w:p>
+      <w:pPr>
+        <w:numPr>
+          <w:ilvl w:val="0"/>
+          <w:numId w:val="21"/>
+        </w:numPr>
+        <w:rPr>
+          <w:sz w:val="28"/>
+          <w:szCs w:val="28"/>
+        </w:rPr>
+      </w:pPr>
+      <w:r>
+        <w:rPr>
+          <w:b/>
+          <w:bCs/>
+          <w:sz w:val="28"/>
+          <w:szCs w:val="28"/>
+        </w:rPr>
+        <w:t>Temporary Table Builder</w:t>
+      </w:r>
+    </w:p>
+    <w:p>
+      <w:pPr>
+        <w:numPr>
+          <w:ilvl w:val="0"/>
+          <w:numId w:val="21"/>
+        </w:numPr>
+        <w:rPr>
+          <w:sz w:val="28"/>
+          <w:szCs w:val="28"/>
+        </w:rPr>
+      </w:pPr>
+      <w:r>
+        <w:rPr>
+          <w:b/>
+          <w:bCs/>
+          <w:sz w:val="28"/>
+          <w:szCs w:val="28"/>
+        </w:rPr>
+        <w:t>CTE Builder</w:t>
+      </w:r>
+    </w:p>
+    <w:p>
+      <w:pPr>
+        <w:numPr>
+          <w:ilvl w:val="0"/>
+          <w:numId w:val="21"/>
+        </w:numPr>
+        <w:rPr>
+          <w:sz w:val="28"/>
+          <w:szCs w:val="28"/>
+        </w:rPr>
+      </w:pPr>
+      <w:r>
+        <w:rPr>
+          <w:b/>
+          <w:bCs/>
+          <w:sz w:val="28"/>
+          <w:szCs w:val="28"/>
+        </w:rPr>
+        <w:t>Query Validator / Tester</w:t>
+      </w:r>
+    </w:p>
+    <w:p>
+      <w:pPr>
+        <w:rPr>
+          <w:sz w:val="28"/>
+          <w:szCs w:val="28"/>
+        </w:rPr>
+      </w:pPr>
+      <w:r>
+        <w:rPr>
+          <w:sz w:val="28"/>
+          <w:szCs w:val="28"/>
+        </w:rPr>
+        <w:lastRenderedPageBreak/>
+        <w:t>Each module has a clearly defined responsibility and communicates with the next module using structured outputs.</w:t>
+      </w:r>
+    </w:p>
+    <w:p>
+      <w:pPr>
+        <w:rPr>
+          <w:sz w:val="28"/>
+          <w:szCs w:val="28"/>
+        </w:rPr>
+      </w:pPr>
+      <w:r>
+        <w:rPr>
+          <w:sz w:val="28"/>
+          <w:szCs w:val="28"/>
+        </w:rPr>
+        <w:pict w14:anchorId="486A43C5">
+          <v:rect id="_x0000_i1143" style="width:0;height:1.5pt" o:hralign="center" o:hrstd="t" o:hr="t" fillcolor="#a0a0a0" stroked="f"/>
+        </w:pict>
+      </w:r>
+    </w:p>
+    <w:p>
+      <w:pPr>
+        <w:rPr>
+          <w:b/>
+          <w:bCs/>
+          <w:sz w:val="28"/>
+          <w:szCs w:val="28"/>
+        </w:rPr>
+      </w:pPr>
+      <w:r>
+        <w:rPr>
+          <w:b/>
+          <w:bCs/>
+          <w:sz w:val="28"/>
+          <w:szCs w:val="28"/>
+        </w:rPr>
+        <w:t>3. Database Schema Source</w:t>
+      </w:r>
+    </w:p>
+    <w:p>
+      <w:pPr>
+        <w:rPr>
+          <w:sz w:val="28"/>
+          <w:szCs w:val="28"/>
+        </w:rPr>
+      </w:pPr>
+      <w:r>
+        <w:rPr>
+          <w:sz w:val="28"/>
+          <w:szCs w:val="28"/>
+        </w:rPr>
+        <w:t xml:space="preserve">The schema information used by the system will be obtained from a </w:t>
+      </w:r>
+      <w:r>
+        <w:rPr>
+          <w:b/>
+          <w:bCs/>
+          <w:sz w:val="28"/>
+          <w:szCs w:val="28"/>
+        </w:rPr>
+        <w:t>SQL schema file</w:t>
+      </w:r>
+      <w:r>
+        <w:rPr>
+          <w:sz w:val="28"/>
+          <w:szCs w:val="28"/>
+        </w:rPr>
+        <w:t xml:space="preserve"> instead of CSV files.</w:t>
+      </w:r>
+    </w:p>
+    <w:p>
+      <w:pPr>
+        <w:rPr>
+          <w:sz w:val="28"/>
+          <w:szCs w:val="28"/>
+        </w:rPr>
+      </w:pPr>
+      <w:r>
+        <w:rPr>
+          <w:sz w:val="28"/>
+          <w:szCs w:val="28"/>
+        </w:rPr>
+        <w:t>The SQL schema file contains definitions such as:</w:t>
+      </w:r>
+    </w:p>
+    <w:p>
+      <w:pPr>
+        <w:numPr>
+          <w:ilvl w:val="0"/>
+          <w:numId w:val="22"/>
+        </w:numPr>
+        <w:rPr>
+          <w:sz w:val="28"/>
+          <w:szCs w:val="28"/>
+        </w:rPr>
+      </w:pPr>
+      <w:r>
+        <w:rPr>
+          <w:sz w:val="28"/>
+          <w:szCs w:val="28"/>
+        </w:rPr>
+        <w:t>CREATE TABLE</w:t>
+      </w:r>
+    </w:p>
+    <w:p>
+      <w:pPr>
+        <w:numPr>
+          <w:ilvl w:val="0"/>
+          <w:numId w:val="22"/>
+        </w:numPr>
+        <w:rPr>
+          <w:sz w:val="28"/>
+          <w:szCs w:val="28"/>
+        </w:rPr>
+      </w:pPr>
+      <w:r>
+        <w:rPr>
+          <w:sz w:val="28"/>
+          <w:szCs w:val="28"/>
+        </w:rPr>
+        <w:t>PRIMARY KEY</w:t>
+      </w:r>
+    </w:p>
+    <w:p>
+      <w:pPr>
+        <w:numPr>
+          <w:ilvl w:val="0"/>
+          <w:numId w:val="22"/>
+        </w:numPr>
+        <w:rPr>
+          <w:sz w:val="28"/>
+          <w:szCs w:val="28"/>
+        </w:rPr>
+      </w:pPr>
+      <w:r>
+        <w:rPr>
+          <w:sz w:val="28"/>
+          <w:szCs w:val="28"/>
+        </w:rPr>
+        <w:t>FOREIGN KEY</w:t>
+      </w:r>
+    </w:p>
+    <w:p>
+      <w:pPr>
+        <w:numPr>
+          <w:ilvl w:val="0"/>
+          <w:numId w:val="22"/>
+        </w:numPr>
+        <w:rPr>
+          <w:sz w:val="28"/>
+          <w:szCs w:val="28"/>
+        </w:rPr>
+      </w:pPr>
+      <w:r>
+        <w:rPr>
+          <w:sz w:val="28"/>
+          <w:szCs w:val="28"/>
+        </w:rPr>
+        <w:t>REFERENCES</w:t>
+      </w:r>
+    </w:p>
+    <w:p>
+      <w:pPr>
+        <w:numPr>
+          <w:ilvl w:val="0"/>
+          <w:numId w:val="22"/>
+        </w:numPr>
+        <w:rPr>
+          <w:sz w:val="28"/>
+          <w:szCs w:val="28"/>
+        </w:rPr>
+      </w:pPr>
+      <w:r>
+        <w:rPr>
+          <w:sz w:val="28"/>
+          <w:szCs w:val="28"/>
+        </w:rPr>
+        <w:t>Column definitions</w:t>
+      </w:r>
+    </w:p>
+    <w:p>
+      <w:pPr>
+        <w:rPr>
+          <w:sz w:val="28"/>
+          <w:szCs w:val="28"/>
+        </w:rPr>
+      </w:pPr>
+      <w:r>
+        <w:rPr>
+          <w:sz w:val="28"/>
+          <w:szCs w:val="28"/>
+        </w:rPr>
+        <w:t>The system will parse this SQL schema file and extract relevant information required for query generation.</w:t>
+      </w:r>
+    </w:p>
+    <w:p>
+      <w:pPr>
+        <w:rPr>
+          <w:sz w:val="28"/>
+          <w:szCs w:val="28"/>
+        </w:rPr>
+      </w:pPr>
+      <w:r>
+        <w:rPr>
+          <w:sz w:val="28"/>
+          <w:szCs w:val="28"/>
+        </w:rPr>
+        <w:t>Only tables belonging to the following prefixes will be considered:</w:t>
+      </w:r>
+    </w:p>
+    <w:p>
+      <w:pPr>
+        <w:numPr>
+          <w:ilvl w:val="0"/>
+          <w:numId w:val="23"/>
+        </w:numPr>
+        <w:rPr>
+          <w:sz w:val="28"/>
+          <w:szCs w:val="28"/>
+        </w:rPr>
+      </w:pPr>
+      <w:r>
+        <w:rPr>
+          <w:sz w:val="28"/>
+          <w:szCs w:val="28"/>
+        </w:rPr>
+        <w:t>gm</w:t>
+      </w:r>
+    </w:p>
+    <w:p>
+      <w:pPr>
+        <w:numPr>
+          <w:ilvl w:val="0"/>
+          <w:numId w:val="23"/>
+        </w:numPr>
+        <w:rPr>
+          <w:sz w:val="28"/>
+          <w:szCs w:val="28"/>
+        </w:rPr>
+      </w:pPr>
+      <w:r>
+        <w:rPr>
+          <w:sz w:val="28"/>
+          <w:szCs w:val="28"/>
+        </w:rPr>
+        <w:t>hm</w:t>
+      </w:r>
+    </w:p>
+    <w:p>
+      <w:pPr>
+        <w:numPr>
+          <w:ilvl w:val="0"/>
+          <w:numId w:val="23"/>
+        </w:numPr>
+        <w:rPr>
+          <w:sz w:val="28"/>
+          <w:szCs w:val="28"/>
+        </w:rPr>
+      </w:pPr>
+      <w:r>
+        <w:rPr>
+          <w:sz w:val="28"/>
+          <w:szCs w:val="28"/>
+        </w:rPr>
+        <w:t>pm</w:t>
+      </w:r>
+    </w:p>
+    <w:p>
+      <w:pPr>
+        <w:numPr>
+          <w:ilvl w:val="0"/>
+          <w:numId w:val="23"/>
+        </w:numPr>
+        <w:rPr>
+          <w:sz w:val="28"/>
+          <w:szCs w:val="28"/>
+        </w:rPr>
+      </w:pPr>
+      <w:proofErr w:type="spellStart"/>
+      <w:r>
+        <w:rPr>
+          <w:sz w:val="28"/>
+          <w:szCs w:val="28"/>
+        </w:rPr>
+        <w:t>si</w:t>
+      </w:r>
+      <w:proofErr w:type="spellEnd"/>
+    </w:p>
+    <w:p>
+      <w:pPr>
+        <w:numPr>
+          <w:ilvl w:val="0"/>
+          <w:numId w:val="23"/>
+        </w:numPr>
+        <w:rPr>
+          <w:sz w:val="28"/>
+          <w:szCs w:val="28"/>
+        </w:rPr>
+      </w:pPr>
+      <w:proofErr w:type="spellStart"/>
+      <w:r>
+        <w:rPr>
+          <w:sz w:val="28"/>
+          <w:szCs w:val="28"/>
+        </w:rPr>
+        <w:t>sa</w:t>
+      </w:r>
+      <w:proofErr w:type="spellEnd"/>
+    </w:p>
+    <w:p>
+      <w:pPr>
+        <w:numPr>
+          <w:ilvl w:val="0"/>
+          <w:numId w:val="23"/>
+        </w:numPr>
+        <w:rPr>
+          <w:sz w:val="28"/>
+          <w:szCs w:val="28"/>
+        </w:rPr>
+      </w:pPr>
+      <w:r>
+        <w:rPr>
+          <w:sz w:val="28"/>
+          <w:szCs w:val="28"/>
+        </w:rPr>
+        <w:t>ta</w:t>
+      </w:r>
+    </w:p>
+    <w:p>
+      <w:pPr>
+        <w:numPr>
+          <w:ilvl w:val="0"/>
+          <w:numId w:val="23"/>
+        </w:numPr>
+        <w:rPr>
+          <w:sz w:val="28"/>
+          <w:szCs w:val="28"/>
+        </w:rPr>
+      </w:pPr>
+      <w:r>
+        <w:rPr>
+          <w:sz w:val="28"/>
+          <w:szCs w:val="28"/>
+        </w:rPr>
+        <w:t>in</w:t>
+      </w:r>
+    </w:p>
+    <w:p>
+      <w:pPr>
+        <w:rPr>
+          <w:sz w:val="28"/>
+          <w:szCs w:val="28"/>
+        </w:rPr>
+      </w:pPr>
+      <w:r>
+        <w:rPr>
+          <w:sz w:val="28"/>
+          <w:szCs w:val="28"/>
+        </w:rPr>
+        <w:t>Tables that do not match these prefixes will be ignored by the system.</w:t>
+      </w:r>
+    </w:p>
+    <w:p>
+      <w:pPr>
+        <w:rPr>
+          <w:sz w:val="28"/>
+          <w:szCs w:val="28"/>
+        </w:rPr>
+      </w:pPr>
+      <w:r>
+        <w:rPr>
+          <w:sz w:val="28"/>
+          <w:szCs w:val="28"/>
+        </w:rPr>
+        <w:t>This filtering mechanism ensures that only relevant tables are used in the query generation process.</w:t>
+      </w:r>
+    </w:p>
+    <w:p>
+      <w:pPr>
+        <w:rPr>
+          <w:sz w:val="28"/>
+          <w:szCs w:val="28"/>
+        </w:rPr>
+      </w:pPr>
+      <w:r>
+        <w:rPr>
+          <w:sz w:val="28"/>
+          <w:szCs w:val="28"/>
+        </w:rPr>
+        <w:pict w14:anchorId="2FB6A865">
+          <v:rect id="_x0000_i1144" style="width:0;height:1.5pt" o:hralign="center" o:hrstd="t" o:hr="t" fillcolor="#a0a0a0" stroked="f"/>
+        </w:pict>
+      </w:r>
+    </w:p>
+    <w:p>
+      <w:pPr>
+        <w:rPr>
+          <w:b/>
+          <w:bCs/>
+          <w:sz w:val="28"/>
+          <w:szCs w:val="28"/>
+        </w:rPr>
+      </w:pPr>
+      <w:r>
+        <w:rPr>
+          <w:b/>
+          <w:bCs/>
+          <w:sz w:val="28"/>
+          <w:szCs w:val="28"/>
+        </w:rPr>
+        <w:t>4. Module Descriptions</w:t>
+      </w:r>
+    </w:p>
+    <w:p>
+      <w:pPr>
+        <w:rPr>
+          <w:b/>
+          <w:bCs/>
+          <w:sz w:val="28"/>
+          <w:szCs w:val="28"/>
+        </w:rPr>
+      </w:pPr>
+      <w:r>
+        <w:rPr>
+          <w:b/>
+          <w:bCs/>
+          <w:sz w:val="28"/>
+          <w:szCs w:val="28"/>
+        </w:rPr>
+        <w:lastRenderedPageBreak/>
+        <w:t xml:space="preserve">4.1 </w:t>
+      </w:r>
+      <w:proofErr w:type="spellStart"/>
+      <w:r>
+        <w:rPr>
+          <w:b/>
+          <w:bCs/>
+          <w:sz w:val="28"/>
+          <w:szCs w:val="28"/>
+        </w:rPr>
+        <w:t>DBInfo</w:t>
+      </w:r>
+      <w:proofErr w:type="spellEnd"/>
+      <w:r>
+        <w:rPr>
+          <w:b/>
+          <w:bCs/>
+          <w:sz w:val="28"/>
+          <w:szCs w:val="28"/>
+        </w:rPr>
+        <w:t xml:space="preserve"> Module (Schema Intelligence Layer)</w:t>
+      </w:r>
+    </w:p>
+    <w:p>
+      <w:pPr>
+        <w:rPr>
+          <w:sz w:val="28"/>
+          <w:szCs w:val="28"/>
+        </w:rPr>
+      </w:pPr>
+      <w:r>
+        <w:rPr>
+          <w:sz w:val="28"/>
+          <w:szCs w:val="28"/>
+        </w:rPr>
+        <w:t xml:space="preserve">The </w:t>
+      </w:r>
+      <w:proofErr w:type="spellStart"/>
+      <w:r>
+        <w:rPr>
+          <w:sz w:val="28"/>
+          <w:szCs w:val="28"/>
+        </w:rPr>
+        <w:t>DBInfo</w:t>
+      </w:r>
+      <w:proofErr w:type="spellEnd"/>
+      <w:r>
+        <w:rPr>
+          <w:sz w:val="28"/>
+          <w:szCs w:val="28"/>
+        </w:rPr>
+        <w:t xml:space="preserve"> module is responsible for reading and processing the database schema. It extracts and stores all necessary metadata that will be used by the query generation engine.</w:t>
+      </w:r>
+    </w:p>
+    <w:p>
+      <w:pPr>
+        <w:rPr>
+          <w:b/>
+          <w:bCs/>
+          <w:sz w:val="28"/>
+          <w:szCs w:val="28"/>
+        </w:rPr>
+      </w:pPr>
+      <w:r>
+        <w:rPr>
+          <w:b/>
+          <w:bCs/>
+          <w:sz w:val="28"/>
+          <w:szCs w:val="28"/>
+        </w:rPr>
+        <w:t>Responsibilities</w:t>
+      </w:r>
+    </w:p>
+    <w:p>
+      <w:pPr>
+        <w:rPr>
+          <w:sz w:val="28"/>
+          <w:szCs w:val="28"/>
+        </w:rPr>
+      </w:pPr>
+      <w:r>
+        <w:rPr>
+          <w:sz w:val="28"/>
+          <w:szCs w:val="28"/>
+        </w:rPr>
+        <w:t xml:space="preserve">The </w:t>
+      </w:r>
+      <w:proofErr w:type="spellStart"/>
+      <w:r>
+        <w:rPr>
+          <w:sz w:val="28"/>
+          <w:szCs w:val="28"/>
+        </w:rPr>
+        <w:t>DBInfo</w:t>
+      </w:r>
+      <w:proofErr w:type="spellEnd"/>
+      <w:r>
+        <w:rPr>
+          <w:sz w:val="28"/>
+          <w:szCs w:val="28"/>
+        </w:rPr>
+        <w:t xml:space="preserve"> module will:</w:t>
+      </w:r>
+    </w:p>
+    <w:p>
+      <w:pPr>
+        <w:numPr>
+          <w:ilvl w:val="0"/>
+          <w:numId w:val="24"/>
+        </w:numPr>
+        <w:rPr>
+          <w:sz w:val="28"/>
+          <w:szCs w:val="28"/>
+        </w:rPr>
+      </w:pPr>
+      <w:r>
+        <w:rPr>
+          <w:sz w:val="28"/>
+          <w:szCs w:val="28"/>
+        </w:rPr>
+        <w:t>Parse the SQL schema file</w:t>
+      </w:r>
+    </w:p>
+    <w:p>
+      <w:pPr>
+        <w:numPr>
+          <w:ilvl w:val="0"/>
+          <w:numId w:val="24"/>
+        </w:numPr>
+        <w:rPr>
+          <w:sz w:val="28"/>
+          <w:szCs w:val="28"/>
+        </w:rPr>
+      </w:pPr>
+      <w:r>
+        <w:rPr>
+          <w:sz w:val="28"/>
+          <w:szCs w:val="28"/>
+        </w:rPr>
+        <w:t>Extract table definitions</w:t>
+      </w:r>
+    </w:p>
+    <w:p>
+      <w:pPr>
+        <w:numPr>
+          <w:ilvl w:val="0"/>
+          <w:numId w:val="24"/>
+        </w:numPr>
+        <w:rPr>
+          <w:sz w:val="28"/>
+          <w:szCs w:val="28"/>
+        </w:rPr>
+      </w:pPr>
+      <w:r>
+        <w:rPr>
+          <w:sz w:val="28"/>
+          <w:szCs w:val="28"/>
+        </w:rPr>
+        <w:t>Extract column names</w:t>
+      </w:r>
+    </w:p>
+    <w:p>
+      <w:pPr>
+        <w:numPr>
+          <w:ilvl w:val="0"/>
+          <w:numId w:val="24"/>
+        </w:numPr>
+        <w:rPr>
+          <w:sz w:val="28"/>
+          <w:szCs w:val="28"/>
+        </w:rPr>
+      </w:pPr>
+      <w:r>
+        <w:rPr>
+          <w:sz w:val="28"/>
+          <w:szCs w:val="28"/>
+        </w:rPr>
+        <w:t>Identify primary keys</w:t>
+      </w:r>
+    </w:p>
+    <w:p>
+      <w:pPr>
+        <w:numPr>
+          <w:ilvl w:val="0"/>
+          <w:numId w:val="24"/>
+        </w:numPr>
+        <w:rPr>
+          <w:sz w:val="28"/>
+          <w:szCs w:val="28"/>
+        </w:rPr>
+      </w:pPr>
+      <w:r>
+        <w:rPr>
+          <w:sz w:val="28"/>
+          <w:szCs w:val="28"/>
+        </w:rPr>
+        <w:t>Identify foreign keys</w:t>
+      </w:r>
+    </w:p>
+    <w:p>
+      <w:pPr>
+        <w:numPr>
+          <w:ilvl w:val="0"/>
+          <w:numId w:val="24"/>
+        </w:numPr>
+        <w:rPr>
+          <w:sz w:val="28"/>
+          <w:szCs w:val="28"/>
+        </w:rPr>
+      </w:pPr>
+      <w:r>
+        <w:rPr>
+          <w:sz w:val="28"/>
+          <w:szCs w:val="28"/>
+        </w:rPr>
+        <w:t>Identify parent-child relationships</w:t>
+      </w:r>
+    </w:p>
+    <w:p>
+      <w:pPr>
+        <w:numPr>
+          <w:ilvl w:val="0"/>
+          <w:numId w:val="24"/>
+        </w:numPr>
+        <w:rPr>
+          <w:sz w:val="28"/>
+          <w:szCs w:val="28"/>
+        </w:rPr>
+      </w:pPr>
+      <w:r>
+        <w:rPr>
+          <w:sz w:val="28"/>
+          <w:szCs w:val="28"/>
+        </w:rPr>
+        <w:t>Store relationships between tables</w:t>
+      </w:r>
+    </w:p>
+    <w:p>
+      <w:pPr>
+        <w:rPr>
+          <w:b/>
+          <w:bCs/>
+          <w:sz w:val="28"/>
+          <w:szCs w:val="28"/>
+        </w:rPr>
+      </w:pPr>
+      <w:r>
+        <w:rPr>
+          <w:b/>
+          <w:bCs/>
+          <w:sz w:val="28"/>
+          <w:szCs w:val="28"/>
+        </w:rPr>
+        <w:t>Data Extracted</w:t>
+      </w:r>
+    </w:p>
+    <w:p>
+      <w:pPr>
+        <w:rPr>
+          <w:sz w:val="28"/>
+          <w:szCs w:val="28"/>
+        </w:rPr>
+      </w:pPr>
+      <w:r>
+        <w:rPr>
+          <w:sz w:val="28"/>
+          <w:szCs w:val="28"/>
+        </w:rPr>
+        <w:t>The module will maintain structured data including:</w:t>
+      </w:r>
+    </w:p>
+    <w:p>
+      <w:pPr>
+        <w:numPr>
+          <w:ilvl w:val="0"/>
+          <w:numId w:val="25"/>
+        </w:numPr>
+        <w:rPr>
+          <w:sz w:val="28"/>
+          <w:szCs w:val="28"/>
+        </w:rPr>
+      </w:pPr>
+      <w:r>
+        <w:rPr>
+          <w:sz w:val="28"/>
+          <w:szCs w:val="28"/>
+        </w:rPr>
+        <w:t>Table names</w:t>
+      </w:r>
+    </w:p>
+    <w:p>
+      <w:pPr>
+        <w:numPr>
+          <w:ilvl w:val="0"/>
+          <w:numId w:val="25"/>
+        </w:numPr>
+        <w:rPr>
+          <w:sz w:val="28"/>
+          <w:szCs w:val="28"/>
+        </w:rPr>
+      </w:pPr>
+      <w:r>
+        <w:rPr>
+          <w:sz w:val="28"/>
+          <w:szCs w:val="28"/>
+        </w:rPr>
+        <w:t>Column lists</w:t>
+      </w:r>
+    </w:p>
+    <w:p>
+      <w:pPr>
+        <w:numPr>
+          <w:ilvl w:val="0"/>
+          <w:numId w:val="25"/>
+        </w:numPr>
+        <w:rPr>
+          <w:sz w:val="28"/>
+          <w:szCs w:val="28"/>
+        </w:rPr>
+      </w:pPr>
+      <w:r>
+        <w:rPr>
+          <w:sz w:val="28"/>
+          <w:szCs w:val="28"/>
+        </w:rPr>
+        <w:t>Primary key columns</w:t>
+      </w:r>
+    </w:p>
+    <w:p>
+      <w:pPr>
+        <w:numPr>
+          <w:ilvl w:val="0"/>
+          <w:numId w:val="25"/>
+        </w:numPr>
+        <w:rPr>
+          <w:sz w:val="28"/>
+          <w:szCs w:val="28"/>
+        </w:rPr>
+      </w:pPr>
+      <w:r>
+        <w:rPr>
+          <w:sz w:val="28"/>
+          <w:szCs w:val="28"/>
+        </w:rPr>
+        <w:t>Foreign key relationships</w:t>
+      </w:r>
+    </w:p>
+    <w:p>
+      <w:pPr>
+        <w:numPr>
+          <w:ilvl w:val="0"/>
+          <w:numId w:val="25"/>
+        </w:numPr>
+        <w:rPr>
+          <w:sz w:val="28"/>
+          <w:szCs w:val="28"/>
+        </w:rPr>
+      </w:pPr>
+      <w:r>
+        <w:rPr>
+          <w:sz w:val="28"/>
+          <w:szCs w:val="28"/>
+        </w:rPr>
+        <w:t>Parent tables</w:t>
+      </w:r>
+    </w:p>
+    <w:p>
+      <w:pPr>
+        <w:numPr>
+          <w:ilvl w:val="0"/>
+          <w:numId w:val="25"/>
+        </w:numPr>
+        <w:rPr>
+          <w:sz w:val="28"/>
+          <w:szCs w:val="28"/>
+        </w:rPr>
+      </w:pPr>
+      <w:r>
+        <w:rPr>
+          <w:sz w:val="28"/>
+          <w:szCs w:val="28"/>
+        </w:rPr>
+        <w:t>Child tables</w:t>
+      </w:r>
+    </w:p>
+    <w:p>
+      <w:pPr>
+        <w:rPr>
+          <w:b/>
+          <w:bCs/>
+          <w:sz w:val="28"/>
+          <w:szCs w:val="28"/>
+        </w:rPr>
+      </w:pPr>
+      <w:r>
+        <w:rPr>
+          <w:b/>
+          <w:bCs/>
+          <w:sz w:val="28"/>
+          <w:szCs w:val="28"/>
+        </w:rPr>
+        <w:t>Relationship Detection</w:t>
+      </w:r>
+    </w:p>
+    <w:p>
+      <w:pPr>
+        <w:rPr>
+          <w:sz w:val="28"/>
+          <w:szCs w:val="28"/>
+        </w:rPr>
+      </w:pPr>
+      <w:r>
+        <w:rPr>
+          <w:sz w:val="28"/>
+          <w:szCs w:val="28"/>
+        </w:rPr>
+        <w:t>The module will detect relationships between tables based on foreign key definitions.</w:t>
+      </w:r>
+    </w:p>
+    <w:p>
+      <w:pPr>
+        <w:rPr>
+          <w:sz w:val="28"/>
+          <w:szCs w:val="28"/>
+        </w:rPr>
+      </w:pPr>
+      <w:r>
+        <w:rPr>
+          <w:sz w:val="28"/>
+          <w:szCs w:val="28"/>
+        </w:rPr>
+        <w:t>For example:</w:t>
+      </w:r>
+    </w:p>
+    <w:p>
+      <w:pPr>
+        <w:rPr>
+          <w:sz w:val="28"/>
+          <w:szCs w:val="28"/>
+        </w:rPr>
+      </w:pPr>
+      <w:r>
+        <w:rPr>
+          <w:sz w:val="28"/>
+          <w:szCs w:val="28"/>
+        </w:rPr>
+        <w:t>Table A (child) → references → Table B (parent)</w:t>
+      </w:r>
+    </w:p>
+    <w:p>
+      <w:pPr>
+        <w:rPr>
+          <w:sz w:val="28"/>
+          <w:szCs w:val="28"/>
+        </w:rPr>
+      </w:pPr>
+      <w:r>
+        <w:rPr>
+          <w:sz w:val="28"/>
+          <w:szCs w:val="28"/>
+        </w:rPr>
+        <w:lastRenderedPageBreak/>
+        <w:t xml:space="preserve">The </w:t>
+      </w:r>
+      <w:proofErr w:type="spellStart"/>
+      <w:r>
+        <w:rPr>
+          <w:sz w:val="28"/>
+          <w:szCs w:val="28"/>
+        </w:rPr>
+        <w:t>DBInfo</w:t>
+      </w:r>
+      <w:proofErr w:type="spellEnd"/>
+      <w:r>
+        <w:rPr>
+          <w:sz w:val="28"/>
+          <w:szCs w:val="28"/>
+        </w:rPr>
+        <w:t xml:space="preserve"> module will also provide functionality to return only those tables that have </w:t>
+      </w:r>
+      <w:r>
+        <w:rPr>
+          <w:b/>
+          <w:bCs/>
+          <w:sz w:val="28"/>
+          <w:szCs w:val="28"/>
+        </w:rPr>
+        <w:t>direct relationships</w:t>
+      </w:r>
+      <w:r>
+        <w:rPr>
+          <w:sz w:val="28"/>
+          <w:szCs w:val="28"/>
+        </w:rPr>
+        <w:t xml:space="preserve"> between them.</w:t>
+      </w:r>
+    </w:p>
+    <w:p>
+      <w:pPr>
+        <w:rPr>
+          <w:sz w:val="28"/>
+          <w:szCs w:val="28"/>
+        </w:rPr>
+      </w:pPr>
+      <w:r>
+        <w:rPr>
+          <w:sz w:val="28"/>
+          <w:szCs w:val="28"/>
+        </w:rPr>
+        <w:t>This information will later be used by the Join Builder.</w:t>
+      </w:r>
+    </w:p>
+    <w:p>
+      <w:pPr>
+        <w:rPr>
+          <w:sz w:val="28"/>
+          <w:szCs w:val="28"/>
+        </w:rPr>
+      </w:pPr>
+      <w:r>
+        <w:rPr>
+          <w:sz w:val="28"/>
+          <w:szCs w:val="28"/>
+        </w:rPr>
+        <w:pict w14:anchorId="0D66FDA4">
+          <v:rect id="_x0000_i1145" style="width:0;height:1.5pt" o:hralign="center" o:hrstd="t" o:hr="t" fillcolor="#a0a0a0" stroked="f"/>
+        </w:pict>
+      </w:r>
+    </w:p>
+    <w:p>
+      <w:pPr>
+        <w:rPr>
+          <w:b/>
+          <w:bCs/>
+          <w:sz w:val="28"/>
+          <w:szCs w:val="28"/>
+        </w:rPr>
+      </w:pPr>
+      <w:r>
+        <w:rPr>
+          <w:b/>
+          <w:bCs/>
+          <w:sz w:val="28"/>
+          <w:szCs w:val="28"/>
+        </w:rPr>
+        <w:t>4.2 Query Builder Module</w:t>
+      </w:r>
+    </w:p>
+    <w:p>
+      <w:pPr>
+        <w:rPr>
+          <w:sz w:val="28"/>
+          <w:szCs w:val="28"/>
+        </w:rPr>
+      </w:pPr>
+      <w:r>
+        <w:rPr>
+          <w:sz w:val="28"/>
+          <w:szCs w:val="28"/>
+        </w:rPr>
+        <w:t>The Query Builder module is responsible for constructing the base structure of SQL queries.</w:t>
+      </w:r>
+    </w:p>
+    <w:p>
+      <w:pPr>
+        <w:rPr>
+          <w:b/>
+          <w:bCs/>
+          <w:sz w:val="28"/>
+          <w:szCs w:val="28"/>
+        </w:rPr>
+      </w:pPr>
+      <w:r>
+        <w:rPr>
+          <w:b/>
+          <w:bCs/>
+          <w:sz w:val="28"/>
+          <w:szCs w:val="28"/>
+        </w:rPr>
+        <w:t>Responsibilities</w:t>
+      </w:r>
+    </w:p>
+    <w:p>
+      <w:pPr>
+        <w:rPr>
+          <w:sz w:val="28"/>
+          <w:szCs w:val="28"/>
+        </w:rPr>
+      </w:pPr>
+      <w:r>
+        <w:rPr>
+          <w:sz w:val="28"/>
+          <w:szCs w:val="28"/>
+        </w:rPr>
+        <w:t>This module will generate the following SQL clauses:</w:t>
+      </w:r>
+    </w:p>
+    <w:p>
+      <w:pPr>
+        <w:numPr>
+          <w:ilvl w:val="0"/>
+          <w:numId w:val="26"/>
+        </w:numPr>
+        <w:rPr>
+          <w:sz w:val="28"/>
+          <w:szCs w:val="28"/>
+        </w:rPr>
+      </w:pPr>
+      <w:r>
+        <w:rPr>
+          <w:sz w:val="28"/>
+          <w:szCs w:val="28"/>
+        </w:rPr>
+        <w:t>SELECT</w:t>
+      </w:r>
+    </w:p>
+    <w:p>
+      <w:pPr>
+        <w:numPr>
+          <w:ilvl w:val="0"/>
+          <w:numId w:val="26"/>
+        </w:numPr>
+        <w:rPr>
+          <w:sz w:val="28"/>
+          <w:szCs w:val="28"/>
+        </w:rPr>
+      </w:pPr>
+      <w:r>
+        <w:rPr>
+          <w:sz w:val="28"/>
+          <w:szCs w:val="28"/>
+        </w:rPr>
+        <w:t>FROM</w:t>
+      </w:r>
+    </w:p>
+    <w:p>
+      <w:pPr>
+        <w:numPr>
+          <w:ilvl w:val="0"/>
+          <w:numId w:val="26"/>
+        </w:numPr>
+        <w:rPr>
+          <w:sz w:val="28"/>
+          <w:szCs w:val="28"/>
+        </w:rPr>
+      </w:pPr>
+      <w:proofErr w:type="gramStart"/>
+      <w:r>
+        <w:rPr>
+          <w:sz w:val="28"/>
+          <w:szCs w:val="28"/>
+        </w:rPr>
+        <w:t>WHERE</w:t>
+      </w:r>
+      <w:proofErr w:type="gramEnd"/>
+    </w:p>
+    <w:p>
+      <w:pPr>
+        <w:numPr>
+          <w:ilvl w:val="0"/>
+          <w:numId w:val="26"/>
+        </w:numPr>
+        <w:rPr>
+          <w:sz w:val="28"/>
+          <w:szCs w:val="28"/>
+        </w:rPr>
+      </w:pPr>
+      <w:r>
+        <w:rPr>
+          <w:sz w:val="28"/>
+          <w:szCs w:val="28"/>
+        </w:rPr>
+        <w:t>GROUP BY</w:t>
+      </w:r>
+    </w:p>
+    <w:p>
+      <w:pPr>
+        <w:numPr>
+          <w:ilvl w:val="0"/>
+          <w:numId w:val="26"/>
+        </w:numPr>
+        <w:rPr>
+          <w:sz w:val="28"/>
+          <w:szCs w:val="28"/>
+        </w:rPr>
+      </w:pPr>
+      <w:r>
+        <w:rPr>
+          <w:sz w:val="28"/>
+          <w:szCs w:val="28"/>
+        </w:rPr>
+        <w:t>HAVING</w:t>
+      </w:r>
+    </w:p>
+    <w:p>
+      <w:pPr>
+        <w:numPr>
+          <w:ilvl w:val="0"/>
+          <w:numId w:val="26"/>
+        </w:numPr>
+        <w:rPr>
+          <w:sz w:val="28"/>
+          <w:szCs w:val="28"/>
+        </w:rPr>
+      </w:pPr>
+      <w:r>
+        <w:rPr>
+          <w:sz w:val="28"/>
+          <w:szCs w:val="28"/>
+        </w:rPr>
+        <w:t>ORDER BY</w:t>
+      </w:r>
+    </w:p>
+    <w:p>
+      <w:pPr>
+        <w:numPr>
+          <w:ilvl w:val="0"/>
+          <w:numId w:val="26"/>
+        </w:numPr>
+        <w:rPr>
+          <w:sz w:val="28"/>
+          <w:szCs w:val="28"/>
+        </w:rPr>
+      </w:pPr>
+      <w:r>
+        <w:rPr>
+          <w:sz w:val="28"/>
+          <w:szCs w:val="28"/>
+        </w:rPr>
+        <w:t>LIMIT</w:t>
+      </w:r>
+    </w:p>
+    <w:p>
+      <w:pPr>
+        <w:rPr>
+          <w:sz w:val="28"/>
+          <w:szCs w:val="28"/>
+        </w:rPr>
+      </w:pPr>
+      <w:r>
+        <w:rPr>
+          <w:sz w:val="28"/>
+          <w:szCs w:val="28"/>
+        </w:rPr>
+        <w:t>The Query Builder will not handle joins. It will only construct the core query structure based on user inputs.</w:t>
+      </w:r>
+    </w:p>
+    <w:p>
+      <w:pPr>
+        <w:rPr>
+          <w:b/>
+          <w:bCs/>
+          <w:sz w:val="28"/>
+          <w:szCs w:val="28"/>
+        </w:rPr>
+      </w:pPr>
+      <w:r>
+        <w:rPr>
+          <w:b/>
+          <w:bCs/>
+          <w:sz w:val="28"/>
+          <w:szCs w:val="28"/>
+        </w:rPr>
+        <w:t>Output Example</w:t>
+      </w:r>
+    </w:p>
+    <w:p>
+      <w:pPr>
+        <w:rPr>
+          <w:sz w:val="28"/>
+          <w:szCs w:val="28"/>
+        </w:rPr>
+      </w:pPr>
+      <w:r>
+        <w:rPr>
+          <w:sz w:val="28"/>
+          <w:szCs w:val="28"/>
+        </w:rPr>
+        <w:t>SELECT column_1, column_2</w:t>
+      </w:r>
+    </w:p>
+    <w:p>
+      <w:pPr>
+        <w:rPr>
+          <w:sz w:val="28"/>
+          <w:szCs w:val="28"/>
+        </w:rPr>
+      </w:pPr>
+      <w:r>
+        <w:rPr>
+          <w:sz w:val="28"/>
+          <w:szCs w:val="28"/>
+        </w:rPr>
+        <w:t xml:space="preserve">FROM </w:t>
+      </w:r>
+      <w:proofErr w:type="spellStart"/>
+      <w:r>
+        <w:rPr>
+          <w:sz w:val="28"/>
+          <w:szCs w:val="28"/>
+        </w:rPr>
+        <w:t>table_name</w:t>
+      </w:r>
+      <w:proofErr w:type="spellEnd"/>
+    </w:p>
+    <w:p>
+      <w:pPr>
+        <w:rPr>
+          <w:sz w:val="28"/>
+          <w:szCs w:val="28"/>
+        </w:rPr>
+      </w:pPr>
+      <w:r>
+        <w:rPr>
+          <w:sz w:val="28"/>
+          <w:szCs w:val="28"/>
+        </w:rPr>
+        <w:t>WHERE condition</w:t>
+      </w:r>
+    </w:p>
+    <w:p>
+      <w:pPr>
+        <w:rPr>
+          <w:sz w:val="28"/>
+          <w:szCs w:val="28"/>
+        </w:rPr>
+      </w:pPr>
+      <w:r>
+        <w:rPr>
+          <w:sz w:val="28"/>
+          <w:szCs w:val="28"/>
+        </w:rPr>
+        <w:t>GROUP BY column_1</w:t>
+      </w:r>
+    </w:p>
+    <w:p>
+      <w:pPr>
+        <w:rPr>
+          <w:sz w:val="28"/>
+          <w:szCs w:val="28"/>
+        </w:rPr>
+      </w:pPr>
+      <w:r>
+        <w:rPr>
+          <w:sz w:val="28"/>
+          <w:szCs w:val="28"/>
+        </w:rPr>
+        <w:t>HAVING condition</w:t>
+      </w:r>
+    </w:p>
+    <w:p>
+      <w:pPr>
+        <w:rPr>
+          <w:sz w:val="28"/>
+          <w:szCs w:val="28"/>
+        </w:rPr>
+      </w:pPr>
+      <w:r>
+        <w:rPr>
+          <w:sz w:val="28"/>
+          <w:szCs w:val="28"/>
+        </w:rPr>
+        <w:t>ORDER BY column_1</w:t>
+      </w:r>
+    </w:p>
+    <w:p>
+      <w:pPr>
+        <w:rPr>
+          <w:sz w:val="28"/>
+          <w:szCs w:val="28"/>
+        </w:rPr>
+      </w:pPr>
+      <w:r>
+        <w:rPr>
+          <w:sz w:val="28"/>
+          <w:szCs w:val="28"/>
+        </w:rPr>
+        <w:t>LIMIT 10</w:t>
+      </w:r>
+    </w:p>
+    <w:p>
+      <w:pPr>
+        <w:rPr>
+          <w:sz w:val="28"/>
+          <w:szCs w:val="28"/>
+        </w:rPr>
+      </w:pPr>
+      <w:r>
+        <w:rPr>
+          <w:sz w:val="28"/>
+          <w:szCs w:val="28"/>
+        </w:rPr>
+        <w:t>The output of this module will be passed to the Query Assembler.</w:t>
+      </w:r>
+    </w:p>
+    <w:p>
+      <w:pPr>
+        <w:rPr>
+          <w:sz w:val="28"/>
+          <w:szCs w:val="28"/>
+        </w:rPr>
+      </w:pPr>
+      <w:r>
+        <w:rPr>
+          <w:sz w:val="28"/>
+          <w:szCs w:val="28"/>
+        </w:rPr>
+        <w:lastRenderedPageBreak/>
+        <w:pict w14:anchorId="431D32FA">
+          <v:rect id="_x0000_i1146" style="width:0;height:1.5pt" o:hralign="center" o:hrstd="t" o:hr="t" fillcolor="#a0a0a0" stroked="f"/>
+        </w:pict>
+      </w:r>
+    </w:p>
+    <w:p>
+      <w:pPr>
+        <w:rPr>
+          <w:b/>
+          <w:bCs/>
+          <w:sz w:val="28"/>
+          <w:szCs w:val="28"/>
+        </w:rPr>
+      </w:pPr>
+      <w:r>
+        <w:rPr>
+          <w:b/>
+          <w:bCs/>
+          <w:sz w:val="28"/>
+          <w:szCs w:val="28"/>
+        </w:rPr>
+        <w:t>4.3 Join Builder Module</w:t>
+      </w:r>
+    </w:p>
+    <w:p>
+      <w:pPr>
+        <w:rPr>
+          <w:sz w:val="28"/>
+          <w:szCs w:val="28"/>
+        </w:rPr>
+      </w:pPr>
+      <w:r>
+        <w:rPr>
+          <w:sz w:val="28"/>
+          <w:szCs w:val="28"/>
+        </w:rPr>
+        <w:t xml:space="preserve">The Join Builder module is responsible for constructing SQL JOIN clauses using relationship data provided by the </w:t>
+      </w:r>
+      <w:proofErr w:type="spellStart"/>
+      <w:r>
+        <w:rPr>
+          <w:sz w:val="28"/>
+          <w:szCs w:val="28"/>
+        </w:rPr>
+        <w:t>DBInfo</w:t>
+      </w:r>
+      <w:proofErr w:type="spellEnd"/>
+      <w:r>
+        <w:rPr>
+          <w:sz w:val="28"/>
+          <w:szCs w:val="28"/>
+        </w:rPr>
+        <w:t xml:space="preserve"> module.</w:t>
+      </w:r>
+    </w:p>
+    <w:p>
+      <w:pPr>
+        <w:rPr>
+          <w:b/>
+          <w:bCs/>
+          <w:sz w:val="28"/>
+          <w:szCs w:val="28"/>
+        </w:rPr>
+      </w:pPr>
+      <w:r>
+        <w:rPr>
+          <w:b/>
+          <w:bCs/>
+          <w:sz w:val="28"/>
+          <w:szCs w:val="28"/>
+        </w:rPr>
+        <w:t>Automatic Join Detection</w:t>
+      </w:r>
+    </w:p>
+    <w:p>
+      <w:pPr>
+        <w:rPr>
+          <w:sz w:val="28"/>
+          <w:szCs w:val="28"/>
+        </w:rPr>
+      </w:pPr>
+      <w:r>
+        <w:rPr>
+          <w:sz w:val="28"/>
+          <w:szCs w:val="28"/>
+        </w:rPr>
+        <w:t xml:space="preserve">If two tables have a </w:t>
+      </w:r>
+      <w:r>
+        <w:rPr>
+          <w:b/>
+          <w:bCs/>
+          <w:sz w:val="28"/>
+          <w:szCs w:val="28"/>
+        </w:rPr>
+        <w:t>single clear relationship</w:t>
+      </w:r>
+      <w:r>
+        <w:rPr>
+          <w:sz w:val="28"/>
+          <w:szCs w:val="28"/>
+        </w:rPr>
+        <w:t>, the join will be generated automatically.</w:t>
+      </w:r>
+    </w:p>
+    <w:p>
+      <w:pPr>
+        <w:rPr>
+          <w:sz w:val="28"/>
+          <w:szCs w:val="28"/>
+        </w:rPr>
+      </w:pPr>
+      <w:r>
+        <w:rPr>
+          <w:sz w:val="28"/>
+          <w:szCs w:val="28"/>
+        </w:rPr>
+        <w:t>Example:</w:t>
+      </w:r>
+    </w:p>
+    <w:p>
+      <w:pPr>
+        <w:rPr>
+          <w:sz w:val="28"/>
+          <w:szCs w:val="28"/>
+        </w:rPr>
+      </w:pPr>
+      <w:proofErr w:type="spellStart"/>
+      <w:r>
+        <w:rPr>
+          <w:sz w:val="28"/>
+          <w:szCs w:val="28"/>
+        </w:rPr>
+        <w:t>employee.emp_id</w:t>
+      </w:r>
+      <w:proofErr w:type="spellEnd"/>
+      <w:r>
+        <w:rPr>
+          <w:sz w:val="28"/>
+          <w:szCs w:val="28"/>
+        </w:rPr>
+        <w:t xml:space="preserve"> = </w:t>
+      </w:r>
+      <w:proofErr w:type="spellStart"/>
+      <w:r>
+        <w:rPr>
+          <w:sz w:val="28"/>
+          <w:szCs w:val="28"/>
+        </w:rPr>
+        <w:t>appointment.emp_id</w:t>
+      </w:r>
+      <w:proofErr w:type="spellEnd"/>
+    </w:p>
+    <w:p>
+      <w:pPr>
+        <w:rPr>
+          <w:b/>
+          <w:bCs/>
+          <w:sz w:val="28"/>
+          <w:szCs w:val="28"/>
+        </w:rPr>
+      </w:pPr>
+      <w:r>
+        <w:rPr>
+          <w:b/>
+          <w:bCs/>
+          <w:sz w:val="28"/>
+          <w:szCs w:val="28"/>
+        </w:rPr>
+        <w:t>Manual Join Requirement</w:t>
+      </w:r>
+    </w:p>
+    <w:p>
+      <w:pPr>
+        <w:rPr>
+          <w:sz w:val="28"/>
+          <w:szCs w:val="28"/>
+        </w:rPr>
+      </w:pPr>
+      <w:r>
+        <w:rPr>
+          <w:sz w:val="28"/>
+          <w:szCs w:val="28"/>
+        </w:rPr>
+        <w:t xml:space="preserve">If there are </w:t>
+      </w:r>
+      <w:r>
+        <w:rPr>
+          <w:b/>
+          <w:bCs/>
+          <w:sz w:val="28"/>
+          <w:szCs w:val="28"/>
+        </w:rPr>
+        <w:t>multiple possible relationships</w:t>
+      </w:r>
+      <w:r>
+        <w:rPr>
+          <w:sz w:val="28"/>
+          <w:szCs w:val="28"/>
+        </w:rPr>
+        <w:t xml:space="preserve"> between two tables, the join cannot be safely determined automatically. In such cases, the user will be required to specify the join condition manually.</w:t>
+      </w:r>
+    </w:p>
+    <w:p>
+      <w:pPr>
+        <w:rPr>
+          <w:b/>
+          <w:bCs/>
+          <w:sz w:val="28"/>
+          <w:szCs w:val="28"/>
+        </w:rPr>
+      </w:pPr>
+      <w:r>
+        <w:rPr>
+          <w:b/>
+          <w:bCs/>
+          <w:sz w:val="28"/>
+          <w:szCs w:val="28"/>
+        </w:rPr>
+        <w:t>Join Types</w:t>
+      </w:r>
+    </w:p>
+    <w:p>
+      <w:pPr>
+        <w:rPr>
+          <w:sz w:val="28"/>
+          <w:szCs w:val="28"/>
+        </w:rPr>
+      </w:pPr>
+      <w:r>
+        <w:rPr>
+          <w:sz w:val="28"/>
+          <w:szCs w:val="28"/>
+        </w:rPr>
+        <w:t>The module may support:</w:t>
+      </w:r>
+    </w:p>
+    <w:p>
+      <w:pPr>
+        <w:numPr>
+          <w:ilvl w:val="0"/>
+          <w:numId w:val="27"/>
+        </w:numPr>
+        <w:rPr>
+          <w:sz w:val="28"/>
+          <w:szCs w:val="28"/>
+        </w:rPr>
+      </w:pPr>
+      <w:r>
+        <w:rPr>
+          <w:sz w:val="28"/>
+          <w:szCs w:val="28"/>
+        </w:rPr>
+        <w:t>INNER JOIN</w:t>
+      </w:r>
+    </w:p>
+    <w:p>
+      <w:pPr>
+        <w:numPr>
+          <w:ilvl w:val="0"/>
+          <w:numId w:val="27"/>
+        </w:numPr>
+        <w:rPr>
+          <w:sz w:val="28"/>
+          <w:szCs w:val="28"/>
+        </w:rPr>
+      </w:pPr>
+      <w:r>
+        <w:rPr>
+          <w:sz w:val="28"/>
+          <w:szCs w:val="28"/>
+        </w:rPr>
+        <w:t>LEFT JOIN</w:t>
+      </w:r>
+    </w:p>
+    <w:p>
+      <w:pPr>
+        <w:numPr>
+          <w:ilvl w:val="0"/>
+          <w:numId w:val="27"/>
+        </w:numPr>
+        <w:rPr>
+          <w:sz w:val="28"/>
+          <w:szCs w:val="28"/>
+        </w:rPr>
+      </w:pPr>
+      <w:r>
+        <w:rPr>
+          <w:sz w:val="28"/>
+          <w:szCs w:val="28"/>
+        </w:rPr>
+        <w:t>RIGHT JOIN</w:t>
+      </w:r>
+    </w:p>
+    <w:p>
+      <w:pPr>
+        <w:rPr>
+          <w:sz w:val="28"/>
+          <w:szCs w:val="28"/>
+        </w:rPr>
+      </w:pPr>
+      <w:r>
+        <w:rPr>
+          <w:sz w:val="28"/>
+          <w:szCs w:val="28"/>
+        </w:rPr>
+        <w:t>The Join Builder will return the JOIN portion of the SQL query.</w:t>
+      </w:r>
+    </w:p>
+    <w:p>
+      <w:pPr>
+        <w:rPr>
+          <w:sz w:val="28"/>
+          <w:szCs w:val="28"/>
+        </w:rPr>
+      </w:pPr>
+      <w:r>
+        <w:rPr>
+          <w:sz w:val="28"/>
+          <w:szCs w:val="28"/>
+        </w:rPr>
+        <w:pict w14:anchorId="523975B7">
+          <v:rect id="_x0000_i1147" style="width:0;height:1.5pt" o:hralign="center" o:hrstd="t" o:hr="t" fillcolor="#a0a0a0" stroked="f"/>
+        </w:pict>
+      </w:r>
+    </w:p>
+    <w:p>
+      <w:pPr>
+        <w:rPr>
+          <w:b/>
+          <w:bCs/>
+          <w:sz w:val="28"/>
+          <w:szCs w:val="28"/>
+        </w:rPr>
+      </w:pPr>
+      <w:r>
+        <w:rPr>
+          <w:b/>
+          <w:bCs/>
+          <w:sz w:val="28"/>
+          <w:szCs w:val="28"/>
+        </w:rPr>
+        <w:t>4.4 Query Assembler Module</w:t>
+      </w:r>
+    </w:p>
+    <w:p>
+      <w:pPr>
+        <w:rPr>
+          <w:sz w:val="28"/>
+          <w:szCs w:val="28"/>
+        </w:rPr>
+      </w:pPr>
+      <w:r>
+        <w:rPr>
+          <w:sz w:val="28"/>
+          <w:szCs w:val="28"/>
+        </w:rPr>
+        <w:t>The Query Assembler module combines the outputs from the Query Builder and Join Builder to construct a partially completed SQL query.</w:t>
+      </w:r>
+    </w:p>
+    <w:p>
+      <w:pPr>
+        <w:rPr>
+          <w:b/>
+          <w:bCs/>
+          <w:sz w:val="28"/>
+          <w:szCs w:val="28"/>
+        </w:rPr>
+      </w:pPr>
+      <w:r>
+        <w:rPr>
+          <w:b/>
+          <w:bCs/>
+          <w:sz w:val="28"/>
+          <w:szCs w:val="28"/>
+        </w:rPr>
+        <w:t>Responsibilities</w:t>
+      </w:r>
+    </w:p>
+    <w:p>
+      <w:pPr>
+        <w:rPr>
+          <w:sz w:val="28"/>
+          <w:szCs w:val="28"/>
+        </w:rPr>
+      </w:pPr>
+      <w:r>
+        <w:rPr>
+          <w:sz w:val="28"/>
+          <w:szCs w:val="28"/>
+        </w:rPr>
+        <w:t>The module will:</w:t>
+      </w:r>
+    </w:p>
+    <w:p>
+      <w:pPr>
+        <w:numPr>
+          <w:ilvl w:val="0"/>
+          <w:numId w:val="28"/>
+        </w:numPr>
+        <w:rPr>
+          <w:sz w:val="28"/>
+          <w:szCs w:val="28"/>
+        </w:rPr>
+      </w:pPr>
+      <w:r>
+        <w:rPr>
+          <w:sz w:val="28"/>
+          <w:szCs w:val="28"/>
+        </w:rPr>
+        <w:t>Insert JOIN clauses into the base query</w:t>
+      </w:r>
+    </w:p>
+    <w:p>
+      <w:pPr>
+        <w:numPr>
+          <w:ilvl w:val="0"/>
+          <w:numId w:val="28"/>
+        </w:numPr>
+        <w:rPr>
+          <w:sz w:val="28"/>
+          <w:szCs w:val="28"/>
+        </w:rPr>
+      </w:pPr>
+      <w:r>
+        <w:rPr>
+          <w:sz w:val="28"/>
+          <w:szCs w:val="28"/>
+        </w:rPr>
+        <w:t>Combine SELECT, FROM, and JOIN clauses</w:t>
+      </w:r>
+    </w:p>
+    <w:p>
+      <w:pPr>
+        <w:numPr>
+          <w:ilvl w:val="0"/>
+          <w:numId w:val="28"/>
+        </w:numPr>
+        <w:rPr>
+          <w:sz w:val="28"/>
+          <w:szCs w:val="28"/>
+        </w:rPr>
+      </w:pPr>
+      <w:r>
+        <w:rPr>
+          <w:sz w:val="28"/>
+          <w:szCs w:val="28"/>
+        </w:rPr>
+        <w:t>Prepare the query for staging and further transformations</w:t>
+      </w:r>
+    </w:p>
+    <w:p>
+      <w:pPr>
+        <w:rPr>
+          <w:sz w:val="28"/>
+          <w:szCs w:val="28"/>
+        </w:rPr>
+      </w:pPr>
+      <w:r>
+        <w:rPr>
+          <w:sz w:val="28"/>
+          <w:szCs w:val="28"/>
+        </w:rPr>
+        <w:lastRenderedPageBreak/>
+        <w:t xml:space="preserve">At this stage, approximately </w:t>
+      </w:r>
+      <w:r>
+        <w:rPr>
+          <w:b/>
+          <w:bCs/>
+          <w:sz w:val="28"/>
+          <w:szCs w:val="28"/>
+        </w:rPr>
+        <w:t>70% of the final query</w:t>
+      </w:r>
+      <w:r>
+        <w:rPr>
+          <w:sz w:val="28"/>
+          <w:szCs w:val="28"/>
+        </w:rPr>
+        <w:t xml:space="preserve"> will be constructed.</w:t>
+      </w:r>
+    </w:p>
+    <w:p>
+      <w:pPr>
+        <w:rPr>
+          <w:sz w:val="28"/>
+          <w:szCs w:val="28"/>
+        </w:rPr>
+      </w:pPr>
+      <w:r>
+        <w:rPr>
+          <w:sz w:val="28"/>
+          <w:szCs w:val="28"/>
+        </w:rPr>
+        <w:pict w14:anchorId="0165BF9B">
+          <v:rect id="_x0000_i1148" style="width:0;height:1.5pt" o:hralign="center" o:hrstd="t" o:hr="t" fillcolor="#a0a0a0" stroked="f"/>
+        </w:pict>
+      </w:r>
+    </w:p>
+    <w:p>
+      <w:pPr>
+        <w:rPr>
+          <w:b/>
+          <w:bCs/>
+          <w:sz w:val="28"/>
+          <w:szCs w:val="28"/>
+        </w:rPr>
+      </w:pPr>
+      <w:r>
+        <w:rPr>
+          <w:b/>
+          <w:bCs/>
+          <w:sz w:val="28"/>
+          <w:szCs w:val="28"/>
+        </w:rPr>
+        <w:t>4.5 Temporary Table Builder</w:t>
+      </w:r>
+    </w:p>
+    <w:p>
+      <w:pPr>
+        <w:rPr>
+          <w:sz w:val="28"/>
+          <w:szCs w:val="28"/>
+        </w:rPr>
+      </w:pPr>
+      <w:r>
+        <w:rPr>
+          <w:sz w:val="28"/>
+          <w:szCs w:val="28"/>
+        </w:rPr>
+        <w:t>The Temporary Table Builder module enables optional creation of temporary tables.</w:t>
+      </w:r>
+    </w:p>
+    <w:p>
+      <w:pPr>
+        <w:rPr>
+          <w:b/>
+          <w:bCs/>
+          <w:sz w:val="28"/>
+          <w:szCs w:val="28"/>
+        </w:rPr>
+      </w:pPr>
+      <w:r>
+        <w:rPr>
+          <w:b/>
+          <w:bCs/>
+          <w:sz w:val="28"/>
+          <w:szCs w:val="28"/>
+        </w:rPr>
+        <w:t>Purpose</w:t>
+      </w:r>
+    </w:p>
+    <w:p>
+      <w:pPr>
+        <w:rPr>
+          <w:sz w:val="28"/>
+          <w:szCs w:val="28"/>
+        </w:rPr>
+      </w:pPr>
+      <w:r>
+        <w:rPr>
+          <w:sz w:val="28"/>
+          <w:szCs w:val="28"/>
+        </w:rPr>
+        <w:t>Temporary tables may be useful when intermediate query results must be stored before further processing.</w:t>
+      </w:r>
+    </w:p>
+    <w:p>
+      <w:pPr>
+        <w:rPr>
+          <w:b/>
+          <w:bCs/>
+          <w:sz w:val="28"/>
+          <w:szCs w:val="28"/>
+        </w:rPr>
+      </w:pPr>
+      <w:r>
+        <w:rPr>
+          <w:b/>
+          <w:bCs/>
+          <w:sz w:val="28"/>
+          <w:szCs w:val="28"/>
+        </w:rPr>
+        <w:t>User Control</w:t>
+      </w:r>
+    </w:p>
+    <w:p>
+      <w:pPr>
+        <w:rPr>
+          <w:sz w:val="28"/>
+          <w:szCs w:val="28"/>
+        </w:rPr>
+      </w:pPr>
+      <w:r>
+        <w:rPr>
+          <w:sz w:val="28"/>
+          <w:szCs w:val="28"/>
+        </w:rPr>
+        <w:t>The feature will include two modes:</w:t>
+      </w:r>
+    </w:p>
+    <w:p>
+      <w:pPr>
+        <w:numPr>
+          <w:ilvl w:val="0"/>
+          <w:numId w:val="29"/>
+        </w:numPr>
+        <w:rPr>
+          <w:sz w:val="28"/>
+          <w:szCs w:val="28"/>
+        </w:rPr>
+      </w:pPr>
+      <w:r>
+        <w:rPr>
+          <w:sz w:val="28"/>
+          <w:szCs w:val="28"/>
+        </w:rPr>
+        <w:t>Enable Temporary Tables</w:t>
+      </w:r>
+    </w:p>
+    <w:p>
+      <w:pPr>
+        <w:numPr>
+          <w:ilvl w:val="0"/>
+          <w:numId w:val="29"/>
+        </w:numPr>
+        <w:rPr>
+          <w:sz w:val="28"/>
+          <w:szCs w:val="28"/>
+        </w:rPr>
+      </w:pPr>
+      <w:r>
+        <w:rPr>
+          <w:sz w:val="28"/>
+          <w:szCs w:val="28"/>
+        </w:rPr>
+        <w:t>Disable Temporary Tables</w:t>
+      </w:r>
+    </w:p>
+    <w:p>
+      <w:pPr>
+        <w:rPr>
+          <w:sz w:val="28"/>
+          <w:szCs w:val="28"/>
+        </w:rPr>
+      </w:pPr>
+      <w:r>
+        <w:rPr>
+          <w:sz w:val="28"/>
+          <w:szCs w:val="28"/>
+        </w:rPr>
+        <w:t>When enabled, the system will generate statements such as:</w:t>
+      </w:r>
+    </w:p>
+    <w:p>
+      <w:pPr>
+        <w:rPr>
+          <w:sz w:val="28"/>
+          <w:szCs w:val="28"/>
+        </w:rPr>
+      </w:pPr>
+      <w:r>
+        <w:rPr>
+          <w:sz w:val="28"/>
+          <w:szCs w:val="28"/>
+        </w:rPr>
+        <w:t>CREATE TEMP TABLE temp_stage_1 AS</w:t>
+      </w:r>
+    </w:p>
+    <w:p>
+      <w:pPr>
+        <w:rPr>
+          <w:sz w:val="28"/>
+          <w:szCs w:val="28"/>
+        </w:rPr>
+      </w:pPr>
+      <w:r>
+        <w:rPr>
+          <w:sz w:val="28"/>
+          <w:szCs w:val="28"/>
+        </w:rPr>
+        <w:t>SELECT ...</w:t>
+      </w:r>
+    </w:p>
+    <w:p>
+      <w:pPr>
+        <w:rPr>
+          <w:sz w:val="28"/>
+          <w:szCs w:val="28"/>
+        </w:rPr>
+      </w:pPr>
+      <w:r>
+        <w:rPr>
+          <w:sz w:val="28"/>
+          <w:szCs w:val="28"/>
+        </w:rPr>
+        <w:pict w14:anchorId="377453C8">
+          <v:rect id="_x0000_i1149" style="width:0;height:1.5pt" o:hralign="center" o:hrstd="t" o:hr="t" fillcolor="#a0a0a0" stroked="f"/>
+        </w:pict>
+      </w:r>
+    </w:p>
+    <w:p>
+      <w:pPr>
+        <w:rPr>
+          <w:b/>
+          <w:bCs/>
+          <w:sz w:val="28"/>
+          <w:szCs w:val="28"/>
+        </w:rPr>
+      </w:pPr>
+      <w:r>
+        <w:rPr>
+          <w:b/>
+          <w:bCs/>
+          <w:sz w:val="28"/>
+          <w:szCs w:val="28"/>
+        </w:rPr>
+        <w:t>4.6 CTE Builder (Stage Manager)</w:t>
+      </w:r>
+    </w:p>
+    <w:p>
+      <w:pPr>
+        <w:rPr>
+          <w:sz w:val="28"/>
+          <w:szCs w:val="28"/>
+        </w:rPr>
+      </w:pPr>
+      <w:r>
+        <w:rPr>
+          <w:sz w:val="28"/>
+          <w:szCs w:val="28"/>
+        </w:rPr>
+        <w:t xml:space="preserve">The CTE Builder module is responsible for constructing multi-stage SQL queries using </w:t>
+      </w:r>
+      <w:r>
+        <w:rPr>
+          <w:b/>
+          <w:bCs/>
+          <w:sz w:val="28"/>
+          <w:szCs w:val="28"/>
+        </w:rPr>
+        <w:t>Common Table Expressions (CTEs)</w:t>
+      </w:r>
+      <w:r>
+        <w:rPr>
+          <w:sz w:val="28"/>
+          <w:szCs w:val="28"/>
+        </w:rPr>
+        <w:t>.</w:t>
+      </w:r>
+    </w:p>
+    <w:p>
+      <w:pPr>
+        <w:rPr>
+          <w:b/>
+          <w:bCs/>
+          <w:sz w:val="28"/>
+          <w:szCs w:val="28"/>
+        </w:rPr>
+      </w:pPr>
+      <w:r>
+        <w:rPr>
+          <w:b/>
+          <w:bCs/>
+          <w:sz w:val="28"/>
+          <w:szCs w:val="28"/>
+        </w:rPr>
+        <w:t>Responsibilities</w:t>
+      </w:r>
+    </w:p>
+    <w:p>
+      <w:pPr>
+        <w:rPr>
+          <w:sz w:val="28"/>
+          <w:szCs w:val="28"/>
+        </w:rPr>
+      </w:pPr>
+      <w:r>
+        <w:rPr>
+          <w:sz w:val="28"/>
+          <w:szCs w:val="28"/>
+        </w:rPr>
+        <w:t>The module will:</w:t>
+      </w:r>
+    </w:p>
+    <w:p>
+      <w:pPr>
+        <w:numPr>
+          <w:ilvl w:val="0"/>
+          <w:numId w:val="30"/>
+        </w:numPr>
+        <w:rPr>
+          <w:sz w:val="28"/>
+          <w:szCs w:val="28"/>
+        </w:rPr>
+      </w:pPr>
+      <w:r>
+        <w:rPr>
+          <w:sz w:val="28"/>
+          <w:szCs w:val="28"/>
+        </w:rPr>
+        <w:t>Manage multiple query stages</w:t>
+      </w:r>
+    </w:p>
+    <w:p>
+      <w:pPr>
+        <w:numPr>
+          <w:ilvl w:val="0"/>
+          <w:numId w:val="30"/>
+        </w:numPr>
+        <w:rPr>
+          <w:sz w:val="28"/>
+          <w:szCs w:val="28"/>
+        </w:rPr>
+      </w:pPr>
+      <w:r>
+        <w:rPr>
+          <w:sz w:val="28"/>
+          <w:szCs w:val="28"/>
+        </w:rPr>
+        <w:t>Combine intermediate queries</w:t>
+      </w:r>
+    </w:p>
+    <w:p>
+      <w:pPr>
+        <w:numPr>
+          <w:ilvl w:val="0"/>
+          <w:numId w:val="30"/>
+        </w:numPr>
+        <w:rPr>
+          <w:sz w:val="28"/>
+          <w:szCs w:val="28"/>
+        </w:rPr>
+      </w:pPr>
+      <w:r>
+        <w:rPr>
+          <w:sz w:val="28"/>
+          <w:szCs w:val="28"/>
+        </w:rPr>
+        <w:t>Create sequential CTE stages</w:t>
+      </w:r>
+    </w:p>
+    <w:p>
+      <w:pPr>
+        <w:numPr>
+          <w:ilvl w:val="0"/>
+          <w:numId w:val="30"/>
+        </w:numPr>
+        <w:rPr>
+          <w:sz w:val="28"/>
+          <w:szCs w:val="28"/>
+        </w:rPr>
+      </w:pPr>
+      <w:r>
+        <w:rPr>
+          <w:sz w:val="28"/>
+          <w:szCs w:val="28"/>
+        </w:rPr>
+        <w:t>Generate the final query output</w:t>
+      </w:r>
+    </w:p>
+    <w:p>
+      <w:pPr>
+        <w:rPr>
+          <w:sz w:val="28"/>
+          <w:szCs w:val="28"/>
+        </w:rPr>
+      </w:pPr>
+      <w:r>
+        <w:rPr>
+          <w:sz w:val="28"/>
+          <w:szCs w:val="28"/>
+        </w:rPr>
+        <w:t>Example structure:</w:t>
+      </w:r>
+    </w:p>
+    <w:p>
+      <w:pPr>
+        <w:rPr>
+          <w:sz w:val="28"/>
+          <w:szCs w:val="28"/>
+        </w:rPr>
+      </w:pPr>
+      <w:r>
+        <w:rPr>
+          <w:sz w:val="28"/>
+          <w:szCs w:val="28"/>
+        </w:rPr>
+        <w:t>WITH stage_1 AS (</w:t>
+      </w:r>
+    </w:p>
+    <w:p>
+      <w:pPr>
+        <w:rPr>
+          <w:sz w:val="28"/>
+          <w:szCs w:val="28"/>
+        </w:rPr>
+      </w:pPr>
+      <w:r>
+        <w:rPr>
+          <w:sz w:val="28"/>
+          <w:szCs w:val="28"/>
+        </w:rPr>
+        <w:lastRenderedPageBreak/>
+        <w:t xml:space="preserve">    SELECT ...</w:t>
+      </w:r>
+    </w:p>
+    <w:p>
+      <w:pPr>
+        <w:rPr>
+          <w:sz w:val="28"/>
+          <w:szCs w:val="28"/>
+        </w:rPr>
+      </w:pPr>
+      <w:r>
+        <w:rPr>
+          <w:sz w:val="28"/>
+          <w:szCs w:val="28"/>
+        </w:rPr>
+        <w:t>),</w:t>
+      </w:r>
+    </w:p>
+    <w:p>
+      <w:pPr>
+        <w:rPr>
+          <w:sz w:val="28"/>
+          <w:szCs w:val="28"/>
+        </w:rPr>
+      </w:pPr>
+      <w:r>
+        <w:rPr>
+          <w:sz w:val="28"/>
+          <w:szCs w:val="28"/>
+        </w:rPr>
+        <w:t>stage_2 AS (</w:t>
+      </w:r>
+    </w:p>
+    <w:p>
+      <w:pPr>
+        <w:rPr>
+          <w:sz w:val="28"/>
+          <w:szCs w:val="28"/>
+        </w:rPr>
+      </w:pPr>
+      <w:r>
+        <w:rPr>
+          <w:sz w:val="28"/>
+          <w:szCs w:val="28"/>
+        </w:rPr>
+        <w:t xml:space="preserve">    SELECT ...</w:t>
+      </w:r>
+    </w:p>
+    <w:p>
+      <w:pPr>
+        <w:rPr>
+          <w:sz w:val="28"/>
+          <w:szCs w:val="28"/>
+        </w:rPr>
+      </w:pPr>
+      <w:r>
+        <w:rPr>
+          <w:sz w:val="28"/>
+          <w:szCs w:val="28"/>
+        </w:rPr>
+        <w:t xml:space="preserve">    FROM stage_1</w:t>
+      </w:r>
+    </w:p>
+    <w:p>
+      <w:pPr>
+        <w:rPr>
+          <w:sz w:val="28"/>
+          <w:szCs w:val="28"/>
+        </w:rPr>
+      </w:pPr>
+      <w:r>
+        <w:rPr>
+          <w:sz w:val="28"/>
+          <w:szCs w:val="28"/>
+        </w:rPr>
+        <w:t>)</w:t>
+      </w:r>
+    </w:p>
+    <w:p>
+      <w:pPr>
+        <w:rPr>
+          <w:sz w:val="28"/>
+          <w:szCs w:val="28"/>
+        </w:rPr>
+      </w:pPr>
+      <w:r>
+        <w:rPr>
+          <w:sz w:val="28"/>
+          <w:szCs w:val="28"/>
+        </w:rPr>
+        <w:t>SELECT *</w:t>
+      </w:r>
+    </w:p>
+    <w:p>
+      <w:pPr>
+        <w:rPr>
+          <w:sz w:val="28"/>
+          <w:szCs w:val="28"/>
+        </w:rPr>
+      </w:pPr>
+      <w:r>
+        <w:rPr>
+          <w:sz w:val="28"/>
+          <w:szCs w:val="28"/>
+        </w:rPr>
+        <w:t>FROM stage_2</w:t>
+      </w:r>
+    </w:p>
+    <w:p>
+      <w:pPr>
+        <w:rPr>
+          <w:sz w:val="28"/>
+          <w:szCs w:val="28"/>
+        </w:rPr>
+      </w:pPr>
+      <w:r>
+        <w:rPr>
+          <w:sz w:val="28"/>
+          <w:szCs w:val="28"/>
+        </w:rPr>
+        <w:t xml:space="preserve">The CTE Builder acts as the </w:t>
+      </w:r>
+      <w:r>
+        <w:rPr>
+          <w:b/>
+          <w:bCs/>
+          <w:sz w:val="28"/>
+          <w:szCs w:val="28"/>
+        </w:rPr>
+        <w:t>central orchestrator</w:t>
+      </w:r>
+      <w:r>
+        <w:rPr>
+          <w:sz w:val="28"/>
+          <w:szCs w:val="28"/>
+        </w:rPr>
+        <w:t xml:space="preserve"> that stitches together all previous components.</w:t>
+      </w:r>
+    </w:p>
+    <w:p>
+      <w:pPr>
+        <w:rPr>
+          <w:sz w:val="28"/>
+          <w:szCs w:val="28"/>
+        </w:rPr>
+      </w:pPr>
+      <w:r>
+        <w:rPr>
+          <w:sz w:val="28"/>
+          <w:szCs w:val="28"/>
+        </w:rPr>
+        <w:pict w14:anchorId="04BEFB86">
+          <v:rect id="_x0000_i1150" style="width:0;height:1.5pt" o:hralign="center" o:hrstd="t" o:hr="t" fillcolor="#a0a0a0" stroked="f"/>
+        </w:pict>
+      </w:r>
+    </w:p>
+    <w:p>
+      <w:pPr>
+        <w:rPr>
+          <w:b/>
+          <w:bCs/>
+          <w:sz w:val="28"/>
+          <w:szCs w:val="28"/>
+        </w:rPr>
+      </w:pPr>
+      <w:r>
+        <w:rPr>
+          <w:b/>
+          <w:bCs/>
+          <w:sz w:val="28"/>
+          <w:szCs w:val="28"/>
+        </w:rPr>
+        <w:t>4.7 Query Validator / Tester</w:t>
+      </w:r>
+    </w:p>
+    <w:p>
+      <w:pPr>
+        <w:rPr>
+          <w:sz w:val="28"/>
+          <w:szCs w:val="28"/>
+        </w:rPr>
+      </w:pPr>
+      <w:r>
+        <w:rPr>
+          <w:sz w:val="28"/>
+          <w:szCs w:val="28"/>
+        </w:rPr>
+        <w:t>The Query Validator is the final module responsible for ensuring that the generated SQL query is correct and valid.</w:t>
+      </w:r>
+    </w:p>
+    <w:p>
+      <w:pPr>
+        <w:rPr>
+          <w:b/>
+          <w:bCs/>
+          <w:sz w:val="28"/>
+          <w:szCs w:val="28"/>
+        </w:rPr>
+      </w:pPr>
+      <w:r>
+        <w:rPr>
+          <w:b/>
+          <w:bCs/>
+          <w:sz w:val="28"/>
+          <w:szCs w:val="28"/>
+        </w:rPr>
+        <w:t>Responsibilities</w:t>
+      </w:r>
+    </w:p>
+    <w:p>
+      <w:pPr>
+        <w:rPr>
+          <w:sz w:val="28"/>
+          <w:szCs w:val="28"/>
+        </w:rPr>
+      </w:pPr>
+      <w:r>
+        <w:rPr>
+          <w:sz w:val="28"/>
+          <w:szCs w:val="28"/>
+        </w:rPr>
+        <w:t>The validator will verify:</w:t>
+      </w:r>
+    </w:p>
+    <w:p>
+      <w:pPr>
+        <w:numPr>
+          <w:ilvl w:val="0"/>
+          <w:numId w:val="31"/>
+        </w:numPr>
+        <w:rPr>
+          <w:sz w:val="28"/>
+          <w:szCs w:val="28"/>
+        </w:rPr>
+      </w:pPr>
+      <w:r>
+        <w:rPr>
+          <w:sz w:val="28"/>
+          <w:szCs w:val="28"/>
+        </w:rPr>
+        <w:t>Table names exist in the schema</w:t>
+      </w:r>
+    </w:p>
+    <w:p>
+      <w:pPr>
+        <w:numPr>
+          <w:ilvl w:val="0"/>
+          <w:numId w:val="31"/>
+        </w:numPr>
+        <w:rPr>
+          <w:sz w:val="28"/>
+          <w:szCs w:val="28"/>
+        </w:rPr>
+      </w:pPr>
+      <w:r>
+        <w:rPr>
+          <w:sz w:val="28"/>
+          <w:szCs w:val="28"/>
+        </w:rPr>
+        <w:t>Column names exist in the respective tables</w:t>
+      </w:r>
+    </w:p>
+    <w:p>
+      <w:pPr>
+        <w:numPr>
+          <w:ilvl w:val="0"/>
+          <w:numId w:val="31"/>
+        </w:numPr>
+        <w:rPr>
+          <w:sz w:val="28"/>
+          <w:szCs w:val="28"/>
+        </w:rPr>
+      </w:pPr>
+      <w:r>
+        <w:rPr>
+          <w:sz w:val="28"/>
+          <w:szCs w:val="28"/>
+        </w:rPr>
+        <w:t>Join relationships are valid</w:t>
+      </w:r>
+    </w:p>
+    <w:p>
+      <w:pPr>
+        <w:numPr>
+          <w:ilvl w:val="0"/>
+          <w:numId w:val="31"/>
+        </w:numPr>
+        <w:rPr>
+          <w:sz w:val="28"/>
+          <w:szCs w:val="28"/>
+        </w:rPr>
+      </w:pPr>
+      <w:r>
+        <w:rPr>
+          <w:sz w:val="28"/>
+          <w:szCs w:val="28"/>
+        </w:rPr>
+        <w:t>Query structure is syntactically correct</w:t>
+      </w:r>
+    </w:p>
+    <w:p>
+      <w:pPr>
+        <w:numPr>
+          <w:ilvl w:val="0"/>
+          <w:numId w:val="31"/>
+        </w:numPr>
+        <w:rPr>
+          <w:sz w:val="28"/>
+          <w:szCs w:val="28"/>
+        </w:rPr>
+      </w:pPr>
+      <w:r>
+        <w:rPr>
+          <w:sz w:val="28"/>
+          <w:szCs w:val="28"/>
+        </w:rPr>
+        <w:t>Provided user inputs are valid</w:t>
+      </w:r>
+    </w:p>
+    <w:p>
+      <w:pPr>
+        <w:rPr>
+          <w:b/>
+          <w:bCs/>
+          <w:sz w:val="28"/>
+          <w:szCs w:val="28"/>
+        </w:rPr>
+      </w:pPr>
+      <w:r>
+        <w:rPr>
+          <w:b/>
+          <w:bCs/>
+          <w:sz w:val="28"/>
+          <w:szCs w:val="28"/>
+        </w:rPr>
+        <w:t>Validation Failure Handling</w:t>
+      </w:r>
+    </w:p>
+    <w:p>
+      <w:pPr>
+        <w:rPr>
+          <w:sz w:val="28"/>
+          <w:szCs w:val="28"/>
+        </w:rPr>
+      </w:pPr>
+      <w:r>
+        <w:rPr>
+          <w:sz w:val="28"/>
+          <w:szCs w:val="28"/>
+        </w:rPr>
+        <w:t>If validation fails:</w:t>
+      </w:r>
+    </w:p>
+    <w:p>
+      <w:pPr>
+        <w:numPr>
+          <w:ilvl w:val="0"/>
+          <w:numId w:val="32"/>
+        </w:numPr>
+        <w:rPr>
+          <w:sz w:val="28"/>
+          <w:szCs w:val="28"/>
+        </w:rPr>
+      </w:pPr>
+      <w:r>
+        <w:rPr>
+          <w:sz w:val="28"/>
+          <w:szCs w:val="28"/>
+        </w:rPr>
+        <w:t>The system will identify the error.</w:t>
+      </w:r>
+    </w:p>
+    <w:p>
+      <w:pPr>
+        <w:numPr>
+          <w:ilvl w:val="0"/>
+          <w:numId w:val="32"/>
+        </w:numPr>
+        <w:rPr>
+          <w:sz w:val="28"/>
+          <w:szCs w:val="28"/>
+        </w:rPr>
+      </w:pPr>
+      <w:r>
+        <w:rPr>
+          <w:sz w:val="28"/>
+          <w:szCs w:val="28"/>
+        </w:rPr>
+        <w:t>The query generation loop will restart.</w:t>
+      </w:r>
+    </w:p>
+    <w:p>
+      <w:pPr>
+        <w:numPr>
+          <w:ilvl w:val="0"/>
+          <w:numId w:val="32"/>
+        </w:numPr>
+        <w:rPr>
+          <w:sz w:val="28"/>
+          <w:szCs w:val="28"/>
+        </w:rPr>
+      </w:pPr>
+      <w:r>
+        <w:rPr>
+          <w:sz w:val="28"/>
+          <w:szCs w:val="28"/>
+        </w:rPr>
+        <w:t xml:space="preserve">Inputs will be rechecked against the </w:t>
+      </w:r>
+      <w:proofErr w:type="spellStart"/>
+      <w:r>
+        <w:rPr>
+          <w:sz w:val="28"/>
+          <w:szCs w:val="28"/>
+        </w:rPr>
+        <w:t>DBInfo</w:t>
+      </w:r>
+      <w:proofErr w:type="spellEnd"/>
+      <w:r>
+        <w:rPr>
+          <w:sz w:val="28"/>
+          <w:szCs w:val="28"/>
+        </w:rPr>
+        <w:t xml:space="preserve"> module.</w:t>
+      </w:r>
+    </w:p>
+    <w:p>
+      <w:pPr>
+        <w:numPr>
+          <w:ilvl w:val="0"/>
+          <w:numId w:val="32"/>
+        </w:numPr>
+        <w:rPr>
+          <w:sz w:val="28"/>
+          <w:szCs w:val="28"/>
+        </w:rPr>
+      </w:pPr>
+      <w:r>
+        <w:rPr>
+          <w:sz w:val="28"/>
+          <w:szCs w:val="28"/>
+        </w:rPr>
+        <w:t>A corrected query will be regenerated.</w:t>
+      </w:r>
+    </w:p>
+    <w:p>
+      <w:pPr>
+        <w:rPr>
+          <w:sz w:val="28"/>
+          <w:szCs w:val="28"/>
+        </w:rPr>
+      </w:pPr>
+      <w:r>
+        <w:rPr>
+          <w:sz w:val="28"/>
+          <w:szCs w:val="28"/>
+        </w:rPr>
+        <w:lastRenderedPageBreak/>
+        <w:t>This mechanism ensures robustness and prevents invalid SQL queries from reaching the user interface.</w:t>
+      </w:r>
+    </w:p>
+    <w:p>
+      <w:pPr>
+        <w:rPr>
+          <w:sz w:val="28"/>
+          <w:szCs w:val="28"/>
+        </w:rPr>
+      </w:pPr>
+      <w:r>
+        <w:rPr>
+          <w:sz w:val="28"/>
+          <w:szCs w:val="28"/>
+        </w:rPr>
+        <w:pict w14:anchorId="2DC3F6C8">
+          <v:rect id="_x0000_i1151" style="width:0;height:1.5pt" o:hralign="center" o:hrstd="t" o:hr="t" fillcolor="#a0a0a0" stroked="f"/>
+        </w:pict>
+      </w:r>
+    </w:p>
+    <w:p>
+      <w:pPr>
+        <w:rPr>
+          <w:b/>
+          <w:bCs/>
+          <w:sz w:val="28"/>
+          <w:szCs w:val="28"/>
+        </w:rPr>
+      </w:pPr>
+      <w:r>
+        <w:rPr>
+          <w:b/>
+          <w:bCs/>
+          <w:sz w:val="28"/>
+          <w:szCs w:val="28"/>
+        </w:rPr>
+        <w:t>5. Query Generation Workflow</w:t>
+      </w:r>
+    </w:p>
+    <w:p>
+      <w:pPr>
+        <w:rPr>
+          <w:sz w:val="28"/>
+          <w:szCs w:val="28"/>
+        </w:rPr>
+      </w:pPr>
+      <w:r>
+        <w:rPr>
+          <w:sz w:val="28"/>
+          <w:szCs w:val="28"/>
+        </w:rPr>
+        <w:t>The complete query generation process follows the workflow below:</w:t>
+      </w:r>
+    </w:p>
+    <w:p>
+      <w:pPr>
+        <w:rPr>
+          <w:sz w:val="28"/>
+          <w:szCs w:val="28"/>
+        </w:rPr>
+      </w:pPr>
+      <w:r>
+        <w:rPr>
+          <w:sz w:val="28"/>
+          <w:szCs w:val="28"/>
+        </w:rPr>
+        <w:t>User Input</w:t>
+      </w:r>
+    </w:p>
+    <w:p>
+      <w:pPr>
+        <w:rPr>
+          <w:sz w:val="28"/>
+          <w:szCs w:val="28"/>
+        </w:rPr>
+      </w:pPr>
+      <w:r>
+        <w:rPr>
+          <w:sz w:val="28"/>
+          <w:szCs w:val="28"/>
+        </w:rPr>
+        <w:t xml:space="preserve">    ↓</w:t>
+      </w:r>
+    </w:p>
+    <w:p>
+      <w:pPr>
+        <w:rPr>
+          <w:sz w:val="28"/>
+          <w:szCs w:val="28"/>
+        </w:rPr>
+      </w:pPr>
+      <w:proofErr w:type="spellStart"/>
+      <w:r>
+        <w:rPr>
+          <w:sz w:val="28"/>
+          <w:szCs w:val="28"/>
+        </w:rPr>
+        <w:t>DBInfo</w:t>
+      </w:r>
+      <w:proofErr w:type="spellEnd"/>
+      <w:r>
+        <w:rPr>
+          <w:sz w:val="28"/>
+          <w:szCs w:val="28"/>
+        </w:rPr>
+        <w:t xml:space="preserve"> (Schema Analysis)</w:t>
+      </w:r>
+    </w:p>
+    <w:p>
+      <w:pPr>
+        <w:rPr>
+          <w:sz w:val="28"/>
+          <w:szCs w:val="28"/>
+        </w:rPr>
+      </w:pPr>
+      <w:r>
+        <w:rPr>
+          <w:sz w:val="28"/>
+          <w:szCs w:val="28"/>
+        </w:rPr>
+        <w:t xml:space="preserve">    ↓</w:t>
+      </w:r>
+    </w:p>
+    <w:p>
+      <w:pPr>
+        <w:rPr>
+          <w:sz w:val="28"/>
+          <w:szCs w:val="28"/>
+        </w:rPr>
+      </w:pPr>
+      <w:r>
+        <w:rPr>
+          <w:sz w:val="28"/>
+          <w:szCs w:val="28"/>
+        </w:rPr>
+        <w:t>Query Builder (Base Query)</w:t>
+      </w:r>
+    </w:p>
+    <w:p>
+      <w:pPr>
+        <w:rPr>
+          <w:sz w:val="28"/>
+          <w:szCs w:val="28"/>
+        </w:rPr>
+      </w:pPr>
+      <w:r>
+        <w:rPr>
+          <w:sz w:val="28"/>
+          <w:szCs w:val="28"/>
+        </w:rPr>
+        <w:t xml:space="preserve">    ↓</w:t>
+      </w:r>
+    </w:p>
+    <w:p>
+      <w:pPr>
+        <w:rPr>
+          <w:sz w:val="28"/>
+          <w:szCs w:val="28"/>
+        </w:rPr>
+      </w:pPr>
+      <w:r>
+        <w:rPr>
+          <w:sz w:val="28"/>
+          <w:szCs w:val="28"/>
+        </w:rPr>
+        <w:t>Join Builder (Join Conditions)</w:t>
+      </w:r>
+    </w:p>
+    <w:p>
+      <w:pPr>
+        <w:rPr>
+          <w:sz w:val="28"/>
+          <w:szCs w:val="28"/>
+        </w:rPr>
+      </w:pPr>
+      <w:r>
+        <w:rPr>
+          <w:sz w:val="28"/>
+          <w:szCs w:val="28"/>
+        </w:rPr>
+        <w:t xml:space="preserve">    ↓</w:t>
+      </w:r>
+    </w:p>
+    <w:p>
+      <w:pPr>
+        <w:rPr>
+          <w:sz w:val="28"/>
+          <w:szCs w:val="28"/>
+        </w:rPr>
+      </w:pPr>
+      <w:r>
+        <w:rPr>
+          <w:sz w:val="28"/>
+          <w:szCs w:val="28"/>
+        </w:rPr>
+        <w:t>Query Assembler (Combine Query)</w:t>
+      </w:r>
+    </w:p>
+    <w:p>
+      <w:pPr>
+        <w:rPr>
+          <w:sz w:val="28"/>
+          <w:szCs w:val="28"/>
+        </w:rPr>
+      </w:pPr>
+      <w:r>
+        <w:rPr>
+          <w:sz w:val="28"/>
+          <w:szCs w:val="28"/>
+        </w:rPr>
+        <w:t xml:space="preserve">    ↓</w:t>
+      </w:r>
+    </w:p>
+    <w:p>
+      <w:pPr>
+        <w:rPr>
+          <w:sz w:val="28"/>
+          <w:szCs w:val="28"/>
+        </w:rPr>
+      </w:pPr>
+      <w:r>
+        <w:rPr>
+          <w:sz w:val="28"/>
+          <w:szCs w:val="28"/>
+        </w:rPr>
+        <w:t>Temporary Table Builder (Optional)</w:t>
+      </w:r>
+    </w:p>
+    <w:p>
+      <w:pPr>
+        <w:rPr>
+          <w:sz w:val="28"/>
+          <w:szCs w:val="28"/>
+        </w:rPr>
+      </w:pPr>
+      <w:r>
+        <w:rPr>
+          <w:sz w:val="28"/>
+          <w:szCs w:val="28"/>
+        </w:rPr>
+        <w:t xml:space="preserve">    ↓</w:t>
+      </w:r>
+    </w:p>
+    <w:p>
+      <w:pPr>
+        <w:rPr>
+          <w:sz w:val="28"/>
+          <w:szCs w:val="28"/>
+        </w:rPr>
+      </w:pPr>
+      <w:r>
+        <w:rPr>
+          <w:sz w:val="28"/>
+          <w:szCs w:val="28"/>
+        </w:rPr>
+        <w:t>CTE Builder (Stage Construction)</w:t>
+      </w:r>
+    </w:p>
+    <w:p>
+      <w:pPr>
+        <w:rPr>
+          <w:sz w:val="28"/>
+          <w:szCs w:val="28"/>
+        </w:rPr>
+      </w:pPr>
+      <w:r>
+        <w:rPr>
+          <w:sz w:val="28"/>
+          <w:szCs w:val="28"/>
+        </w:rPr>
+        <w:t xml:space="preserve">    ↓</w:t>
+      </w:r>
+    </w:p>
+    <w:p>
+      <w:pPr>
+        <w:rPr>
+          <w:sz w:val="28"/>
+          <w:szCs w:val="28"/>
+        </w:rPr>
+      </w:pPr>
+      <w:r>
+        <w:rPr>
+          <w:sz w:val="28"/>
+          <w:szCs w:val="28"/>
+        </w:rPr>
+        <w:t>Query Validator (Validation)</w:t>
+      </w:r>
+    </w:p>
+    <w:p>
+      <w:pPr>
+        <w:rPr>
+          <w:sz w:val="28"/>
+          <w:szCs w:val="28"/>
+        </w:rPr>
+      </w:pPr>
+      <w:r>
+        <w:rPr>
+          <w:sz w:val="28"/>
+          <w:szCs w:val="28"/>
+        </w:rPr>
+        <w:t xml:space="preserve">    ↓</w:t>
+      </w:r>
+    </w:p>
+    <w:p>
+      <w:pPr>
+        <w:rPr>
+          <w:sz w:val="28"/>
+          <w:szCs w:val="28"/>
+        </w:rPr>
+      </w:pPr>
+      <w:r>
+        <w:rPr>
+          <w:sz w:val="28"/>
+          <w:szCs w:val="28"/>
+        </w:rPr>
+        <w:t>Final SQL Query Output</w:t>
+      </w:r>
+    </w:p>
+    <w:p>
+      <w:pPr>
+        <w:rPr>
+          <w:sz w:val="28"/>
+          <w:szCs w:val="28"/>
+        </w:rPr>
+      </w:pPr>
+      <w:r>
+        <w:rPr>
+          <w:sz w:val="28"/>
+          <w:szCs w:val="28"/>
+        </w:rPr>
+        <w:pict w14:anchorId="51DF2BD9">
+          <v:rect id="_x0000_i1152" style="width:0;height:1.5pt" o:hralign="center" o:hrstd="t" o:hr="t" fillcolor="#a0a0a0" stroked="f"/>
+        </w:pict>
+      </w:r>
+    </w:p>
+    <w:p>
+      <w:pPr>
+        <w:rPr>
+          <w:b/>
+          <w:bCs/>
+          <w:sz w:val="28"/>
+          <w:szCs w:val="28"/>
+        </w:rPr>
+      </w:pPr>
+      <w:r>
+        <w:rPr>
+          <w:b/>
+          <w:bCs/>
+          <w:sz w:val="28"/>
+          <w:szCs w:val="28"/>
+        </w:rPr>
+        <w:t>6. Design Principles</w:t>
+      </w:r>
+    </w:p>
+    <w:p>
+      <w:pPr>
+        <w:rPr>
+          <w:sz w:val="28"/>
+          <w:szCs w:val="28"/>
+        </w:rPr>
+      </w:pPr>
+      <w:r>
+        <w:rPr>
+          <w:sz w:val="28"/>
+          <w:szCs w:val="28"/>
+        </w:rPr>
+        <w:t>The system follows the following design principles:</w:t>
+      </w:r>
+    </w:p>
+    <w:p>
+      <w:pPr>
+        <w:rPr>
+          <w:b/>
+          <w:bCs/>
+          <w:sz w:val="28"/>
+          <w:szCs w:val="28"/>
+        </w:rPr>
+      </w:pPr>
+      <w:r>
+        <w:rPr>
+          <w:b/>
+          <w:bCs/>
+          <w:sz w:val="28"/>
+          <w:szCs w:val="28"/>
+        </w:rPr>
+        <w:t>Modular Design</w:t>
+      </w:r>
+    </w:p>
+    <w:p>
+      <w:pPr>
+        <w:rPr>
+          <w:sz w:val="28"/>
+          <w:szCs w:val="28"/>
+        </w:rPr>
+      </w:pPr>
+      <w:r>
+        <w:rPr>
+          <w:sz w:val="28"/>
+          <w:szCs w:val="28"/>
+        </w:rPr>
+        <w:lastRenderedPageBreak/>
+        <w:t>Each component is independent and can be modified without affecting the rest of the system.</w:t>
+      </w:r>
+    </w:p>
+    <w:p>
+      <w:pPr>
+        <w:rPr>
+          <w:b/>
+          <w:bCs/>
+          <w:sz w:val="28"/>
+          <w:szCs w:val="28"/>
+        </w:rPr>
+      </w:pPr>
+      <w:r>
+        <w:rPr>
+          <w:b/>
+          <w:bCs/>
+          <w:sz w:val="28"/>
+          <w:szCs w:val="28"/>
+        </w:rPr>
+        <w:t>Schema Intelligence</w:t>
+      </w:r>
+    </w:p>
+    <w:p>
+      <w:pPr>
+        <w:rPr>
+          <w:sz w:val="28"/>
+          <w:szCs w:val="28"/>
+        </w:rPr>
+      </w:pPr>
+      <w:r>
+        <w:rPr>
+          <w:sz w:val="28"/>
+          <w:szCs w:val="28"/>
+        </w:rPr>
+        <w:t>The system relies heavily on schema metadata to automatically detect relationships between tables.</w:t>
+      </w:r>
+    </w:p>
+    <w:p>
+      <w:pPr>
+        <w:rPr>
+          <w:b/>
+          <w:bCs/>
+          <w:sz w:val="28"/>
+          <w:szCs w:val="28"/>
+        </w:rPr>
+      </w:pPr>
+      <w:r>
+        <w:rPr>
+          <w:b/>
+          <w:bCs/>
+          <w:sz w:val="28"/>
+          <w:szCs w:val="28"/>
+        </w:rPr>
+        <w:t>Error Safety</w:t>
+      </w:r>
+    </w:p>
+    <w:p>
+      <w:pPr>
+        <w:rPr>
+          <w:sz w:val="28"/>
+          <w:szCs w:val="28"/>
+        </w:rPr>
+      </w:pPr>
+      <w:r>
+        <w:rPr>
+          <w:sz w:val="28"/>
+          <w:szCs w:val="28"/>
+        </w:rPr>
+        <w:t>Validation layers ensure that incorrect queries are not generated.</w:t>
+      </w:r>
+    </w:p>
+    <w:p>
+      <w:pPr>
+        <w:rPr>
+          <w:b/>
+          <w:bCs/>
+          <w:sz w:val="28"/>
+          <w:szCs w:val="28"/>
+        </w:rPr>
+      </w:pPr>
+      <w:r>
+        <w:rPr>
+          <w:b/>
+          <w:bCs/>
+          <w:sz w:val="28"/>
+          <w:szCs w:val="28"/>
+        </w:rPr>
+        <w:t>Extensibility</w:t>
+      </w:r>
+    </w:p>
+    <w:p>
+      <w:pPr>
+        <w:rPr>
+          <w:sz w:val="28"/>
+          <w:szCs w:val="28"/>
+        </w:rPr>
+      </w:pPr>
+      <w:r>
+        <w:rPr>
+          <w:sz w:val="28"/>
+          <w:szCs w:val="28"/>
+        </w:rPr>
+        <w:t>Additional modules such as query optimization, query caching, or natural language interfaces can be added in the future.</w:t>
+      </w:r>
+    </w:p>
+    <w:p>
+      <w:pPr>
+        <w:rPr>
+          <w:sz w:val="28"/>
+          <w:szCs w:val="28"/>
+        </w:rPr>
+      </w:pPr>
+      <w:r>
+        <w:rPr>
+          <w:sz w:val="28"/>
+          <w:szCs w:val="28"/>
+        </w:rPr>
+        <w:pict w14:anchorId="79A211D3">
+          <v:rect id="_x0000_i1153" style="width:0;height:1.5pt" o:hralign="center" o:hrstd="t" o:hr="t" fillcolor="#a0a0a0" stroked="f"/>
+        </w:pict>
+      </w:r>
+    </w:p>
+    <w:p>
+      <w:pPr>
+        <w:rPr>
+          <w:b/>
+          <w:bCs/>
+          <w:sz w:val="28"/>
+          <w:szCs w:val="28"/>
+        </w:rPr>
+      </w:pPr>
+      <w:r>
+        <w:rPr>
+          <w:b/>
+          <w:bCs/>
+          <w:sz w:val="28"/>
+          <w:szCs w:val="28"/>
+        </w:rPr>
+        <w:t>7. Expected Outcome</w:t>
+      </w:r>
+    </w:p>
+    <w:p>
+      <w:pPr>
+        <w:rPr>
+          <w:sz w:val="28"/>
+          <w:szCs w:val="28"/>
+        </w:rPr>
+      </w:pPr>
+      <w:r>
+        <w:rPr>
+          <w:sz w:val="28"/>
+          <w:szCs w:val="28"/>
+        </w:rPr>
+        <w:t xml:space="preserve">The final system will be capable of generating </w:t>
+      </w:r>
+      <w:r>
+        <w:rPr>
+          <w:b/>
+          <w:bCs/>
+          <w:sz w:val="28"/>
+          <w:szCs w:val="28"/>
+        </w:rPr>
+        <w:t>complex SQL queries automatically</w:t>
+      </w:r>
+      <w:r>
+        <w:rPr>
+          <w:sz w:val="28"/>
+          <w:szCs w:val="28"/>
+        </w:rPr>
+        <w:t xml:space="preserve"> by combining schema information, user inputs, and staged query construction techniques.</w:t>
+      </w:r>
+    </w:p>
+    <w:p>
+      <w:pPr>
+        <w:rPr>
+          <w:sz w:val="28"/>
+          <w:szCs w:val="28"/>
+        </w:rPr>
+      </w:pPr>
+      <w:r>
+        <w:rPr>
+          <w:sz w:val="28"/>
+          <w:szCs w:val="28"/>
+        </w:rPr>
+        <w:t>The architecture ensures scalability, maintainability, and adaptability for future enhancements.</w:t>
+      </w:r>
+    </w:p>
+    <w:p>
+      <w:pPr>
+        <w:rPr>
+          <w:sz w:val="28"/>
+          <w:szCs w:val="28"/>
+        </w:rPr>
+      </w:pPr>
+      <w:r>
+        <w:rPr>
+          <w:sz w:val="28"/>
+          <w:szCs w:val="28"/>
+        </w:rPr>
+        <w:pict w14:anchorId="5992BE5E">
+          <v:rect id="_x0000_i1154" style="width:0;height:1.5pt" o:hralign="center" o:hrstd="t" o:hr="t" fillcolor="#a0a0a0" stroked="f"/>
+        </w:pict>
       </w:r>
     </w:p>
     <w:sectPr>
@@ -3466,7 +4024,7 @@
 <w:numbering xmlns:wpc="http://schemas.microsoft.com/office/word/2010/wordprocessingCanvas" xmlns:cx="http://schemas.microsoft.com/office/drawing/2014/chartex" xmlns:cx1="http://schemas.microsoft.com/office/drawing/2015/9/8/chartex" xmlns:cx2="http://schemas.microsoft.com/office/drawing/2015/10/21/chartex" xmlns:cx3="http://schemas.microsoft.com/office/drawing/2016/5/9/chartex" xmlns:cx4="http://schemas.microsoft.com/office/drawing/2016/5/10/chartex" xmlns:cx5="http://schemas.microsoft.com/office/drawing/2016/5/11/chartex" xmlns:cx6="http://schemas.microsoft.com/office/drawing/2016/5/12/chartex" xmlns:cx7="http://schemas.microsoft.com/office/drawing/2016/5/13/chartex" xmlns:cx8="http://schemas.microsoft.com/office/drawing/2016/5/14/chartex" xmlns:mc="http://schemas.openxmlformats.org/markup-compatibility/2006" xmlns:aink="http://schemas.microsoft.com/office/drawing/2016/ink" xmlns:am3d="http://schemas.microsoft.com/office/drawing/2017/model3d" xmlns:o="urn:schemas-microsoft-com:office:office" xmlns:oel="http://schemas.microsoft.com/office/2019/extlst" xmlns:r="http://schemas.openxmlformats.org/officeDocument/2006/relationships" xmlns:m="http://schemas.openxmlformats.org/officeDocument/2006/math" xmlns:v="urn:schemas-microsoft-com:vml" xmlns:wp14="http://schemas.microsoft.com/office/word/2010/wordprocessingDrawing" xmlns:wp="http://schemas.openxmlformats.org/drawingml/2006/wordprocessingDrawing" xmlns:w10="urn:schemas-microsoft-com:office:word" xmlns:w="http://schemas.openxmlformats.org/wordprocessingml/2006/main" xmlns:w14="http://schemas.microsoft.com/office/word/2010/wordml" xmlns:w15="http://schemas.microsoft.com/office/word/2012/wordml" xmlns:w16cex="http://schemas.microsoft.com/office/word/2018/wordml/cex" xmlns:w16cid="http://schemas.microsoft.com/office/word/2016/wordml/cid" xmlns:w16="http://schemas.microsoft.com/office/word/2018/wordml" xmlns:w16du="http://schemas.microsoft.com/office/word/2023/wordml/word16du" xmlns:w16sdtdh="http://schemas.microsoft.com/office/word/2020/wordml/sdtdatahash" xmlns:w16sdtfl="http://schemas.microsoft.com/office/word/2024/wordml/sdtformatlock" xmlns:w16se="http://schemas.microsoft.com/office/word/2015/wordml/symex" xmlns:wpg="http://schemas.microsoft.com/office/word/2010/wordprocessingGroup" xmlns:wpi="http://schemas.microsoft.com/office/word/2010/wordprocessingInk" xmlns:wne="http://schemas.microsoft.com/office/word/2006/wordml" xmlns:wps="http://schemas.microsoft.com/office/word/2010/wordprocessingShape" mc:Ignorable="w14 w15 w16se w16cid w16 w16cex w16sdtdh w16sdtfl w16du wp14">
   <w:numPicBullet w:numPicBulletId="0">
     <w:pict>
-      <v:rect id="_x0000_i1025" style="width:0;height:1.5pt" o:hralign="center" o:bullet="t" o:hrstd="t" o:hr="t" fillcolor="#a0a0a0" stroked="f"/>
+      <v:rect w14:anchorId="25DEBE7E" id="_x0000_i1025" style="width:0;height:1.5pt" o:hralign="center" o:bullet="t" o:hrstd="t" o:hr="t" fillcolor="#a0a0a0" stroked="f"/>
     </w:pict>
   </w:numPicBullet>
   <w:numPicBullet w:numPicBulletId="1">
@@ -4071,6 +4629,453 @@
     </w:lvl>
   </w:abstractNum>
   <w:abstractNum w:abstractNumId="4" w15:restartNumberingAfterBreak="0">
+    <w:nsid w:val="0E266AB5"/>
+    <w:multiLevelType w:val="multilevel"/>
+    <w:tmpl w:val="E828C960"/>
+    <w:lvl w:ilvl="0">
+      <w:start w:val="1"/>
+      <w:numFmt w:val="bullet"/>
+      <w:lvlText w:val=""/>
+      <w:lvlJc w:val="left"/>
+      <w:pPr>
+        <w:tabs>
+          <w:tab w:val="num" w:pos="720"/>
+        </w:tabs>
+        <w:ind w:left="720" w:hanging="360"/>
+      </w:pPr>
+      <w:rPr>
+        <w:rFonts w:ascii="Symbol" w:hAnsi="Symbol" w:hint="default"/>
+        <w:sz w:val="20"/>
+      </w:rPr>
+    </w:lvl>
+    <w:lvl w:ilvl="1" w:tentative="1">
+      <w:start w:val="1"/>
+      <w:numFmt w:val="bullet"/>
+      <w:lvlText w:val="o"/>
+      <w:lvlJc w:val="left"/>
+      <w:pPr>
+        <w:tabs>
+          <w:tab w:val="num" w:pos="1440"/>
+        </w:tabs>
+        <w:ind w:left="1440" w:hanging="360"/>
+      </w:pPr>
+      <w:rPr>
+        <w:rFonts w:ascii="Courier New" w:hAnsi="Courier New" w:hint="default"/>
+        <w:sz w:val="20"/>
+      </w:rPr>
+    </w:lvl>
+    <w:lvl w:ilvl="2" w:tentative="1">
+      <w:start w:val="1"/>
+      <w:numFmt w:val="bullet"/>
+      <w:lvlText w:val=""/>
+      <w:lvlJc w:val="left"/>
+      <w:pPr>
+        <w:tabs>
+          <w:tab w:val="num" w:pos="2160"/>
+        </w:tabs>
+        <w:ind w:left="2160" w:hanging="360"/>
+      </w:pPr>
+      <w:rPr>
+        <w:rFonts w:ascii="Wingdings" w:hAnsi="Wingdings" w:hint="default"/>
+        <w:sz w:val="20"/>
+      </w:rPr>
+    </w:lvl>
+    <w:lvl w:ilvl="3" w:tentative="1">
+      <w:start w:val="1"/>
+      <w:numFmt w:val="bullet"/>
+      <w:lvlText w:val=""/>
+      <w:lvlJc w:val="left"/>
+      <w:pPr>
+        <w:tabs>
+          <w:tab w:val="num" w:pos="2880"/>
+        </w:tabs>
+        <w:ind w:left="2880" w:hanging="360"/>
+      </w:pPr>
+      <w:rPr>
+        <w:rFonts w:ascii="Wingdings" w:hAnsi="Wingdings" w:hint="default"/>
+        <w:sz w:val="20"/>
+      </w:rPr>
+    </w:lvl>
+    <w:lvl w:ilvl="4" w:tentative="1">
+      <w:start w:val="1"/>
+      <w:numFmt w:val="bullet"/>
+      <w:lvlText w:val=""/>
+      <w:lvlJc w:val="left"/>
+      <w:pPr>
+        <w:tabs>
+          <w:tab w:val="num" w:pos="3600"/>
+        </w:tabs>
+        <w:ind w:left="3600" w:hanging="360"/>
+      </w:pPr>
+      <w:rPr>
+        <w:rFonts w:ascii="Wingdings" w:hAnsi="Wingdings" w:hint="default"/>
+        <w:sz w:val="20"/>
+      </w:rPr>
+    </w:lvl>
+    <w:lvl w:ilvl="5" w:tentative="1">
+      <w:start w:val="1"/>
+      <w:numFmt w:val="bullet"/>
+      <w:lvlText w:val=""/>
+      <w:lvlJc w:val="left"/>
+      <w:pPr>
+        <w:tabs>
+          <w:tab w:val="num" w:pos="4320"/>
+        </w:tabs>
+        <w:ind w:left="4320" w:hanging="360"/>
+      </w:pPr>
+      <w:rPr>
+        <w:rFonts w:ascii="Wingdings" w:hAnsi="Wingdings" w:hint="default"/>
+        <w:sz w:val="20"/>
+      </w:rPr>
+    </w:lvl>
+    <w:lvl w:ilvl="6" w:tentative="1">
+      <w:start w:val="1"/>
+      <w:numFmt w:val="bullet"/>
+      <w:lvlText w:val=""/>
+      <w:lvlJc w:val="left"/>
+      <w:pPr>
+        <w:tabs>
+          <w:tab w:val="num" w:pos="5040"/>
+        </w:tabs>
+        <w:ind w:left="5040" w:hanging="360"/>
+      </w:pPr>
+      <w:rPr>
+        <w:rFonts w:ascii="Wingdings" w:hAnsi="Wingdings" w:hint="default"/>
+        <w:sz w:val="20"/>
+      </w:rPr>
+    </w:lvl>
+    <w:lvl w:ilvl="7" w:tentative="1">
+      <w:start w:val="1"/>
+      <w:numFmt w:val="bullet"/>
+      <w:lvlText w:val=""/>
+      <w:lvlJc w:val="left"/>
+      <w:pPr>
+        <w:tabs>
+          <w:tab w:val="num" w:pos="5760"/>
+        </w:tabs>
+        <w:ind w:left="5760" w:hanging="360"/>
+      </w:pPr>
+      <w:rPr>
+        <w:rFonts w:ascii="Wingdings" w:hAnsi="Wingdings" w:hint="default"/>
+        <w:sz w:val="20"/>
+      </w:rPr>
+    </w:lvl>
+    <w:lvl w:ilvl="8" w:tentative="1">
+      <w:start w:val="1"/>
+      <w:numFmt w:val="bullet"/>
+      <w:lvlText w:val=""/>
+      <w:lvlJc w:val="left"/>
+      <w:pPr>
+        <w:tabs>
+          <w:tab w:val="num" w:pos="6480"/>
+        </w:tabs>
+        <w:ind w:left="6480" w:hanging="360"/>
+      </w:pPr>
+      <w:rPr>
+        <w:rFonts w:ascii="Wingdings" w:hAnsi="Wingdings" w:hint="default"/>
+        <w:sz w:val="20"/>
+      </w:rPr>
+    </w:lvl>
+  </w:abstractNum>
+  <w:abstractNum w:abstractNumId="5" w15:restartNumberingAfterBreak="0">
+    <w:nsid w:val="0E2E3F7B"/>
+    <w:multiLevelType w:val="multilevel"/>
+    <w:tmpl w:val="22961AF0"/>
+    <w:lvl w:ilvl="0">
+      <w:start w:val="1"/>
+      <w:numFmt w:val="bullet"/>
+      <w:lvlText w:val=""/>
+      <w:lvlJc w:val="left"/>
+      <w:pPr>
+        <w:tabs>
+          <w:tab w:val="num" w:pos="720"/>
+        </w:tabs>
+        <w:ind w:left="720" w:hanging="360"/>
+      </w:pPr>
+      <w:rPr>
+        <w:rFonts w:ascii="Symbol" w:hAnsi="Symbol" w:hint="default"/>
+        <w:sz w:val="20"/>
+      </w:rPr>
+    </w:lvl>
+    <w:lvl w:ilvl="1" w:tentative="1">
+      <w:start w:val="1"/>
+      <w:numFmt w:val="bullet"/>
+      <w:lvlText w:val="o"/>
+      <w:lvlJc w:val="left"/>
+      <w:pPr>
+        <w:tabs>
+          <w:tab w:val="num" w:pos="1440"/>
+        </w:tabs>
+        <w:ind w:left="1440" w:hanging="360"/>
+      </w:pPr>
+      <w:rPr>
+        <w:rFonts w:ascii="Courier New" w:hAnsi="Courier New" w:hint="default"/>
+        <w:sz w:val="20"/>
+      </w:rPr>
+    </w:lvl>
+    <w:lvl w:ilvl="2" w:tentative="1">
+      <w:start w:val="1"/>
+      <w:numFmt w:val="bullet"/>
+      <w:lvlText w:val=""/>
+      <w:lvlJc w:val="left"/>
+      <w:pPr>
+        <w:tabs>
+          <w:tab w:val="num" w:pos="2160"/>
+        </w:tabs>
+        <w:ind w:left="2160" w:hanging="360"/>
+      </w:pPr>
+      <w:rPr>
+        <w:rFonts w:ascii="Wingdings" w:hAnsi="Wingdings" w:hint="default"/>
+        <w:sz w:val="20"/>
+      </w:rPr>
+    </w:lvl>
+    <w:lvl w:ilvl="3" w:tentative="1">
+      <w:start w:val="1"/>
+      <w:numFmt w:val="bullet"/>
+      <w:lvlText w:val=""/>
+      <w:lvlJc w:val="left"/>
+      <w:pPr>
+        <w:tabs>
+          <w:tab w:val="num" w:pos="2880"/>
+        </w:tabs>
+        <w:ind w:left="2880" w:hanging="360"/>
+      </w:pPr>
+      <w:rPr>
+        <w:rFonts w:ascii="Wingdings" w:hAnsi="Wingdings" w:hint="default"/>
+        <w:sz w:val="20"/>
+      </w:rPr>
+    </w:lvl>
+    <w:lvl w:ilvl="4" w:tentative="1">
+      <w:start w:val="1"/>
+      <w:numFmt w:val="bullet"/>
+      <w:lvlText w:val=""/>
+      <w:lvlJc w:val="left"/>
+      <w:pPr>
+        <w:tabs>
+          <w:tab w:val="num" w:pos="3600"/>
+        </w:tabs>
+        <w:ind w:left="3600" w:hanging="360"/>
+      </w:pPr>
+      <w:rPr>
+        <w:rFonts w:ascii="Wingdings" w:hAnsi="Wingdings" w:hint="default"/>
+        <w:sz w:val="20"/>
+      </w:rPr>
+    </w:lvl>
+    <w:lvl w:ilvl="5" w:tentative="1">
+      <w:start w:val="1"/>
+      <w:numFmt w:val="bullet"/>
+      <w:lvlText w:val=""/>
+      <w:lvlJc w:val="left"/>
+      <w:pPr>
+        <w:tabs>
+          <w:tab w:val="num" w:pos="4320"/>
+        </w:tabs>
+        <w:ind w:left="4320" w:hanging="360"/>
+      </w:pPr>
+      <w:rPr>
+        <w:rFonts w:ascii="Wingdings" w:hAnsi="Wingdings" w:hint="default"/>
+        <w:sz w:val="20"/>
+      </w:rPr>
+    </w:lvl>
+    <w:lvl w:ilvl="6" w:tentative="1">
+      <w:start w:val="1"/>
+      <w:numFmt w:val="bullet"/>
+      <w:lvlText w:val=""/>
+      <w:lvlJc w:val="left"/>
+      <w:pPr>
+        <w:tabs>
+          <w:tab w:val="num" w:pos="5040"/>
+        </w:tabs>
+        <w:ind w:left="5040" w:hanging="360"/>
+      </w:pPr>
+      <w:rPr>
+        <w:rFonts w:ascii="Wingdings" w:hAnsi="Wingdings" w:hint="default"/>
+        <w:sz w:val="20"/>
+      </w:rPr>
+    </w:lvl>
+    <w:lvl w:ilvl="7" w:tentative="1">
+      <w:start w:val="1"/>
+      <w:numFmt w:val="bullet"/>
+      <w:lvlText w:val=""/>
+      <w:lvlJc w:val="left"/>
+      <w:pPr>
+        <w:tabs>
+          <w:tab w:val="num" w:pos="5760"/>
+        </w:tabs>
+        <w:ind w:left="5760" w:hanging="360"/>
+      </w:pPr>
+      <w:rPr>
+        <w:rFonts w:ascii="Wingdings" w:hAnsi="Wingdings" w:hint="default"/>
+        <w:sz w:val="20"/>
+      </w:rPr>
+    </w:lvl>
+    <w:lvl w:ilvl="8" w:tentative="1">
+      <w:start w:val="1"/>
+      <w:numFmt w:val="bullet"/>
+      <w:lvlText w:val=""/>
+      <w:lvlJc w:val="left"/>
+      <w:pPr>
+        <w:tabs>
+          <w:tab w:val="num" w:pos="6480"/>
+        </w:tabs>
+        <w:ind w:left="6480" w:hanging="360"/>
+      </w:pPr>
+      <w:rPr>
+        <w:rFonts w:ascii="Wingdings" w:hAnsi="Wingdings" w:hint="default"/>
+        <w:sz w:val="20"/>
+      </w:rPr>
+    </w:lvl>
+  </w:abstractNum>
+  <w:abstractNum w:abstractNumId="6" w15:restartNumberingAfterBreak="0">
+    <w:nsid w:val="15406B8C"/>
+    <w:multiLevelType w:val="multilevel"/>
+    <w:tmpl w:val="71D8D558"/>
+    <w:lvl w:ilvl="0">
+      <w:start w:val="1"/>
+      <w:numFmt w:val="bullet"/>
+      <w:lvlText w:val=""/>
+      <w:lvlJc w:val="left"/>
+      <w:pPr>
+        <w:tabs>
+          <w:tab w:val="num" w:pos="720"/>
+        </w:tabs>
+        <w:ind w:left="720" w:hanging="360"/>
+      </w:pPr>
+      <w:rPr>
+        <w:rFonts w:ascii="Symbol" w:hAnsi="Symbol" w:hint="default"/>
+        <w:sz w:val="20"/>
+      </w:rPr>
+    </w:lvl>
+    <w:lvl w:ilvl="1" w:tentative="1">
+      <w:start w:val="1"/>
+      <w:numFmt w:val="bullet"/>
+      <w:lvlText w:val="o"/>
+      <w:lvlJc w:val="left"/>
+      <w:pPr>
+        <w:tabs>
+          <w:tab w:val="num" w:pos="1440"/>
+        </w:tabs>
+        <w:ind w:left="1440" w:hanging="360"/>
+      </w:pPr>
+      <w:rPr>
+        <w:rFonts w:ascii="Courier New" w:hAnsi="Courier New" w:hint="default"/>
+        <w:sz w:val="20"/>
+      </w:rPr>
+    </w:lvl>
+    <w:lvl w:ilvl="2" w:tentative="1">
+      <w:start w:val="1"/>
+      <w:numFmt w:val="bullet"/>
+      <w:lvlText w:val=""/>
+      <w:lvlJc w:val="left"/>
+      <w:pPr>
+        <w:tabs>
+          <w:tab w:val="num" w:pos="2160"/>
+        </w:tabs>
+        <w:ind w:left="2160" w:hanging="360"/>
+      </w:pPr>
+      <w:rPr>
+        <w:rFonts w:ascii="Wingdings" w:hAnsi="Wingdings" w:hint="default"/>
+        <w:sz w:val="20"/>
+      </w:rPr>
+    </w:lvl>
+    <w:lvl w:ilvl="3" w:tentative="1">
+      <w:start w:val="1"/>
+      <w:numFmt w:val="bullet"/>
+      <w:lvlText w:val=""/>
+      <w:lvlJc w:val="left"/>
+      <w:pPr>
+        <w:tabs>
+          <w:tab w:val="num" w:pos="2880"/>
+        </w:tabs>
+        <w:ind w:left="2880" w:hanging="360"/>
+      </w:pPr>
+      <w:rPr>
+        <w:rFonts w:ascii="Wingdings" w:hAnsi="Wingdings" w:hint="default"/>
+        <w:sz w:val="20"/>
+      </w:rPr>
+    </w:lvl>
+    <w:lvl w:ilvl="4" w:tentative="1">
+      <w:start w:val="1"/>
+      <w:numFmt w:val="bullet"/>
+      <w:lvlText w:val=""/>
+      <w:lvlJc w:val="left"/>
+      <w:pPr>
+        <w:tabs>
+          <w:tab w:val="num" w:pos="3600"/>
+        </w:tabs>
+        <w:ind w:left="3600" w:hanging="360"/>
+      </w:pPr>
+      <w:rPr>
+        <w:rFonts w:ascii="Wingdings" w:hAnsi="Wingdings" w:hint="default"/>
+        <w:sz w:val="20"/>
+      </w:rPr>
+    </w:lvl>
+    <w:lvl w:ilvl="5" w:tentative="1">
+      <w:start w:val="1"/>
+      <w:numFmt w:val="bullet"/>
+      <w:lvlText w:val=""/>
+      <w:lvlJc w:val="left"/>
+      <w:pPr>
+        <w:tabs>
+          <w:tab w:val="num" w:pos="4320"/>
+        </w:tabs>
+        <w:ind w:left="4320" w:hanging="360"/>
+      </w:pPr>
+      <w:rPr>
+        <w:rFonts w:ascii="Wingdings" w:hAnsi="Wingdings" w:hint="default"/>
+        <w:sz w:val="20"/>
+      </w:rPr>
+    </w:lvl>
+    <w:lvl w:ilvl="6" w:tentative="1">
+      <w:start w:val="1"/>
+      <w:numFmt w:val="bullet"/>
+      <w:lvlText w:val=""/>
+      <w:lvlJc w:val="left"/>
+      <w:pPr>
+        <w:tabs>
+          <w:tab w:val="num" w:pos="5040"/>
+        </w:tabs>
+        <w:ind w:left="5040" w:hanging="360"/>
+      </w:pPr>
+      <w:rPr>
+        <w:rFonts w:ascii="Wingdings" w:hAnsi="Wingdings" w:hint="default"/>
+        <w:sz w:val="20"/>
+      </w:rPr>
+    </w:lvl>
+    <w:lvl w:ilvl="7" w:tentative="1">
+      <w:start w:val="1"/>
+      <w:numFmt w:val="bullet"/>
+      <w:lvlText w:val=""/>
+      <w:lvlJc w:val="left"/>
+      <w:pPr>
+        <w:tabs>
+          <w:tab w:val="num" w:pos="5760"/>
+        </w:tabs>
+        <w:ind w:left="5760" w:hanging="360"/>
+      </w:pPr>
+      <w:rPr>
+        <w:rFonts w:ascii="Wingdings" w:hAnsi="Wingdings" w:hint="default"/>
+        <w:sz w:val="20"/>
+      </w:rPr>
+    </w:lvl>
+    <w:lvl w:ilvl="8" w:tentative="1">
+      <w:start w:val="1"/>
+      <w:numFmt w:val="bullet"/>
+      <w:lvlText w:val=""/>
+      <w:lvlJc w:val="left"/>
+      <w:pPr>
+        <w:tabs>
+          <w:tab w:val="num" w:pos="6480"/>
+        </w:tabs>
+        <w:ind w:left="6480" w:hanging="360"/>
+      </w:pPr>
+      <w:rPr>
+        <w:rFonts w:ascii="Wingdings" w:hAnsi="Wingdings" w:hint="default"/>
+        <w:sz w:val="20"/>
+      </w:rPr>
+    </w:lvl>
+  </w:abstractNum>
+  <w:abstractNum w:abstractNumId="7" w15:restartNumberingAfterBreak="0">
     <w:nsid w:val="161A1102"/>
     <w:multiLevelType w:val="multilevel"/>
     <w:tmpl w:val="3BE657CA"/>
@@ -4219,7 +5224,7 @@
       </w:rPr>
     </w:lvl>
   </w:abstractNum>
-  <w:abstractNum w:abstractNumId="5" w15:restartNumberingAfterBreak="0">
+  <w:abstractNum w:abstractNumId="8" w15:restartNumberingAfterBreak="0">
     <w:nsid w:val="23B80E8B"/>
     <w:multiLevelType w:val="multilevel"/>
     <w:tmpl w:val="17E2A9BC"/>
@@ -4368,7 +5373,156 @@
       </w:rPr>
     </w:lvl>
   </w:abstractNum>
-  <w:abstractNum w:abstractNumId="6" w15:restartNumberingAfterBreak="0">
+  <w:abstractNum w:abstractNumId="9" w15:restartNumberingAfterBreak="0">
+    <w:nsid w:val="27744DF3"/>
+    <w:multiLevelType w:val="multilevel"/>
+    <w:tmpl w:val="471C7D78"/>
+    <w:lvl w:ilvl="0">
+      <w:start w:val="1"/>
+      <w:numFmt w:val="bullet"/>
+      <w:lvlText w:val=""/>
+      <w:lvlJc w:val="left"/>
+      <w:pPr>
+        <w:tabs>
+          <w:tab w:val="num" w:pos="720"/>
+        </w:tabs>
+        <w:ind w:left="720" w:hanging="360"/>
+      </w:pPr>
+      <w:rPr>
+        <w:rFonts w:ascii="Symbol" w:hAnsi="Symbol" w:hint="default"/>
+        <w:sz w:val="20"/>
+      </w:rPr>
+    </w:lvl>
+    <w:lvl w:ilvl="1" w:tentative="1">
+      <w:start w:val="1"/>
+      <w:numFmt w:val="bullet"/>
+      <w:lvlText w:val="o"/>
+      <w:lvlJc w:val="left"/>
+      <w:pPr>
+        <w:tabs>
+          <w:tab w:val="num" w:pos="1440"/>
+        </w:tabs>
+        <w:ind w:left="1440" w:hanging="360"/>
+      </w:pPr>
+      <w:rPr>
+        <w:rFonts w:ascii="Courier New" w:hAnsi="Courier New" w:hint="default"/>
+        <w:sz w:val="20"/>
+      </w:rPr>
+    </w:lvl>
+    <w:lvl w:ilvl="2" w:tentative="1">
+      <w:start w:val="1"/>
+      <w:numFmt w:val="bullet"/>
+      <w:lvlText w:val=""/>
+      <w:lvlJc w:val="left"/>
+      <w:pPr>
+        <w:tabs>
+          <w:tab w:val="num" w:pos="2160"/>
+        </w:tabs>
+        <w:ind w:left="2160" w:hanging="360"/>
+      </w:pPr>
+      <w:rPr>
+        <w:rFonts w:ascii="Wingdings" w:hAnsi="Wingdings" w:hint="default"/>
+        <w:sz w:val="20"/>
+      </w:rPr>
+    </w:lvl>
+    <w:lvl w:ilvl="3" w:tentative="1">
+      <w:start w:val="1"/>
+      <w:numFmt w:val="bullet"/>
+      <w:lvlText w:val=""/>
+      <w:lvlJc w:val="left"/>
+      <w:pPr>
+        <w:tabs>
+          <w:tab w:val="num" w:pos="2880"/>
+        </w:tabs>
+        <w:ind w:left="2880" w:hanging="360"/>
+      </w:pPr>
+      <w:rPr>
+        <w:rFonts w:ascii="Wingdings" w:hAnsi="Wingdings" w:hint="default"/>
+        <w:sz w:val="20"/>
+      </w:rPr>
+    </w:lvl>
+    <w:lvl w:ilvl="4" w:tentative="1">
+      <w:start w:val="1"/>
+      <w:numFmt w:val="bullet"/>
+      <w:lvlText w:val=""/>
+      <w:lvlJc w:val="left"/>
+      <w:pPr>
+        <w:tabs>
+          <w:tab w:val="num" w:pos="3600"/>
+        </w:tabs>
+        <w:ind w:left="3600" w:hanging="360"/>
+      </w:pPr>
+      <w:rPr>
+        <w:rFonts w:ascii="Wingdings" w:hAnsi="Wingdings" w:hint="default"/>
+        <w:sz w:val="20"/>
+      </w:rPr>
+    </w:lvl>
+    <w:lvl w:ilvl="5" w:tentative="1">
+      <w:start w:val="1"/>
+      <w:numFmt w:val="bullet"/>
+      <w:lvlText w:val=""/>
+      <w:lvlJc w:val="left"/>
+      <w:pPr>
+        <w:tabs>
+          <w:tab w:val="num" w:pos="4320"/>
+        </w:tabs>
+        <w:ind w:left="4320" w:hanging="360"/>
+      </w:pPr>
+      <w:rPr>
+        <w:rFonts w:ascii="Wingdings" w:hAnsi="Wingdings" w:hint="default"/>
+        <w:sz w:val="20"/>
+      </w:rPr>
+    </w:lvl>
+    <w:lvl w:ilvl="6" w:tentative="1">
+      <w:start w:val="1"/>
+      <w:numFmt w:val="bullet"/>
+      <w:lvlText w:val=""/>
+      <w:lvlJc w:val="left"/>
+      <w:pPr>
+        <w:tabs>
+          <w:tab w:val="num" w:pos="5040"/>
+        </w:tabs>
+        <w:ind w:left="5040" w:hanging="360"/>
+      </w:pPr>
+      <w:rPr>
+        <w:rFonts w:ascii="Wingdings" w:hAnsi="Wingdings" w:hint="default"/>
+        <w:sz w:val="20"/>
+      </w:rPr>
+    </w:lvl>
+    <w:lvl w:ilvl="7" w:tentative="1">
+      <w:start w:val="1"/>
+      <w:numFmt w:val="bullet"/>
+      <w:lvlText w:val=""/>
+      <w:lvlJc w:val="left"/>
+      <w:pPr>
+        <w:tabs>
+          <w:tab w:val="num" w:pos="5760"/>
+        </w:tabs>
+        <w:ind w:left="5760" w:hanging="360"/>
+      </w:pPr>
+      <w:rPr>
+        <w:rFonts w:ascii="Wingdings" w:hAnsi="Wingdings" w:hint="default"/>
+        <w:sz w:val="20"/>
+      </w:rPr>
+    </w:lvl>
+    <w:lvl w:ilvl="8" w:tentative="1">
+      <w:start w:val="1"/>
+      <w:numFmt w:val="bullet"/>
+      <w:lvlText w:val=""/>
+      <w:lvlJc w:val="left"/>
+      <w:pPr>
+        <w:tabs>
+          <w:tab w:val="num" w:pos="6480"/>
+        </w:tabs>
+        <w:ind w:left="6480" w:hanging="360"/>
+      </w:pPr>
+      <w:rPr>
+        <w:rFonts w:ascii="Wingdings" w:hAnsi="Wingdings" w:hint="default"/>
+        <w:sz w:val="20"/>
+      </w:rPr>
+    </w:lvl>
+  </w:abstractNum>
+  <w:abstractNum w:abstractNumId="10" w15:restartNumberingAfterBreak="0">
     <w:nsid w:val="2AF359E5"/>
     <w:multiLevelType w:val="multilevel"/>
     <w:tmpl w:val="F940CB50"/>
@@ -4517,7 +5671,418 @@
       </w:rPr>
     </w:lvl>
   </w:abstractNum>
-  <w:abstractNum w:abstractNumId="7" w15:restartNumberingAfterBreak="0">
+  <w:abstractNum w:abstractNumId="11" w15:restartNumberingAfterBreak="0">
+    <w:nsid w:val="2E716AA9"/>
+    <w:multiLevelType w:val="multilevel"/>
+    <w:tmpl w:val="2BF0DC10"/>
+    <w:lvl w:ilvl="0">
+      <w:start w:val="1"/>
+      <w:numFmt w:val="bullet"/>
+      <w:lvlText w:val=""/>
+      <w:lvlJc w:val="left"/>
+      <w:pPr>
+        <w:tabs>
+          <w:tab w:val="num" w:pos="720"/>
+        </w:tabs>
+        <w:ind w:left="720" w:hanging="360"/>
+      </w:pPr>
+      <w:rPr>
+        <w:rFonts w:ascii="Symbol" w:hAnsi="Symbol" w:hint="default"/>
+        <w:sz w:val="20"/>
+      </w:rPr>
+    </w:lvl>
+    <w:lvl w:ilvl="1" w:tentative="1">
+      <w:start w:val="1"/>
+      <w:numFmt w:val="bullet"/>
+      <w:lvlText w:val="o"/>
+      <w:lvlJc w:val="left"/>
+      <w:pPr>
+        <w:tabs>
+          <w:tab w:val="num" w:pos="1440"/>
+        </w:tabs>
+        <w:ind w:left="1440" w:hanging="360"/>
+      </w:pPr>
+      <w:rPr>
+        <w:rFonts w:ascii="Courier New" w:hAnsi="Courier New" w:hint="default"/>
+        <w:sz w:val="20"/>
+      </w:rPr>
+    </w:lvl>
+    <w:lvl w:ilvl="2" w:tentative="1">
+      <w:start w:val="1"/>
+      <w:numFmt w:val="bullet"/>
+      <w:lvlText w:val=""/>
+      <w:lvlJc w:val="left"/>
+      <w:pPr>
+        <w:tabs>
+          <w:tab w:val="num" w:pos="2160"/>
+        </w:tabs>
+        <w:ind w:left="2160" w:hanging="360"/>
+      </w:pPr>
+      <w:rPr>
+        <w:rFonts w:ascii="Wingdings" w:hAnsi="Wingdings" w:hint="default"/>
+        <w:sz w:val="20"/>
+      </w:rPr>
+    </w:lvl>
+    <w:lvl w:ilvl="3" w:tentative="1">
+      <w:start w:val="1"/>
+      <w:numFmt w:val="bullet"/>
+      <w:lvlText w:val=""/>
+      <w:lvlJc w:val="left"/>
+      <w:pPr>
+        <w:tabs>
+          <w:tab w:val="num" w:pos="2880"/>
+        </w:tabs>
+        <w:ind w:left="2880" w:hanging="360"/>
+      </w:pPr>
+      <w:rPr>
+        <w:rFonts w:ascii="Wingdings" w:hAnsi="Wingdings" w:hint="default"/>
+        <w:sz w:val="20"/>
+      </w:rPr>
+    </w:lvl>
+    <w:lvl w:ilvl="4" w:tentative="1">
+      <w:start w:val="1"/>
+      <w:numFmt w:val="bullet"/>
+      <w:lvlText w:val=""/>
+      <w:lvlJc w:val="left"/>
+      <w:pPr>
+        <w:tabs>
+          <w:tab w:val="num" w:pos="3600"/>
+        </w:tabs>
+        <w:ind w:left="3600" w:hanging="360"/>
+      </w:pPr>
+      <w:rPr>
+        <w:rFonts w:ascii="Wingdings" w:hAnsi="Wingdings" w:hint="default"/>
+        <w:sz w:val="20"/>
+      </w:rPr>
+    </w:lvl>
+    <w:lvl w:ilvl="5" w:tentative="1">
+      <w:start w:val="1"/>
+      <w:numFmt w:val="bullet"/>
+      <w:lvlText w:val=""/>
+      <w:lvlJc w:val="left"/>
+      <w:pPr>
+        <w:tabs>
+          <w:tab w:val="num" w:pos="4320"/>
+        </w:tabs>
+        <w:ind w:left="4320" w:hanging="360"/>
+      </w:pPr>
+      <w:rPr>
+        <w:rFonts w:ascii="Wingdings" w:hAnsi="Wingdings" w:hint="default"/>
+        <w:sz w:val="20"/>
+      </w:rPr>
+    </w:lvl>
+    <w:lvl w:ilvl="6" w:tentative="1">
+      <w:start w:val="1"/>
+      <w:numFmt w:val="bullet"/>
+      <w:lvlText w:val=""/>
+      <w:lvlJc w:val="left"/>
+      <w:pPr>
+        <w:tabs>
+          <w:tab w:val="num" w:pos="5040"/>
+        </w:tabs>
+        <w:ind w:left="5040" w:hanging="360"/>
+      </w:pPr>
+      <w:rPr>
+        <w:rFonts w:ascii="Wingdings" w:hAnsi="Wingdings" w:hint="default"/>
+        <w:sz w:val="20"/>
+      </w:rPr>
+    </w:lvl>
+    <w:lvl w:ilvl="7" w:tentative="1">
+      <w:start w:val="1"/>
+      <w:numFmt w:val="bullet"/>
+      <w:lvlText w:val=""/>
+      <w:lvlJc w:val="left"/>
+      <w:pPr>
+        <w:tabs>
+          <w:tab w:val="num" w:pos="5760"/>
+        </w:tabs>
+        <w:ind w:left="5760" w:hanging="360"/>
+      </w:pPr>
+      <w:rPr>
+        <w:rFonts w:ascii="Wingdings" w:hAnsi="Wingdings" w:hint="default"/>
+        <w:sz w:val="20"/>
+      </w:rPr>
+    </w:lvl>
+    <w:lvl w:ilvl="8" w:tentative="1">
+      <w:start w:val="1"/>
+      <w:numFmt w:val="bullet"/>
+      <w:lvlText w:val=""/>
+      <w:lvlJc w:val="left"/>
+      <w:pPr>
+        <w:tabs>
+          <w:tab w:val="num" w:pos="6480"/>
+        </w:tabs>
+        <w:ind w:left="6480" w:hanging="360"/>
+      </w:pPr>
+      <w:rPr>
+        <w:rFonts w:ascii="Wingdings" w:hAnsi="Wingdings" w:hint="default"/>
+        <w:sz w:val="20"/>
+      </w:rPr>
+    </w:lvl>
+  </w:abstractNum>
+  <w:abstractNum w:abstractNumId="12" w15:restartNumberingAfterBreak="0">
+    <w:nsid w:val="2F8A0124"/>
+    <w:multiLevelType w:val="multilevel"/>
+    <w:tmpl w:val="FBBAAE06"/>
+    <w:lvl w:ilvl="0">
+      <w:start w:val="1"/>
+      <w:numFmt w:val="decimal"/>
+      <w:lvlText w:val="%1."/>
+      <w:lvlJc w:val="left"/>
+      <w:pPr>
+        <w:tabs>
+          <w:tab w:val="num" w:pos="720"/>
+        </w:tabs>
+        <w:ind w:left="720" w:hanging="360"/>
+      </w:pPr>
+    </w:lvl>
+    <w:lvl w:ilvl="1" w:tentative="1">
+      <w:start w:val="1"/>
+      <w:numFmt w:val="decimal"/>
+      <w:lvlText w:val="%2."/>
+      <w:lvlJc w:val="left"/>
+      <w:pPr>
+        <w:tabs>
+          <w:tab w:val="num" w:pos="1440"/>
+        </w:tabs>
+        <w:ind w:left="1440" w:hanging="360"/>
+      </w:pPr>
+    </w:lvl>
+    <w:lvl w:ilvl="2" w:tentative="1">
+      <w:start w:val="1"/>
+      <w:numFmt w:val="decimal"/>
+      <w:lvlText w:val="%3."/>
+      <w:lvlJc w:val="left"/>
+      <w:pPr>
+        <w:tabs>
+          <w:tab w:val="num" w:pos="2160"/>
+        </w:tabs>
+        <w:ind w:left="2160" w:hanging="360"/>
+      </w:pPr>
+    </w:lvl>
+    <w:lvl w:ilvl="3" w:tentative="1">
+      <w:start w:val="1"/>
+      <w:numFmt w:val="decimal"/>
+      <w:lvlText w:val="%4."/>
+      <w:lvlJc w:val="left"/>
+      <w:pPr>
+        <w:tabs>
+          <w:tab w:val="num" w:pos="2880"/>
+        </w:tabs>
+        <w:ind w:left="2880" w:hanging="360"/>
+      </w:pPr>
+    </w:lvl>
+    <w:lvl w:ilvl="4" w:tentative="1">
+      <w:start w:val="1"/>
+      <w:numFmt w:val="decimal"/>
+      <w:lvlText w:val="%5."/>
+      <w:lvlJc w:val="left"/>
+      <w:pPr>
+        <w:tabs>
+          <w:tab w:val="num" w:pos="3600"/>
+        </w:tabs>
+        <w:ind w:left="3600" w:hanging="360"/>
+      </w:pPr>
+    </w:lvl>
+    <w:lvl w:ilvl="5" w:tentative="1">
+      <w:start w:val="1"/>
+      <w:numFmt w:val="decimal"/>
+      <w:lvlText w:val="%6."/>
+      <w:lvlJc w:val="left"/>
+      <w:pPr>
+        <w:tabs>
+          <w:tab w:val="num" w:pos="4320"/>
+        </w:tabs>
+        <w:ind w:left="4320" w:hanging="360"/>
+      </w:pPr>
+    </w:lvl>
+    <w:lvl w:ilvl="6" w:tentative="1">
+      <w:start w:val="1"/>
+      <w:numFmt w:val="decimal"/>
+      <w:lvlText w:val="%7."/>
+      <w:lvlJc w:val="left"/>
+      <w:pPr>
+        <w:tabs>
+          <w:tab w:val="num" w:pos="5040"/>
+        </w:tabs>
+        <w:ind w:left="5040" w:hanging="360"/>
+      </w:pPr>
+    </w:lvl>
+    <w:lvl w:ilvl="7" w:tentative="1">
+      <w:start w:val="1"/>
+      <w:numFmt w:val="decimal"/>
+      <w:lvlText w:val="%8."/>
+      <w:lvlJc w:val="left"/>
+      <w:pPr>
+        <w:tabs>
+          <w:tab w:val="num" w:pos="5760"/>
+        </w:tabs>
+        <w:ind w:left="5760" w:hanging="360"/>
+      </w:pPr>
+    </w:lvl>
+    <w:lvl w:ilvl="8" w:tentative="1">
+      <w:start w:val="1"/>
+      <w:numFmt w:val="decimal"/>
+      <w:lvlText w:val="%9."/>
+      <w:lvlJc w:val="left"/>
+      <w:pPr>
+        <w:tabs>
+          <w:tab w:val="num" w:pos="6480"/>
+        </w:tabs>
+        <w:ind w:left="6480" w:hanging="360"/>
+      </w:pPr>
+    </w:lvl>
+  </w:abstractNum>
+  <w:abstractNum w:abstractNumId="13" w15:restartNumberingAfterBreak="0">
+    <w:nsid w:val="3C6D5BE2"/>
+    <w:multiLevelType w:val="multilevel"/>
+    <w:tmpl w:val="4A60DAB4"/>
+    <w:lvl w:ilvl="0">
+      <w:start w:val="1"/>
+      <w:numFmt w:val="bullet"/>
+      <w:lvlText w:val=""/>
+      <w:lvlJc w:val="left"/>
+      <w:pPr>
+        <w:tabs>
+          <w:tab w:val="num" w:pos="720"/>
+        </w:tabs>
+        <w:ind w:left="720" w:hanging="360"/>
+      </w:pPr>
+      <w:rPr>
+        <w:rFonts w:ascii="Symbol" w:hAnsi="Symbol" w:hint="default"/>
+        <w:sz w:val="20"/>
+      </w:rPr>
+    </w:lvl>
+    <w:lvl w:ilvl="1" w:tentative="1">
+      <w:start w:val="1"/>
+      <w:numFmt w:val="bullet"/>
+      <w:lvlText w:val="o"/>
+      <w:lvlJc w:val="left"/>
+      <w:pPr>
+        <w:tabs>
+          <w:tab w:val="num" w:pos="1440"/>
+        </w:tabs>
+        <w:ind w:left="1440" w:hanging="360"/>
+      </w:pPr>
+      <w:rPr>
+        <w:rFonts w:ascii="Courier New" w:hAnsi="Courier New" w:hint="default"/>
+        <w:sz w:val="20"/>
+      </w:rPr>
+    </w:lvl>
+    <w:lvl w:ilvl="2" w:tentative="1">
+      <w:start w:val="1"/>
+      <w:numFmt w:val="bullet"/>
+      <w:lvlText w:val=""/>
+      <w:lvlJc w:val="left"/>
+      <w:pPr>
+        <w:tabs>
+          <w:tab w:val="num" w:pos="2160"/>
+        </w:tabs>
+        <w:ind w:left="2160" w:hanging="360"/>
+      </w:pPr>
+      <w:rPr>
+        <w:rFonts w:ascii="Wingdings" w:hAnsi="Wingdings" w:hint="default"/>
+        <w:sz w:val="20"/>
+      </w:rPr>
+    </w:lvl>
+    <w:lvl w:ilvl="3" w:tentative="1">
+      <w:start w:val="1"/>
+      <w:numFmt w:val="bullet"/>
+      <w:lvlText w:val=""/>
+      <w:lvlJc w:val="left"/>
+      <w:pPr>
+        <w:tabs>
+          <w:tab w:val="num" w:pos="2880"/>
+        </w:tabs>
+        <w:ind w:left="2880" w:hanging="360"/>
+      </w:pPr>
+      <w:rPr>
+        <w:rFonts w:ascii="Wingdings" w:hAnsi="Wingdings" w:hint="default"/>
+        <w:sz w:val="20"/>
+      </w:rPr>
+    </w:lvl>
+    <w:lvl w:ilvl="4" w:tentative="1">
+      <w:start w:val="1"/>
+      <w:numFmt w:val="bullet"/>
+      <w:lvlText w:val=""/>
+      <w:lvlJc w:val="left"/>
+      <w:pPr>
+        <w:tabs>
+          <w:tab w:val="num" w:pos="3600"/>
+        </w:tabs>
+        <w:ind w:left="3600" w:hanging="360"/>
+      </w:pPr>
+      <w:rPr>
+        <w:rFonts w:ascii="Wingdings" w:hAnsi="Wingdings" w:hint="default"/>
+        <w:sz w:val="20"/>
+      </w:rPr>
+    </w:lvl>
+    <w:lvl w:ilvl="5" w:tentative="1">
+      <w:start w:val="1"/>
+      <w:numFmt w:val="bullet"/>
+      <w:lvlText w:val=""/>
+      <w:lvlJc w:val="left"/>
+      <w:pPr>
+        <w:tabs>
+          <w:tab w:val="num" w:pos="4320"/>
+        </w:tabs>
+        <w:ind w:left="4320" w:hanging="360"/>
+      </w:pPr>
+      <w:rPr>
+        <w:rFonts w:ascii="Wingdings" w:hAnsi="Wingdings" w:hint="default"/>
+        <w:sz w:val="20"/>
+      </w:rPr>
+    </w:lvl>
+    <w:lvl w:ilvl="6" w:tentative="1">
+      <w:start w:val="1"/>
+      <w:numFmt w:val="bullet"/>
+      <w:lvlText w:val=""/>
+      <w:lvlJc w:val="left"/>
+      <w:pPr>
+        <w:tabs>
+          <w:tab w:val="num" w:pos="5040"/>
+        </w:tabs>
+        <w:ind w:left="5040" w:hanging="360"/>
+      </w:pPr>
+      <w:rPr>
+        <w:rFonts w:ascii="Wingdings" w:hAnsi="Wingdings" w:hint="default"/>
+        <w:sz w:val="20"/>
+      </w:rPr>
+    </w:lvl>
+    <w:lvl w:ilvl="7" w:tentative="1">
+      <w:start w:val="1"/>
+      <w:numFmt w:val="bullet"/>
+      <w:lvlText w:val=""/>
+      <w:lvlJc w:val="left"/>
+      <w:pPr>
+        <w:tabs>
+          <w:tab w:val="num" w:pos="5760"/>
+        </w:tabs>
+        <w:ind w:left="5760" w:hanging="360"/>
+      </w:pPr>
+      <w:rPr>
+        <w:rFonts w:ascii="Wingdings" w:hAnsi="Wingdings" w:hint="default"/>
+        <w:sz w:val="20"/>
+      </w:rPr>
+    </w:lvl>
+    <w:lvl w:ilvl="8" w:tentative="1">
+      <w:start w:val="1"/>
+      <w:numFmt w:val="bullet"/>
+      <w:lvlText w:val=""/>
+      <w:lvlJc w:val="left"/>
+      <w:pPr>
+        <w:tabs>
+          <w:tab w:val="num" w:pos="6480"/>
+        </w:tabs>
+        <w:ind w:left="6480" w:hanging="360"/>
+      </w:pPr>
+      <w:rPr>
+        <w:rFonts w:ascii="Wingdings" w:hAnsi="Wingdings" w:hint="default"/>
+        <w:sz w:val="20"/>
+      </w:rPr>
+    </w:lvl>
+  </w:abstractNum>
+  <w:abstractNum w:abstractNumId="14" w15:restartNumberingAfterBreak="0">
     <w:nsid w:val="409C6942"/>
     <w:multiLevelType w:val="multilevel"/>
     <w:tmpl w:val="8D7EA70E"/>
@@ -4666,7 +6231,7 @@
       </w:rPr>
     </w:lvl>
   </w:abstractNum>
-  <w:abstractNum w:abstractNumId="8" w15:restartNumberingAfterBreak="0">
+  <w:abstractNum w:abstractNumId="15" w15:restartNumberingAfterBreak="0">
     <w:nsid w:val="47AA008F"/>
     <w:multiLevelType w:val="multilevel"/>
     <w:tmpl w:val="278A3FD6"/>
@@ -4779,7 +6344,156 @@
       </w:pPr>
     </w:lvl>
   </w:abstractNum>
-  <w:abstractNum w:abstractNumId="9" w15:restartNumberingAfterBreak="0">
+  <w:abstractNum w:abstractNumId="16" w15:restartNumberingAfterBreak="0">
+    <w:nsid w:val="4EF83D8F"/>
+    <w:multiLevelType w:val="multilevel"/>
+    <w:tmpl w:val="95E27FC4"/>
+    <w:lvl w:ilvl="0">
+      <w:start w:val="1"/>
+      <w:numFmt w:val="bullet"/>
+      <w:lvlText w:val=""/>
+      <w:lvlJc w:val="left"/>
+      <w:pPr>
+        <w:tabs>
+          <w:tab w:val="num" w:pos="720"/>
+        </w:tabs>
+        <w:ind w:left="720" w:hanging="360"/>
+      </w:pPr>
+      <w:rPr>
+        <w:rFonts w:ascii="Symbol" w:hAnsi="Symbol" w:hint="default"/>
+        <w:sz w:val="20"/>
+      </w:rPr>
+    </w:lvl>
+    <w:lvl w:ilvl="1" w:tentative="1">
+      <w:start w:val="1"/>
+      <w:numFmt w:val="bullet"/>
+      <w:lvlText w:val="o"/>
+      <w:lvlJc w:val="left"/>
+      <w:pPr>
+        <w:tabs>
+          <w:tab w:val="num" w:pos="1440"/>
+        </w:tabs>
+        <w:ind w:left="1440" w:hanging="360"/>
+      </w:pPr>
+      <w:rPr>
+        <w:rFonts w:ascii="Courier New" w:hAnsi="Courier New" w:hint="default"/>
+        <w:sz w:val="20"/>
+      </w:rPr>
+    </w:lvl>
+    <w:lvl w:ilvl="2" w:tentative="1">
+      <w:start w:val="1"/>
+      <w:numFmt w:val="bullet"/>
+      <w:lvlText w:val=""/>
+      <w:lvlJc w:val="left"/>
+      <w:pPr>
+        <w:tabs>
+          <w:tab w:val="num" w:pos="2160"/>
+        </w:tabs>
+        <w:ind w:left="2160" w:hanging="360"/>
+      </w:pPr>
+      <w:rPr>
+        <w:rFonts w:ascii="Wingdings" w:hAnsi="Wingdings" w:hint="default"/>
+        <w:sz w:val="20"/>
+      </w:rPr>
+    </w:lvl>
+    <w:lvl w:ilvl="3" w:tentative="1">
+      <w:start w:val="1"/>
+      <w:numFmt w:val="bullet"/>
+      <w:lvlText w:val=""/>
+      <w:lvlJc w:val="left"/>
+      <w:pPr>
+        <w:tabs>
+          <w:tab w:val="num" w:pos="2880"/>
+        </w:tabs>
+        <w:ind w:left="2880" w:hanging="360"/>
+      </w:pPr>
+      <w:rPr>
+        <w:rFonts w:ascii="Wingdings" w:hAnsi="Wingdings" w:hint="default"/>
+        <w:sz w:val="20"/>
+      </w:rPr>
+    </w:lvl>
+    <w:lvl w:ilvl="4" w:tentative="1">
+      <w:start w:val="1"/>
+      <w:numFmt w:val="bullet"/>
+      <w:lvlText w:val=""/>
+      <w:lvlJc w:val="left"/>
+      <w:pPr>
+        <w:tabs>
+          <w:tab w:val="num" w:pos="3600"/>
+        </w:tabs>
+        <w:ind w:left="3600" w:hanging="360"/>
+      </w:pPr>
+      <w:rPr>
+        <w:rFonts w:ascii="Wingdings" w:hAnsi="Wingdings" w:hint="default"/>
+        <w:sz w:val="20"/>
+      </w:rPr>
+    </w:lvl>
+    <w:lvl w:ilvl="5" w:tentative="1">
+      <w:start w:val="1"/>
+      <w:numFmt w:val="bullet"/>
+      <w:lvlText w:val=""/>
+      <w:lvlJc w:val="left"/>
+      <w:pPr>
+        <w:tabs>
+          <w:tab w:val="num" w:pos="4320"/>
+        </w:tabs>
+        <w:ind w:left="4320" w:hanging="360"/>
+      </w:pPr>
+      <w:rPr>
+        <w:rFonts w:ascii="Wingdings" w:hAnsi="Wingdings" w:hint="default"/>
+        <w:sz w:val="20"/>
+      </w:rPr>
+    </w:lvl>
+    <w:lvl w:ilvl="6" w:tentative="1">
+      <w:start w:val="1"/>
+      <w:numFmt w:val="bullet"/>
+      <w:lvlText w:val=""/>
+      <w:lvlJc w:val="left"/>
+      <w:pPr>
+        <w:tabs>
+          <w:tab w:val="num" w:pos="5040"/>
+        </w:tabs>
+        <w:ind w:left="5040" w:hanging="360"/>
+      </w:pPr>
+      <w:rPr>
+        <w:rFonts w:ascii="Wingdings" w:hAnsi="Wingdings" w:hint="default"/>
+        <w:sz w:val="20"/>
+      </w:rPr>
+    </w:lvl>
+    <w:lvl w:ilvl="7" w:tentative="1">
+      <w:start w:val="1"/>
+      <w:numFmt w:val="bullet"/>
+      <w:lvlText w:val=""/>
+      <w:lvlJc w:val="left"/>
+      <w:pPr>
+        <w:tabs>
+          <w:tab w:val="num" w:pos="5760"/>
+        </w:tabs>
+        <w:ind w:left="5760" w:hanging="360"/>
+      </w:pPr>
+      <w:rPr>
+        <w:rFonts w:ascii="Wingdings" w:hAnsi="Wingdings" w:hint="default"/>
+        <w:sz w:val="20"/>
+      </w:rPr>
+    </w:lvl>
+    <w:lvl w:ilvl="8" w:tentative="1">
+      <w:start w:val="1"/>
+      <w:numFmt w:val="bullet"/>
+      <w:lvlText w:val=""/>
+      <w:lvlJc w:val="left"/>
+      <w:pPr>
+        <w:tabs>
+          <w:tab w:val="num" w:pos="6480"/>
+        </w:tabs>
+        <w:ind w:left="6480" w:hanging="360"/>
+      </w:pPr>
+      <w:rPr>
+        <w:rFonts w:ascii="Wingdings" w:hAnsi="Wingdings" w:hint="default"/>
+        <w:sz w:val="20"/>
+      </w:rPr>
+    </w:lvl>
+  </w:abstractNum>
+  <w:abstractNum w:abstractNumId="17" w15:restartNumberingAfterBreak="0">
     <w:nsid w:val="50A764C7"/>
     <w:multiLevelType w:val="multilevel"/>
     <w:tmpl w:val="D520EAC8"/>
@@ -4928,7 +6642,7 @@
       </w:rPr>
     </w:lvl>
   </w:abstractNum>
-  <w:abstractNum w:abstractNumId="10" w15:restartNumberingAfterBreak="0">
+  <w:abstractNum w:abstractNumId="18" w15:restartNumberingAfterBreak="0">
     <w:nsid w:val="52C064B5"/>
     <w:multiLevelType w:val="multilevel"/>
     <w:tmpl w:val="6DC000AC"/>
@@ -5077,7 +6791,7 @@
       </w:rPr>
     </w:lvl>
   </w:abstractNum>
-  <w:abstractNum w:abstractNumId="11" w15:restartNumberingAfterBreak="0">
+  <w:abstractNum w:abstractNumId="19" w15:restartNumberingAfterBreak="0">
     <w:nsid w:val="5A3F7483"/>
     <w:multiLevelType w:val="multilevel"/>
     <w:tmpl w:val="2B5E228C"/>
@@ -5226,7 +6940,7 @@
       </w:rPr>
     </w:lvl>
   </w:abstractNum>
-  <w:abstractNum w:abstractNumId="12" w15:restartNumberingAfterBreak="0">
+  <w:abstractNum w:abstractNumId="20" w15:restartNumberingAfterBreak="0">
     <w:nsid w:val="5A820667"/>
     <w:multiLevelType w:val="multilevel"/>
     <w:tmpl w:val="88D82A42"/>
@@ -5339,7 +7053,7 @@
       </w:pPr>
     </w:lvl>
   </w:abstractNum>
-  <w:abstractNum w:abstractNumId="13" w15:restartNumberingAfterBreak="0">
+  <w:abstractNum w:abstractNumId="21" w15:restartNumberingAfterBreak="0">
     <w:nsid w:val="5C7D65CA"/>
     <w:multiLevelType w:val="multilevel"/>
     <w:tmpl w:val="A3849A18"/>
@@ -5488,7 +7202,7 @@
       </w:rPr>
     </w:lvl>
   </w:abstractNum>
-  <w:abstractNum w:abstractNumId="14" w15:restartNumberingAfterBreak="0">
+  <w:abstractNum w:abstractNumId="22" w15:restartNumberingAfterBreak="0">
     <w:nsid w:val="61886831"/>
     <w:multiLevelType w:val="multilevel"/>
     <w:tmpl w:val="F6B63C3E"/>
@@ -5637,7 +7351,156 @@
       </w:rPr>
     </w:lvl>
   </w:abstractNum>
-  <w:abstractNum w:abstractNumId="15" w15:restartNumberingAfterBreak="0">
+  <w:abstractNum w:abstractNumId="23" w15:restartNumberingAfterBreak="0">
+    <w:nsid w:val="63161058"/>
+    <w:multiLevelType w:val="multilevel"/>
+    <w:tmpl w:val="49EEA0EA"/>
+    <w:lvl w:ilvl="0">
+      <w:start w:val="1"/>
+      <w:numFmt w:val="bullet"/>
+      <w:lvlText w:val=""/>
+      <w:lvlJc w:val="left"/>
+      <w:pPr>
+        <w:tabs>
+          <w:tab w:val="num" w:pos="720"/>
+        </w:tabs>
+        <w:ind w:left="720" w:hanging="360"/>
+      </w:pPr>
+      <w:rPr>
+        <w:rFonts w:ascii="Symbol" w:hAnsi="Symbol" w:hint="default"/>
+        <w:sz w:val="20"/>
+      </w:rPr>
+    </w:lvl>
+    <w:lvl w:ilvl="1" w:tentative="1">
+      <w:start w:val="1"/>
+      <w:numFmt w:val="bullet"/>
+      <w:lvlText w:val="o"/>
+      <w:lvlJc w:val="left"/>
+      <w:pPr>
+        <w:tabs>
+          <w:tab w:val="num" w:pos="1440"/>
+        </w:tabs>
+        <w:ind w:left="1440" w:hanging="360"/>
+      </w:pPr>
+      <w:rPr>
+        <w:rFonts w:ascii="Courier New" w:hAnsi="Courier New" w:hint="default"/>
+        <w:sz w:val="20"/>
+      </w:rPr>
+    </w:lvl>
+    <w:lvl w:ilvl="2" w:tentative="1">
+      <w:start w:val="1"/>
+      <w:numFmt w:val="bullet"/>
+      <w:lvlText w:val=""/>
+      <w:lvlJc w:val="left"/>
+      <w:pPr>
+        <w:tabs>
+          <w:tab w:val="num" w:pos="2160"/>
+        </w:tabs>
+        <w:ind w:left="2160" w:hanging="360"/>
+      </w:pPr>
+      <w:rPr>
+        <w:rFonts w:ascii="Wingdings" w:hAnsi="Wingdings" w:hint="default"/>
+        <w:sz w:val="20"/>
+      </w:rPr>
+    </w:lvl>
+    <w:lvl w:ilvl="3" w:tentative="1">
+      <w:start w:val="1"/>
+      <w:numFmt w:val="bullet"/>
+      <w:lvlText w:val=""/>
+      <w:lvlJc w:val="left"/>
+      <w:pPr>
+        <w:tabs>
+          <w:tab w:val="num" w:pos="2880"/>
+        </w:tabs>
+        <w:ind w:left="2880" w:hanging="360"/>
+      </w:pPr>
+      <w:rPr>
+        <w:rFonts w:ascii="Wingdings" w:hAnsi="Wingdings" w:hint="default"/>
+        <w:sz w:val="20"/>
+      </w:rPr>
+    </w:lvl>
+    <w:lvl w:ilvl="4" w:tentative="1">
+      <w:start w:val="1"/>
+      <w:numFmt w:val="bullet"/>
+      <w:lvlText w:val=""/>
+      <w:lvlJc w:val="left"/>
+      <w:pPr>
+        <w:tabs>
+          <w:tab w:val="num" w:pos="3600"/>
+        </w:tabs>
+        <w:ind w:left="3600" w:hanging="360"/>
+      </w:pPr>
+      <w:rPr>
+        <w:rFonts w:ascii="Wingdings" w:hAnsi="Wingdings" w:hint="default"/>
+        <w:sz w:val="20"/>
+      </w:rPr>
+    </w:lvl>
+    <w:lvl w:ilvl="5" w:tentative="1">
+      <w:start w:val="1"/>
+      <w:numFmt w:val="bullet"/>
+      <w:lvlText w:val=""/>
+      <w:lvlJc w:val="left"/>
+      <w:pPr>
+        <w:tabs>
+          <w:tab w:val="num" w:pos="4320"/>
+        </w:tabs>
+        <w:ind w:left="4320" w:hanging="360"/>
+      </w:pPr>
+      <w:rPr>
+        <w:rFonts w:ascii="Wingdings" w:hAnsi="Wingdings" w:hint="default"/>
+        <w:sz w:val="20"/>
+      </w:rPr>
+    </w:lvl>
+    <w:lvl w:ilvl="6" w:tentative="1">
+      <w:start w:val="1"/>
+      <w:numFmt w:val="bullet"/>
+      <w:lvlText w:val=""/>
+      <w:lvlJc w:val="left"/>
+      <w:pPr>
+        <w:tabs>
+          <w:tab w:val="num" w:pos="5040"/>
+        </w:tabs>
+        <w:ind w:left="5040" w:hanging="360"/>
+      </w:pPr>
+      <w:rPr>
+        <w:rFonts w:ascii="Wingdings" w:hAnsi="Wingdings" w:hint="default"/>
+        <w:sz w:val="20"/>
+      </w:rPr>
+    </w:lvl>
+    <w:lvl w:ilvl="7" w:tentative="1">
+      <w:start w:val="1"/>
+      <w:numFmt w:val="bullet"/>
+      <w:lvlText w:val=""/>
+      <w:lvlJc w:val="left"/>
+      <w:pPr>
+        <w:tabs>
+          <w:tab w:val="num" w:pos="5760"/>
+        </w:tabs>
+        <w:ind w:left="5760" w:hanging="360"/>
+      </w:pPr>
+      <w:rPr>
+        <w:rFonts w:ascii="Wingdings" w:hAnsi="Wingdings" w:hint="default"/>
+        <w:sz w:val="20"/>
+      </w:rPr>
+    </w:lvl>
+    <w:lvl w:ilvl="8" w:tentative="1">
+      <w:start w:val="1"/>
+      <w:numFmt w:val="bullet"/>
+      <w:lvlText w:val=""/>
+      <w:lvlJc w:val="left"/>
+      <w:pPr>
+        <w:tabs>
+          <w:tab w:val="num" w:pos="6480"/>
+        </w:tabs>
+        <w:ind w:left="6480" w:hanging="360"/>
+      </w:pPr>
+      <w:rPr>
+        <w:rFonts w:ascii="Wingdings" w:hAnsi="Wingdings" w:hint="default"/>
+        <w:sz w:val="20"/>
+      </w:rPr>
+    </w:lvl>
+  </w:abstractNum>
+  <w:abstractNum w:abstractNumId="24" w15:restartNumberingAfterBreak="0">
     <w:nsid w:val="651D42FA"/>
     <w:multiLevelType w:val="multilevel"/>
     <w:tmpl w:val="4F18A81A"/>
@@ -5786,7 +7649,156 @@
       </w:rPr>
     </w:lvl>
   </w:abstractNum>
-  <w:abstractNum w:abstractNumId="16" w15:restartNumberingAfterBreak="0">
+  <w:abstractNum w:abstractNumId="25" w15:restartNumberingAfterBreak="0">
+    <w:nsid w:val="65640518"/>
+    <w:multiLevelType w:val="multilevel"/>
+    <w:tmpl w:val="3DDEE9FA"/>
+    <w:lvl w:ilvl="0">
+      <w:start w:val="1"/>
+      <w:numFmt w:val="bullet"/>
+      <w:lvlText w:val=""/>
+      <w:lvlJc w:val="left"/>
+      <w:pPr>
+        <w:tabs>
+          <w:tab w:val="num" w:pos="720"/>
+        </w:tabs>
+        <w:ind w:left="720" w:hanging="360"/>
+      </w:pPr>
+      <w:rPr>
+        <w:rFonts w:ascii="Symbol" w:hAnsi="Symbol" w:hint="default"/>
+        <w:sz w:val="20"/>
+      </w:rPr>
+    </w:lvl>
+    <w:lvl w:ilvl="1" w:tentative="1">
+      <w:start w:val="1"/>
+      <w:numFmt w:val="bullet"/>
+      <w:lvlText w:val="o"/>
+      <w:lvlJc w:val="left"/>
+      <w:pPr>
+        <w:tabs>
+          <w:tab w:val="num" w:pos="1440"/>
+        </w:tabs>
+        <w:ind w:left="1440" w:hanging="360"/>
+      </w:pPr>
+      <w:rPr>
+        <w:rFonts w:ascii="Courier New" w:hAnsi="Courier New" w:hint="default"/>
+        <w:sz w:val="20"/>
+      </w:rPr>
+    </w:lvl>
+    <w:lvl w:ilvl="2" w:tentative="1">
+      <w:start w:val="1"/>
+      <w:numFmt w:val="bullet"/>
+      <w:lvlText w:val=""/>
+      <w:lvlJc w:val="left"/>
+      <w:pPr>
+        <w:tabs>
+          <w:tab w:val="num" w:pos="2160"/>
+        </w:tabs>
+        <w:ind w:left="2160" w:hanging="360"/>
+      </w:pPr>
+      <w:rPr>
+        <w:rFonts w:ascii="Wingdings" w:hAnsi="Wingdings" w:hint="default"/>
+        <w:sz w:val="20"/>
+      </w:rPr>
+    </w:lvl>
+    <w:lvl w:ilvl="3" w:tentative="1">
+      <w:start w:val="1"/>
+      <w:numFmt w:val="bullet"/>
+      <w:lvlText w:val=""/>
+      <w:lvlJc w:val="left"/>
+      <w:pPr>
+        <w:tabs>
+          <w:tab w:val="num" w:pos="2880"/>
+        </w:tabs>
+        <w:ind w:left="2880" w:hanging="360"/>
+      </w:pPr>
+      <w:rPr>
+        <w:rFonts w:ascii="Wingdings" w:hAnsi="Wingdings" w:hint="default"/>
+        <w:sz w:val="20"/>
+      </w:rPr>
+    </w:lvl>
+    <w:lvl w:ilvl="4" w:tentative="1">
+      <w:start w:val="1"/>
+      <w:numFmt w:val="bullet"/>
+      <w:lvlText w:val=""/>
+      <w:lvlJc w:val="left"/>
+      <w:pPr>
+        <w:tabs>
+          <w:tab w:val="num" w:pos="3600"/>
+        </w:tabs>
+        <w:ind w:left="3600" w:hanging="360"/>
+      </w:pPr>
+      <w:rPr>
+        <w:rFonts w:ascii="Wingdings" w:hAnsi="Wingdings" w:hint="default"/>
+        <w:sz w:val="20"/>
+      </w:rPr>
+    </w:lvl>
+    <w:lvl w:ilvl="5" w:tentative="1">
+      <w:start w:val="1"/>
+      <w:numFmt w:val="bullet"/>
+      <w:lvlText w:val=""/>
+      <w:lvlJc w:val="left"/>
+      <w:pPr>
+        <w:tabs>
+          <w:tab w:val="num" w:pos="4320"/>
+        </w:tabs>
+        <w:ind w:left="4320" w:hanging="360"/>
+      </w:pPr>
+      <w:rPr>
+        <w:rFonts w:ascii="Wingdings" w:hAnsi="Wingdings" w:hint="default"/>
+        <w:sz w:val="20"/>
+      </w:rPr>
+    </w:lvl>
+    <w:lvl w:ilvl="6" w:tentative="1">
+      <w:start w:val="1"/>
+      <w:numFmt w:val="bullet"/>
+      <w:lvlText w:val=""/>
+      <w:lvlJc w:val="left"/>
+      <w:pPr>
+        <w:tabs>
+          <w:tab w:val="num" w:pos="5040"/>
+        </w:tabs>
+        <w:ind w:left="5040" w:hanging="360"/>
+      </w:pPr>
+      <w:rPr>
+        <w:rFonts w:ascii="Wingdings" w:hAnsi="Wingdings" w:hint="default"/>
+        <w:sz w:val="20"/>
+      </w:rPr>
+    </w:lvl>
+    <w:lvl w:ilvl="7" w:tentative="1">
+      <w:start w:val="1"/>
+      <w:numFmt w:val="bullet"/>
+      <w:lvlText w:val=""/>
+      <w:lvlJc w:val="left"/>
+      <w:pPr>
+        <w:tabs>
+          <w:tab w:val="num" w:pos="5760"/>
+        </w:tabs>
+        <w:ind w:left="5760" w:hanging="360"/>
+      </w:pPr>
+      <w:rPr>
+        <w:rFonts w:ascii="Wingdings" w:hAnsi="Wingdings" w:hint="default"/>
+        <w:sz w:val="20"/>
+      </w:rPr>
+    </w:lvl>
+    <w:lvl w:ilvl="8" w:tentative="1">
+      <w:start w:val="1"/>
+      <w:numFmt w:val="bullet"/>
+      <w:lvlText w:val=""/>
+      <w:lvlJc w:val="left"/>
+      <w:pPr>
+        <w:tabs>
+          <w:tab w:val="num" w:pos="6480"/>
+        </w:tabs>
+        <w:ind w:left="6480" w:hanging="360"/>
+      </w:pPr>
+      <w:rPr>
+        <w:rFonts w:ascii="Wingdings" w:hAnsi="Wingdings" w:hint="default"/>
+        <w:sz w:val="20"/>
+      </w:rPr>
+    </w:lvl>
+  </w:abstractNum>
+  <w:abstractNum w:abstractNumId="26" w15:restartNumberingAfterBreak="0">
     <w:nsid w:val="6A0A61C4"/>
     <w:multiLevelType w:val="multilevel"/>
     <w:tmpl w:val="BF106472"/>
@@ -5935,7 +7947,418 @@
       </w:rPr>
     </w:lvl>
   </w:abstractNum>
-  <w:abstractNum w:abstractNumId="17" w15:restartNumberingAfterBreak="0">
+  <w:abstractNum w:abstractNumId="27" w15:restartNumberingAfterBreak="0">
+    <w:nsid w:val="6B5325CA"/>
+    <w:multiLevelType w:val="multilevel"/>
+    <w:tmpl w:val="E27891B0"/>
+    <w:lvl w:ilvl="0">
+      <w:start w:val="1"/>
+      <w:numFmt w:val="decimal"/>
+      <w:lvlText w:val="%1."/>
+      <w:lvlJc w:val="left"/>
+      <w:pPr>
+        <w:tabs>
+          <w:tab w:val="num" w:pos="720"/>
+        </w:tabs>
+        <w:ind w:left="720" w:hanging="360"/>
+      </w:pPr>
+    </w:lvl>
+    <w:lvl w:ilvl="1" w:tentative="1">
+      <w:start w:val="1"/>
+      <w:numFmt w:val="decimal"/>
+      <w:lvlText w:val="%2."/>
+      <w:lvlJc w:val="left"/>
+      <w:pPr>
+        <w:tabs>
+          <w:tab w:val="num" w:pos="1440"/>
+        </w:tabs>
+        <w:ind w:left="1440" w:hanging="360"/>
+      </w:pPr>
+    </w:lvl>
+    <w:lvl w:ilvl="2" w:tentative="1">
+      <w:start w:val="1"/>
+      <w:numFmt w:val="decimal"/>
+      <w:lvlText w:val="%3."/>
+      <w:lvlJc w:val="left"/>
+      <w:pPr>
+        <w:tabs>
+          <w:tab w:val="num" w:pos="2160"/>
+        </w:tabs>
+        <w:ind w:left="2160" w:hanging="360"/>
+      </w:pPr>
+    </w:lvl>
+    <w:lvl w:ilvl="3" w:tentative="1">
+      <w:start w:val="1"/>
+      <w:numFmt w:val="decimal"/>
+      <w:lvlText w:val="%4."/>
+      <w:lvlJc w:val="left"/>
+      <w:pPr>
+        <w:tabs>
+          <w:tab w:val="num" w:pos="2880"/>
+        </w:tabs>
+        <w:ind w:left="2880" w:hanging="360"/>
+      </w:pPr>
+    </w:lvl>
+    <w:lvl w:ilvl="4" w:tentative="1">
+      <w:start w:val="1"/>
+      <w:numFmt w:val="decimal"/>
+      <w:lvlText w:val="%5."/>
+      <w:lvlJc w:val="left"/>
+      <w:pPr>
+        <w:tabs>
+          <w:tab w:val="num" w:pos="3600"/>
+        </w:tabs>
+        <w:ind w:left="3600" w:hanging="360"/>
+      </w:pPr>
+    </w:lvl>
+    <w:lvl w:ilvl="5" w:tentative="1">
+      <w:start w:val="1"/>
+      <w:numFmt w:val="decimal"/>
+      <w:lvlText w:val="%6."/>
+      <w:lvlJc w:val="left"/>
+      <w:pPr>
+        <w:tabs>
+          <w:tab w:val="num" w:pos="4320"/>
+        </w:tabs>
+        <w:ind w:left="4320" w:hanging="360"/>
+      </w:pPr>
+    </w:lvl>
+    <w:lvl w:ilvl="6" w:tentative="1">
+      <w:start w:val="1"/>
+      <w:numFmt w:val="decimal"/>
+      <w:lvlText w:val="%7."/>
+      <w:lvlJc w:val="left"/>
+      <w:pPr>
+        <w:tabs>
+          <w:tab w:val="num" w:pos="5040"/>
+        </w:tabs>
+        <w:ind w:left="5040" w:hanging="360"/>
+      </w:pPr>
+    </w:lvl>
+    <w:lvl w:ilvl="7" w:tentative="1">
+      <w:start w:val="1"/>
+      <w:numFmt w:val="decimal"/>
+      <w:lvlText w:val="%8."/>
+      <w:lvlJc w:val="left"/>
+      <w:pPr>
+        <w:tabs>
+          <w:tab w:val="num" w:pos="5760"/>
+        </w:tabs>
+        <w:ind w:left="5760" w:hanging="360"/>
+      </w:pPr>
+    </w:lvl>
+    <w:lvl w:ilvl="8" w:tentative="1">
+      <w:start w:val="1"/>
+      <w:numFmt w:val="decimal"/>
+      <w:lvlText w:val="%9."/>
+      <w:lvlJc w:val="left"/>
+      <w:pPr>
+        <w:tabs>
+          <w:tab w:val="num" w:pos="6480"/>
+        </w:tabs>
+        <w:ind w:left="6480" w:hanging="360"/>
+      </w:pPr>
+    </w:lvl>
+  </w:abstractNum>
+  <w:abstractNum w:abstractNumId="28" w15:restartNumberingAfterBreak="0">
+    <w:nsid w:val="6B8D5B7B"/>
+    <w:multiLevelType w:val="multilevel"/>
+    <w:tmpl w:val="B38C9800"/>
+    <w:lvl w:ilvl="0">
+      <w:start w:val="1"/>
+      <w:numFmt w:val="bullet"/>
+      <w:lvlText w:val=""/>
+      <w:lvlJc w:val="left"/>
+      <w:pPr>
+        <w:tabs>
+          <w:tab w:val="num" w:pos="720"/>
+        </w:tabs>
+        <w:ind w:left="720" w:hanging="360"/>
+      </w:pPr>
+      <w:rPr>
+        <w:rFonts w:ascii="Symbol" w:hAnsi="Symbol" w:hint="default"/>
+        <w:sz w:val="20"/>
+      </w:rPr>
+    </w:lvl>
+    <w:lvl w:ilvl="1" w:tentative="1">
+      <w:start w:val="1"/>
+      <w:numFmt w:val="bullet"/>
+      <w:lvlText w:val="o"/>
+      <w:lvlJc w:val="left"/>
+      <w:pPr>
+        <w:tabs>
+          <w:tab w:val="num" w:pos="1440"/>
+        </w:tabs>
+        <w:ind w:left="1440" w:hanging="360"/>
+      </w:pPr>
+      <w:rPr>
+        <w:rFonts w:ascii="Courier New" w:hAnsi="Courier New" w:hint="default"/>
+        <w:sz w:val="20"/>
+      </w:rPr>
+    </w:lvl>
+    <w:lvl w:ilvl="2" w:tentative="1">
+      <w:start w:val="1"/>
+      <w:numFmt w:val="bullet"/>
+      <w:lvlText w:val=""/>
+      <w:lvlJc w:val="left"/>
+      <w:pPr>
+        <w:tabs>
+          <w:tab w:val="num" w:pos="2160"/>
+        </w:tabs>
+        <w:ind w:left="2160" w:hanging="360"/>
+      </w:pPr>
+      <w:rPr>
+        <w:rFonts w:ascii="Wingdings" w:hAnsi="Wingdings" w:hint="default"/>
+        <w:sz w:val="20"/>
+      </w:rPr>
+    </w:lvl>
+    <w:lvl w:ilvl="3" w:tentative="1">
+      <w:start w:val="1"/>
+      <w:numFmt w:val="bullet"/>
+      <w:lvlText w:val=""/>
+      <w:lvlJc w:val="left"/>
+      <w:pPr>
+        <w:tabs>
+          <w:tab w:val="num" w:pos="2880"/>
+        </w:tabs>
+        <w:ind w:left="2880" w:hanging="360"/>
+      </w:pPr>
+      <w:rPr>
+        <w:rFonts w:ascii="Wingdings" w:hAnsi="Wingdings" w:hint="default"/>
+        <w:sz w:val="20"/>
+      </w:rPr>
+    </w:lvl>
+    <w:lvl w:ilvl="4" w:tentative="1">
+      <w:start w:val="1"/>
+      <w:numFmt w:val="bullet"/>
+      <w:lvlText w:val=""/>
+      <w:lvlJc w:val="left"/>
+      <w:pPr>
+        <w:tabs>
+          <w:tab w:val="num" w:pos="3600"/>
+        </w:tabs>
+        <w:ind w:left="3600" w:hanging="360"/>
+      </w:pPr>
+      <w:rPr>
+        <w:rFonts w:ascii="Wingdings" w:hAnsi="Wingdings" w:hint="default"/>
+        <w:sz w:val="20"/>
+      </w:rPr>
+    </w:lvl>
+    <w:lvl w:ilvl="5" w:tentative="1">
+      <w:start w:val="1"/>
+      <w:numFmt w:val="bullet"/>
+      <w:lvlText w:val=""/>
+      <w:lvlJc w:val="left"/>
+      <w:pPr>
+        <w:tabs>
+          <w:tab w:val="num" w:pos="4320"/>
+        </w:tabs>
+        <w:ind w:left="4320" w:hanging="360"/>
+      </w:pPr>
+      <w:rPr>
+        <w:rFonts w:ascii="Wingdings" w:hAnsi="Wingdings" w:hint="default"/>
+        <w:sz w:val="20"/>
+      </w:rPr>
+    </w:lvl>
+    <w:lvl w:ilvl="6" w:tentative="1">
+      <w:start w:val="1"/>
+      <w:numFmt w:val="bullet"/>
+      <w:lvlText w:val=""/>
+      <w:lvlJc w:val="left"/>
+      <w:pPr>
+        <w:tabs>
+          <w:tab w:val="num" w:pos="5040"/>
+        </w:tabs>
+        <w:ind w:left="5040" w:hanging="360"/>
+      </w:pPr>
+      <w:rPr>
+        <w:rFonts w:ascii="Wingdings" w:hAnsi="Wingdings" w:hint="default"/>
+        <w:sz w:val="20"/>
+      </w:rPr>
+    </w:lvl>
+    <w:lvl w:ilvl="7" w:tentative="1">
+      <w:start w:val="1"/>
+      <w:numFmt w:val="bullet"/>
+      <w:lvlText w:val=""/>
+      <w:lvlJc w:val="left"/>
+      <w:pPr>
+        <w:tabs>
+          <w:tab w:val="num" w:pos="5760"/>
+        </w:tabs>
+        <w:ind w:left="5760" w:hanging="360"/>
+      </w:pPr>
+      <w:rPr>
+        <w:rFonts w:ascii="Wingdings" w:hAnsi="Wingdings" w:hint="default"/>
+        <w:sz w:val="20"/>
+      </w:rPr>
+    </w:lvl>
+    <w:lvl w:ilvl="8" w:tentative="1">
+      <w:start w:val="1"/>
+      <w:numFmt w:val="bullet"/>
+      <w:lvlText w:val=""/>
+      <w:lvlJc w:val="left"/>
+      <w:pPr>
+        <w:tabs>
+          <w:tab w:val="num" w:pos="6480"/>
+        </w:tabs>
+        <w:ind w:left="6480" w:hanging="360"/>
+      </w:pPr>
+      <w:rPr>
+        <w:rFonts w:ascii="Wingdings" w:hAnsi="Wingdings" w:hint="default"/>
+        <w:sz w:val="20"/>
+      </w:rPr>
+    </w:lvl>
+  </w:abstractNum>
+  <w:abstractNum w:abstractNumId="29" w15:restartNumberingAfterBreak="0">
+    <w:nsid w:val="6E1D2A15"/>
+    <w:multiLevelType w:val="multilevel"/>
+    <w:tmpl w:val="33F6C330"/>
+    <w:lvl w:ilvl="0">
+      <w:start w:val="1"/>
+      <w:numFmt w:val="bullet"/>
+      <w:lvlText w:val=""/>
+      <w:lvlJc w:val="left"/>
+      <w:pPr>
+        <w:tabs>
+          <w:tab w:val="num" w:pos="720"/>
+        </w:tabs>
+        <w:ind w:left="720" w:hanging="360"/>
+      </w:pPr>
+      <w:rPr>
+        <w:rFonts w:ascii="Symbol" w:hAnsi="Symbol" w:hint="default"/>
+        <w:sz w:val="20"/>
+      </w:rPr>
+    </w:lvl>
+    <w:lvl w:ilvl="1" w:tentative="1">
+      <w:start w:val="1"/>
+      <w:numFmt w:val="bullet"/>
+      <w:lvlText w:val="o"/>
+      <w:lvlJc w:val="left"/>
+      <w:pPr>
+        <w:tabs>
+          <w:tab w:val="num" w:pos="1440"/>
+        </w:tabs>
+        <w:ind w:left="1440" w:hanging="360"/>
+      </w:pPr>
+      <w:rPr>
+        <w:rFonts w:ascii="Courier New" w:hAnsi="Courier New" w:hint="default"/>
+        <w:sz w:val="20"/>
+      </w:rPr>
+    </w:lvl>
+    <w:lvl w:ilvl="2" w:tentative="1">
+      <w:start w:val="1"/>
+      <w:numFmt w:val="bullet"/>
+      <w:lvlText w:val=""/>
+      <w:lvlJc w:val="left"/>
+      <w:pPr>
+        <w:tabs>
+          <w:tab w:val="num" w:pos="2160"/>
+        </w:tabs>
+        <w:ind w:left="2160" w:hanging="360"/>
+      </w:pPr>
+      <w:rPr>
+        <w:rFonts w:ascii="Wingdings" w:hAnsi="Wingdings" w:hint="default"/>
+        <w:sz w:val="20"/>
+      </w:rPr>
+    </w:lvl>
+    <w:lvl w:ilvl="3" w:tentative="1">
+      <w:start w:val="1"/>
+      <w:numFmt w:val="bullet"/>
+      <w:lvlText w:val=""/>
+      <w:lvlJc w:val="left"/>
+      <w:pPr>
+        <w:tabs>
+          <w:tab w:val="num" w:pos="2880"/>
+        </w:tabs>
+        <w:ind w:left="2880" w:hanging="360"/>
+      </w:pPr>
+      <w:rPr>
+        <w:rFonts w:ascii="Wingdings" w:hAnsi="Wingdings" w:hint="default"/>
+        <w:sz w:val="20"/>
+      </w:rPr>
+    </w:lvl>
+    <w:lvl w:ilvl="4" w:tentative="1">
+      <w:start w:val="1"/>
+      <w:numFmt w:val="bullet"/>
+      <w:lvlText w:val=""/>
+      <w:lvlJc w:val="left"/>
+      <w:pPr>
+        <w:tabs>
+          <w:tab w:val="num" w:pos="3600"/>
+        </w:tabs>
+        <w:ind w:left="3600" w:hanging="360"/>
+      </w:pPr>
+      <w:rPr>
+        <w:rFonts w:ascii="Wingdings" w:hAnsi="Wingdings" w:hint="default"/>
+        <w:sz w:val="20"/>
+      </w:rPr>
+    </w:lvl>
+    <w:lvl w:ilvl="5" w:tentative="1">
+      <w:start w:val="1"/>
+      <w:numFmt w:val="bullet"/>
+      <w:lvlText w:val=""/>
+      <w:lvlJc w:val="left"/>
+      <w:pPr>
+        <w:tabs>
+          <w:tab w:val="num" w:pos="4320"/>
+        </w:tabs>
+        <w:ind w:left="4320" w:hanging="360"/>
+      </w:pPr>
+      <w:rPr>
+        <w:rFonts w:ascii="Wingdings" w:hAnsi="Wingdings" w:hint="default"/>
+        <w:sz w:val="20"/>
+      </w:rPr>
+    </w:lvl>
+    <w:lvl w:ilvl="6" w:tentative="1">
+      <w:start w:val="1"/>
+      <w:numFmt w:val="bullet"/>
+      <w:lvlText w:val=""/>
+      <w:lvlJc w:val="left"/>
+      <w:pPr>
+        <w:tabs>
+          <w:tab w:val="num" w:pos="5040"/>
+        </w:tabs>
+        <w:ind w:left="5040" w:hanging="360"/>
+      </w:pPr>
+      <w:rPr>
+        <w:rFonts w:ascii="Wingdings" w:hAnsi="Wingdings" w:hint="default"/>
+        <w:sz w:val="20"/>
+      </w:rPr>
+    </w:lvl>
+    <w:lvl w:ilvl="7" w:tentative="1">
+      <w:start w:val="1"/>
+      <w:numFmt w:val="bullet"/>
+      <w:lvlText w:val=""/>
+      <w:lvlJc w:val="left"/>
+      <w:pPr>
+        <w:tabs>
+          <w:tab w:val="num" w:pos="5760"/>
+        </w:tabs>
+        <w:ind w:left="5760" w:hanging="360"/>
+      </w:pPr>
+      <w:rPr>
+        <w:rFonts w:ascii="Wingdings" w:hAnsi="Wingdings" w:hint="default"/>
+        <w:sz w:val="20"/>
+      </w:rPr>
+    </w:lvl>
+    <w:lvl w:ilvl="8" w:tentative="1">
+      <w:start w:val="1"/>
+      <w:numFmt w:val="bullet"/>
+      <w:lvlText w:val=""/>
+      <w:lvlJc w:val="left"/>
+      <w:pPr>
+        <w:tabs>
+          <w:tab w:val="num" w:pos="6480"/>
+        </w:tabs>
+        <w:ind w:left="6480" w:hanging="360"/>
+      </w:pPr>
+      <w:rPr>
+        <w:rFonts w:ascii="Wingdings" w:hAnsi="Wingdings" w:hint="default"/>
+        <w:sz w:val="20"/>
+      </w:rPr>
+    </w:lvl>
+  </w:abstractNum>
+  <w:abstractNum w:abstractNumId="30" w15:restartNumberingAfterBreak="0">
     <w:nsid w:val="705F4255"/>
     <w:multiLevelType w:val="multilevel"/>
     <w:tmpl w:val="0E60FB16"/>
@@ -6084,7 +8507,7 @@
       </w:rPr>
     </w:lvl>
   </w:abstractNum>
-  <w:abstractNum w:abstractNumId="18" w15:restartNumberingAfterBreak="0">
+  <w:abstractNum w:abstractNumId="31" w15:restartNumberingAfterBreak="0">
     <w:nsid w:val="74872BE6"/>
     <w:multiLevelType w:val="multilevel"/>
     <w:tmpl w:val="B4BACD38"/>
@@ -6233,7 +8656,7 @@
       </w:rPr>
     </w:lvl>
   </w:abstractNum>
-  <w:abstractNum w:abstractNumId="19" w15:restartNumberingAfterBreak="0">
+  <w:abstractNum w:abstractNumId="32" w15:restartNumberingAfterBreak="0">
     <w:nsid w:val="794F2F95"/>
     <w:multiLevelType w:val="multilevel"/>
     <w:tmpl w:val="350C66CA"/>
@@ -6383,49 +8806,49 @@
     </w:lvl>
   </w:abstractNum>
   <w:num w:numId="1" w16cid:durableId="166016565">
-    <w:abstractNumId w:val="10"/>
+    <w:abstractNumId w:val="18"/>
   </w:num>
   <w:num w:numId="2" w16cid:durableId="435296623">
-    <w:abstractNumId w:val="13"/>
+    <w:abstractNumId w:val="21"/>
   </w:num>
   <w:num w:numId="3" w16cid:durableId="1959796920">
-    <w:abstractNumId w:val="16"/>
+    <w:abstractNumId w:val="26"/>
   </w:num>
   <w:num w:numId="4" w16cid:durableId="994838964">
-    <w:abstractNumId w:val="14"/>
+    <w:abstractNumId w:val="22"/>
   </w:num>
   <w:num w:numId="5" w16cid:durableId="1311665773">
-    <w:abstractNumId w:val="15"/>
+    <w:abstractNumId w:val="24"/>
   </w:num>
   <w:num w:numId="6" w16cid:durableId="2068920041">
     <w:abstractNumId w:val="3"/>
   </w:num>
   <w:num w:numId="7" w16cid:durableId="1538155610">
-    <w:abstractNumId w:val="11"/>
+    <w:abstractNumId w:val="19"/>
   </w:num>
   <w:num w:numId="8" w16cid:durableId="576401010">
-    <w:abstractNumId w:val="6"/>
+    <w:abstractNumId w:val="10"/>
   </w:num>
   <w:num w:numId="9" w16cid:durableId="1420524392">
-    <w:abstractNumId w:val="19"/>
+    <w:abstractNumId w:val="32"/>
   </w:num>
   <w:num w:numId="10" w16cid:durableId="469131595">
-    <w:abstractNumId w:val="5"/>
+    <w:abstractNumId w:val="8"/>
   </w:num>
   <w:num w:numId="11" w16cid:durableId="890577151">
-    <w:abstractNumId w:val="8"/>
+    <w:abstractNumId w:val="15"/>
   </w:num>
   <w:num w:numId="12" w16cid:durableId="885605463">
-    <w:abstractNumId w:val="4"/>
+    <w:abstractNumId w:val="7"/>
   </w:num>
   <w:num w:numId="13" w16cid:durableId="97868160">
+    <w:abstractNumId w:val="30"/>
+  </w:num>
+  <w:num w:numId="14" w16cid:durableId="1036198449">
     <w:abstractNumId w:val="17"/>
   </w:num>
-  <w:num w:numId="14" w16cid:durableId="1036198449">
-    <w:abstractNumId w:val="9"/>
-  </w:num>
   <w:num w:numId="15" w16cid:durableId="773329493">
-    <w:abstractNumId w:val="18"/>
+    <w:abstractNumId w:val="31"/>
   </w:num>
   <w:num w:numId="16" w16cid:durableId="1050616210">
     <w:abstractNumId w:val="1"/>
@@ -6434,13 +8857,52 @@
     <w:abstractNumId w:val="0"/>
   </w:num>
   <w:num w:numId="18" w16cid:durableId="1039086254">
-    <w:abstractNumId w:val="12"/>
+    <w:abstractNumId w:val="20"/>
   </w:num>
   <w:num w:numId="19" w16cid:durableId="1692956120">
     <w:abstractNumId w:val="2"/>
   </w:num>
   <w:num w:numId="20" w16cid:durableId="371347301">
-    <w:abstractNumId w:val="7"/>
+    <w:abstractNumId w:val="14"/>
+  </w:num>
+  <w:num w:numId="21" w16cid:durableId="1592540697">
+    <w:abstractNumId w:val="12"/>
+  </w:num>
+  <w:num w:numId="22" w16cid:durableId="1757705495">
+    <w:abstractNumId w:val="5"/>
+  </w:num>
+  <w:num w:numId="23" w16cid:durableId="1951163387">
+    <w:abstractNumId w:val="13"/>
+  </w:num>
+  <w:num w:numId="24" w16cid:durableId="1373459310">
+    <w:abstractNumId w:val="25"/>
+  </w:num>
+  <w:num w:numId="25" w16cid:durableId="1490097960">
+    <w:abstractNumId w:val="28"/>
+  </w:num>
+  <w:num w:numId="26" w16cid:durableId="580408183">
+    <w:abstractNumId w:val="6"/>
+  </w:num>
+  <w:num w:numId="27" w16cid:durableId="1919552629">
+    <w:abstractNumId w:val="16"/>
+  </w:num>
+  <w:num w:numId="28" w16cid:durableId="16085060">
+    <w:abstractNumId w:val="4"/>
+  </w:num>
+  <w:num w:numId="29" w16cid:durableId="1765607109">
+    <w:abstractNumId w:val="11"/>
+  </w:num>
+  <w:num w:numId="30" w16cid:durableId="1359545304">
+    <w:abstractNumId w:val="23"/>
+  </w:num>
+  <w:num w:numId="31" w16cid:durableId="8264424">
+    <w:abstractNumId w:val="9"/>
+  </w:num>
+  <w:num w:numId="32" w16cid:durableId="1502161087">
+    <w:abstractNumId w:val="27"/>
+  </w:num>
+  <w:num w:numId="33" w16cid:durableId="1254825521">
+    <w:abstractNumId w:val="29"/>
   </w:num>
 </w:numbering>
 </file>
@@ -7048,7 +9510,6 @@
   <w:style w:type="character" w:default="1" w:styleId="DefaultParagraphFont">
     <w:name w:val="Default Paragraph Font"/>
     <w:uiPriority w:val="1"/>
-    <w:semiHidden/>
     <w:unhideWhenUsed/>
   </w:style>
   <w:style w:type="table" w:default="1" w:styleId="TableNormal">

--- a/This will cover.docx
+++ b/This will cover.docx
@@ -11,7 +11,7 @@
       </w:pPr>
       <w:r>
         <w:pict w14:anchorId="25DEBE7E">
-          <v:rect id="_x0000_i1056" style="width:0;height:1.5pt" o:hralign="center" o:bullet="t" o:hrstd="t" o:hr="t" fillcolor="#a0a0a0" stroked="f"/>
+          <v:rect id="_x0000_i1027" style="width:0;height:1.5pt" o:hralign="center" o:bullet="t" o:hrstd="t" o:hr="t" fillcolor="#a0a0a0" stroked="f"/>
         </w:pict>
       </w:r>
       <w:r>
@@ -282,7 +282,7 @@
           <w:szCs w:val="28"/>
         </w:rPr>
         <w:pict w14:anchorId="372EDF75">
-          <v:rect id="_x0000_i1141" style="width:0;height:1.5pt" o:hralign="center" o:hrstd="t" o:hr="t" fillcolor="#a0a0a0" stroked="f"/>
+          <v:rect id="_x0000_i1028" style="width:0;height:1.5pt" o:hralign="center" o:hrstd="t" o:hr="t" fillcolor="#a0a0a0" stroked="f"/>
         </w:pict>
       </w:r>
     </w:p>
@@ -430,7 +430,7 @@
           <w:szCs w:val="28"/>
         </w:rPr>
         <w:pict w14:anchorId="1C3F6DF6">
-          <v:rect id="_x0000_i1142" style="width:0;height:1.5pt" o:hralign="center" o:hrstd="t" o:hr="t" fillcolor="#a0a0a0" stroked="f"/>
+          <v:rect id="_x0000_i1029" style="width:0;height:1.5pt" o:hralign="center" o:hrstd="t" o:hr="t" fillcolor="#a0a0a0" stroked="f"/>
         </w:pict>
       </w:r>
     </w:p>
@@ -670,7 +670,7 @@
           <w:szCs w:val="28"/>
         </w:rPr>
         <w:pict w14:anchorId="486A43C5">
-          <v:rect id="_x0000_i1143" style="width:0;height:1.5pt" o:hralign="center" o:hrstd="t" o:hr="t" fillcolor="#a0a0a0" stroked="f"/>
+          <v:rect id="_x0000_i1030" style="width:0;height:1.5pt" o:hralign="center" o:hrstd="t" o:hr="t" fillcolor="#a0a0a0" stroked="f"/>
         </w:pict>
       </w:r>
     </w:p>
@@ -1044,7 +1044,7 @@
           <w:szCs w:val="28"/>
         </w:rPr>
         <w:pict w14:anchorId="2FB6A865">
-          <v:rect id="_x0000_i1144" style="width:0;height:1.5pt" o:hralign="center" o:hrstd="t" o:hr="t" fillcolor="#a0a0a0" stroked="f"/>
+          <v:rect id="_x0000_i1031" style="width:0;height:1.5pt" o:hralign="center" o:hrstd="t" o:hr="t" fillcolor="#a0a0a0" stroked="f"/>
         </w:pict>
       </w:r>
     </w:p>
@@ -1609,7 +1609,7 @@
           <w:szCs w:val="28"/>
         </w:rPr>
         <w:pict w14:anchorId="0D66FDA4">
-          <v:rect id="_x0000_i1145" style="width:0;height:1.5pt" o:hralign="center" o:hrstd="t" o:hr="t" fillcolor="#a0a0a0" stroked="f"/>
+          <v:rect id="_x0000_i1032" style="width:0;height:1.5pt" o:hralign="center" o:hrstd="t" o:hr="t" fillcolor="#a0a0a0" stroked="f"/>
         </w:pict>
       </w:r>
     </w:p>
@@ -1993,7 +1993,7 @@
         </w:rPr>
         <w:lastRenderedPageBreak/>
         <w:pict w14:anchorId="431D32FA">
-          <v:rect id="_x0000_i1146" style="width:0;height:1.5pt" o:hralign="center" o:hrstd="t" o:hr="t" fillcolor="#a0a0a0" stroked="f"/>
+          <v:rect id="_x0000_i1033" style="width:0;height:1.5pt" o:hralign="center" o:hrstd="t" o:hr="t" fillcolor="#a0a0a0" stroked="f"/>
         </w:pict>
       </w:r>
     </w:p>
@@ -2314,7 +2314,7 @@
           <w:szCs w:val="28"/>
         </w:rPr>
         <w:pict w14:anchorId="523975B7">
-          <v:rect id="_x0000_i1147" style="width:0;height:1.5pt" o:hralign="center" o:hrstd="t" o:hr="t" fillcolor="#a0a0a0" stroked="f"/>
+          <v:rect id="_x0000_i1034" style="width:0;height:1.5pt" o:hralign="center" o:hrstd="t" o:hr="t" fillcolor="#a0a0a0" stroked="f"/>
         </w:pict>
       </w:r>
     </w:p>
@@ -2488,7 +2488,7 @@
           <w:szCs w:val="28"/>
         </w:rPr>
         <w:pict w14:anchorId="0165BF9B">
-          <v:rect id="_x0000_i1148" style="width:0;height:1.5pt" o:hralign="center" o:hrstd="t" o:hr="t" fillcolor="#a0a0a0" stroked="f"/>
+          <v:rect id="_x0000_i1035" style="width:0;height:1.5pt" o:hralign="center" o:hrstd="t" o:hr="t" fillcolor="#a0a0a0" stroked="f"/>
         </w:pict>
       </w:r>
     </w:p>
@@ -2690,7 +2690,7 @@
           <w:szCs w:val="28"/>
         </w:rPr>
         <w:pict w14:anchorId="377453C8">
-          <v:rect id="_x0000_i1149" style="width:0;height:1.5pt" o:hralign="center" o:hrstd="t" o:hr="t" fillcolor="#a0a0a0" stroked="f"/>
+          <v:rect id="_x0000_i1036" style="width:0;height:1.5pt" o:hralign="center" o:hrstd="t" o:hr="t" fillcolor="#a0a0a0" stroked="f"/>
         </w:pict>
       </w:r>
     </w:p>
@@ -3049,7 +3049,7 @@
           <w:szCs w:val="28"/>
         </w:rPr>
         <w:pict w14:anchorId="04BEFB86">
-          <v:rect id="_x0000_i1150" style="width:0;height:1.5pt" o:hralign="center" o:hrstd="t" o:hr="t" fillcolor="#a0a0a0" stroked="f"/>
+          <v:rect id="_x0000_i1037" style="width:0;height:1.5pt" o:hralign="center" o:hrstd="t" o:hr="t" fillcolor="#a0a0a0" stroked="f"/>
         </w:pict>
       </w:r>
     </w:p>
@@ -3371,7 +3371,7 @@
           <w:szCs w:val="28"/>
         </w:rPr>
         <w:pict w14:anchorId="2DC3F6C8">
-          <v:rect id="_x0000_i1151" style="width:0;height:1.5pt" o:hralign="center" o:hrstd="t" o:hr="t" fillcolor="#a0a0a0" stroked="f"/>
+          <v:rect id="_x0000_i1038" style="width:0;height:1.5pt" o:hralign="center" o:hrstd="t" o:hr="t" fillcolor="#a0a0a0" stroked="f"/>
         </w:pict>
       </w:r>
     </w:p>
@@ -3686,7 +3686,7 @@
           <w:szCs w:val="28"/>
         </w:rPr>
         <w:pict w14:anchorId="51DF2BD9">
-          <v:rect id="_x0000_i1152" style="width:0;height:1.5pt" o:hralign="center" o:hrstd="t" o:hr="t" fillcolor="#a0a0a0" stroked="f"/>
+          <v:rect id="_x0000_i1039" style="width:0;height:1.5pt" o:hralign="center" o:hrstd="t" o:hr="t" fillcolor="#a0a0a0" stroked="f"/>
         </w:pict>
       </w:r>
     </w:p>
@@ -3874,7 +3874,7 @@
           <w:szCs w:val="28"/>
         </w:rPr>
         <w:pict w14:anchorId="79A211D3">
-          <v:rect id="_x0000_i1153" style="width:0;height:1.5pt" o:hralign="center" o:hrstd="t" o:hr="t" fillcolor="#a0a0a0" stroked="f"/>
+          <v:rect id="_x0000_i1040" style="width:0;height:1.5pt" o:hralign="center" o:hrstd="t" o:hr="t" fillcolor="#a0a0a0" stroked="f"/>
         </w:pict>
       </w:r>
     </w:p>
@@ -3950,15 +3950,491 @@
           <w:szCs w:val="28"/>
         </w:rPr>
       </w:pPr>
-      <w:r>
-        <w:rPr>
-          <w:sz w:val="28"/>
-          <w:szCs w:val="28"/>
-        </w:rPr>
+    </w:p>
+    <w:p>
+      <w:pPr>
+        <w:rPr>
+          <w:sz w:val="28"/>
+          <w:szCs w:val="28"/>
+        </w:rPr>
+      </w:pPr>
+      <w:r>
+        <w:rPr>
+          <w:sz w:val="28"/>
+          <w:szCs w:val="28"/>
+        </w:rPr>
+        <w:br w:type="page"/>
+      </w:r>
+    </w:p>
+    <w:p>
+      <w:pPr>
+        <w:rPr>
+          <w:sz w:val="28"/>
+          <w:szCs w:val="28"/>
+        </w:rPr>
+      </w:pPr>
+      <w:r>
+        <w:rPr>
+          <w:sz w:val="28"/>
+          <w:szCs w:val="28"/>
+        </w:rPr>
+        <w:lastRenderedPageBreak/>
         <w:pict w14:anchorId="5992BE5E">
-          <v:rect id="_x0000_i1154" style="width:0;height:1.5pt" o:hralign="center" o:hrstd="t" o:hr="t" fillcolor="#a0a0a0" stroked="f"/>
+          <v:rect id="_x0000_i1041" style="width:0;height:1.5pt" o:hralign="center" o:hrstd="t" o:hr="t" fillcolor="#a0a0a0" stroked="f"/>
         </w:pict>
       </w:r>
+    </w:p>
+    <w:p>
+      <w:pPr>
+        <w:rPr>
+          <w:sz w:val="28"/>
+          <w:szCs w:val="28"/>
+        </w:rPr>
+      </w:pPr>
+    </w:p>
+    <w:p>
+      <w:pPr>
+        <w:tabs>
+          <w:tab w:val="left" w:pos="1040"/>
+        </w:tabs>
+        <w:jc w:val="center"/>
+        <w:rPr>
+          <w:b/>
+          <w:bCs/>
+          <w:sz w:val="48"/>
+          <w:szCs w:val="48"/>
+        </w:rPr>
+      </w:pPr>
+      <w:r>
+        <w:rPr>
+          <w:b/>
+          <w:bCs/>
+          <w:sz w:val="48"/>
+          <w:szCs w:val="48"/>
+        </w:rPr>
+        <w:t>Summary of Changes</w:t>
+      </w:r>
+    </w:p>
+    <w:p>
+      <w:pPr>
+        <w:numPr>
+          <w:ilvl w:val="0"/>
+          <w:numId w:val="34"/>
+        </w:numPr>
+        <w:tabs>
+          <w:tab w:val="left" w:pos="1040"/>
+        </w:tabs>
+        <w:rPr>
+          <w:sz w:val="28"/>
+          <w:szCs w:val="28"/>
+        </w:rPr>
+      </w:pPr>
+      <w:r>
+        <w:rPr>
+          <w:sz w:val="28"/>
+          <w:szCs w:val="28"/>
+        </w:rPr>
+        <w:t>db_information.py: Completely rewritten to parse SQL schema files instead of CSV. It extracts tables, columns, primary keys, foreign keys, and relationships, filtering only tables with the required prefixes.</w:t>
+      </w:r>
+    </w:p>
+    <w:p>
+      <w:pPr>
+        <w:numPr>
+          <w:ilvl w:val="0"/>
+          <w:numId w:val="34"/>
+        </w:numPr>
+        <w:tabs>
+          <w:tab w:val="left" w:pos="1040"/>
+        </w:tabs>
+        <w:rPr>
+          <w:sz w:val="28"/>
+          <w:szCs w:val="28"/>
+        </w:rPr>
+      </w:pPr>
+      <w:r>
+        <w:rPr>
+          <w:sz w:val="28"/>
+          <w:szCs w:val="28"/>
+        </w:rPr>
+        <w:t>pypika_query_engine.py: Enhanced with better condition handling, validation methods, and CTE support. Now clearly focuses on the Query Builder role.</w:t>
+      </w:r>
+    </w:p>
+    <w:p>
+      <w:pPr>
+        <w:numPr>
+          <w:ilvl w:val="0"/>
+          <w:numId w:val="34"/>
+        </w:numPr>
+        <w:tabs>
+          <w:tab w:val="left" w:pos="1040"/>
+        </w:tabs>
+        <w:rPr>
+          <w:sz w:val="28"/>
+          <w:szCs w:val="28"/>
+        </w:rPr>
+      </w:pPr>
+      <w:r>
+        <w:rPr>
+          <w:sz w:val="28"/>
+          <w:szCs w:val="28"/>
+        </w:rPr>
+        <w:t xml:space="preserve">join_builder.py: Updated to use the parsed relationships from </w:t>
+      </w:r>
+      <w:proofErr w:type="spellStart"/>
+      <w:r>
+        <w:rPr>
+          <w:sz w:val="28"/>
+          <w:szCs w:val="28"/>
+        </w:rPr>
+        <w:t>DBInfo</w:t>
+      </w:r>
+      <w:proofErr w:type="spellEnd"/>
+      <w:r>
+        <w:rPr>
+          <w:sz w:val="28"/>
+          <w:szCs w:val="28"/>
+        </w:rPr>
+        <w:t xml:space="preserve">. Added </w:t>
+      </w:r>
+      <w:proofErr w:type="spellStart"/>
+      <w:r>
+        <w:rPr>
+          <w:sz w:val="28"/>
+          <w:szCs w:val="28"/>
+        </w:rPr>
+        <w:t>auto_join</w:t>
+      </w:r>
+      <w:proofErr w:type="spellEnd"/>
+      <w:r>
+        <w:rPr>
+          <w:sz w:val="28"/>
+          <w:szCs w:val="28"/>
+        </w:rPr>
+        <w:t xml:space="preserve"> functionality that automatically builds join paths.</w:t>
+      </w:r>
+    </w:p>
+    <w:p>
+      <w:pPr>
+        <w:numPr>
+          <w:ilvl w:val="0"/>
+          <w:numId w:val="34"/>
+        </w:numPr>
+        <w:tabs>
+          <w:tab w:val="left" w:pos="1040"/>
+        </w:tabs>
+        <w:rPr>
+          <w:sz w:val="28"/>
+          <w:szCs w:val="28"/>
+        </w:rPr>
+      </w:pPr>
+      <w:r>
+        <w:rPr>
+          <w:sz w:val="28"/>
+          <w:szCs w:val="28"/>
+        </w:rPr>
+        <w:t>query_assembler.py</w:t>
+      </w:r>
+      <w:r>
+        <w:rPr>
+          <w:b/>
+          <w:bCs/>
+          <w:sz w:val="28"/>
+          <w:szCs w:val="28"/>
+        </w:rPr>
+        <w:t> (New)</w:t>
+      </w:r>
+      <w:r>
+        <w:rPr>
+          <w:sz w:val="28"/>
+          <w:szCs w:val="28"/>
+        </w:rPr>
+        <w:t>: Implements the Query Assembler module, combining base queries with joins.</w:t>
+      </w:r>
+    </w:p>
+    <w:p>
+      <w:pPr>
+        <w:numPr>
+          <w:ilvl w:val="0"/>
+          <w:numId w:val="34"/>
+        </w:numPr>
+        <w:tabs>
+          <w:tab w:val="left" w:pos="1040"/>
+        </w:tabs>
+        <w:rPr>
+          <w:sz w:val="28"/>
+          <w:szCs w:val="28"/>
+        </w:rPr>
+      </w:pPr>
+      <w:r>
+        <w:rPr>
+          <w:sz w:val="28"/>
+          <w:szCs w:val="28"/>
+        </w:rPr>
+        <w:t>cte_builder.py</w:t>
+      </w:r>
+      <w:r>
+        <w:rPr>
+          <w:b/>
+          <w:bCs/>
+          <w:sz w:val="28"/>
+          <w:szCs w:val="28"/>
+        </w:rPr>
+        <w:t> (New)</w:t>
+      </w:r>
+      <w:r>
+        <w:rPr>
+          <w:sz w:val="28"/>
+          <w:szCs w:val="28"/>
+        </w:rPr>
+        <w:t>: Implements the CTE Builder module, creating multi-stage queries with Common Table Expressions.</w:t>
+      </w:r>
+    </w:p>
+    <w:p>
+      <w:pPr>
+        <w:numPr>
+          <w:ilvl w:val="0"/>
+          <w:numId w:val="34"/>
+        </w:numPr>
+        <w:tabs>
+          <w:tab w:val="left" w:pos="1040"/>
+        </w:tabs>
+        <w:rPr>
+          <w:sz w:val="28"/>
+          <w:szCs w:val="28"/>
+        </w:rPr>
+      </w:pPr>
+      <w:r>
+        <w:rPr>
+          <w:sz w:val="28"/>
+          <w:szCs w:val="28"/>
+        </w:rPr>
+        <w:t>query_validator.py</w:t>
+      </w:r>
+      <w:r>
+        <w:rPr>
+          <w:b/>
+          <w:bCs/>
+          <w:sz w:val="28"/>
+          <w:szCs w:val="28"/>
+        </w:rPr>
+        <w:t> (New)</w:t>
+      </w:r>
+      <w:r>
+        <w:rPr>
+          <w:sz w:val="28"/>
+          <w:szCs w:val="28"/>
+        </w:rPr>
+        <w:t>: Implements the Query Validator module, checking queries against the schema.</w:t>
+      </w:r>
+    </w:p>
+    <w:p>
+      <w:pPr>
+        <w:numPr>
+          <w:ilvl w:val="0"/>
+          <w:numId w:val="34"/>
+        </w:numPr>
+        <w:tabs>
+          <w:tab w:val="left" w:pos="1040"/>
+        </w:tabs>
+        <w:rPr>
+          <w:sz w:val="28"/>
+          <w:szCs w:val="28"/>
+        </w:rPr>
+      </w:pPr>
+      <w:r>
+        <w:rPr>
+          <w:sz w:val="28"/>
+          <w:szCs w:val="28"/>
+        </w:rPr>
+        <w:t>query_engine.py</w:t>
+      </w:r>
+      <w:r>
+        <w:rPr>
+          <w:b/>
+          <w:bCs/>
+          <w:sz w:val="28"/>
+          <w:szCs w:val="28"/>
+        </w:rPr>
+        <w:t> (New)</w:t>
+      </w:r>
+      <w:r>
+        <w:rPr>
+          <w:sz w:val="28"/>
+          <w:szCs w:val="28"/>
+        </w:rPr>
+        <w:t>: Main orchestrator that follows the project flowchart, managing all stages of query generation.</w:t>
+      </w:r>
+    </w:p>
+    <w:p>
+      <w:pPr>
+        <w:tabs>
+          <w:tab w:val="left" w:pos="1040"/>
+        </w:tabs>
+        <w:rPr>
+          <w:sz w:val="28"/>
+          <w:szCs w:val="28"/>
+        </w:rPr>
+      </w:pPr>
+      <w:r>
+        <w:rPr>
+          <w:sz w:val="28"/>
+          <w:szCs w:val="28"/>
+        </w:rPr>
+        <w:t>The system now properly:</w:t>
+      </w:r>
+    </w:p>
+    <w:p>
+      <w:pPr>
+        <w:numPr>
+          <w:ilvl w:val="0"/>
+          <w:numId w:val="35"/>
+        </w:numPr>
+        <w:tabs>
+          <w:tab w:val="left" w:pos="1040"/>
+        </w:tabs>
+        <w:rPr>
+          <w:sz w:val="28"/>
+          <w:szCs w:val="28"/>
+        </w:rPr>
+      </w:pPr>
+      <w:r>
+        <w:rPr>
+          <w:sz w:val="28"/>
+          <w:szCs w:val="28"/>
+        </w:rPr>
+        <w:t>Parses the provided SQL schema file</w:t>
+      </w:r>
+    </w:p>
+    <w:p>
+      <w:pPr>
+        <w:numPr>
+          <w:ilvl w:val="0"/>
+          <w:numId w:val="35"/>
+        </w:numPr>
+        <w:tabs>
+          <w:tab w:val="left" w:pos="1040"/>
+        </w:tabs>
+        <w:rPr>
+          <w:sz w:val="28"/>
+          <w:szCs w:val="28"/>
+        </w:rPr>
+      </w:pPr>
+      <w:r>
+        <w:rPr>
+          <w:sz w:val="28"/>
+          <w:szCs w:val="28"/>
+        </w:rPr>
+        <w:t xml:space="preserve">Extracts only relevant tables (gm, hm, pm, </w:t>
+      </w:r>
+      <w:proofErr w:type="spellStart"/>
+      <w:r>
+        <w:rPr>
+          <w:sz w:val="28"/>
+          <w:szCs w:val="28"/>
+        </w:rPr>
+        <w:t>si</w:t>
+      </w:r>
+      <w:proofErr w:type="spellEnd"/>
+      <w:r>
+        <w:rPr>
+          <w:sz w:val="28"/>
+          <w:szCs w:val="28"/>
+        </w:rPr>
+        <w:t xml:space="preserve">, </w:t>
+      </w:r>
+      <w:proofErr w:type="spellStart"/>
+      <w:r>
+        <w:rPr>
+          <w:sz w:val="28"/>
+          <w:szCs w:val="28"/>
+        </w:rPr>
+        <w:t>sa</w:t>
+      </w:r>
+      <w:proofErr w:type="spellEnd"/>
+      <w:r>
+        <w:rPr>
+          <w:sz w:val="28"/>
+          <w:szCs w:val="28"/>
+        </w:rPr>
+        <w:t>, ta, in)</w:t>
+      </w:r>
+    </w:p>
+    <w:p>
+      <w:pPr>
+        <w:numPr>
+          <w:ilvl w:val="0"/>
+          <w:numId w:val="35"/>
+        </w:numPr>
+        <w:tabs>
+          <w:tab w:val="left" w:pos="1040"/>
+        </w:tabs>
+        <w:rPr>
+          <w:sz w:val="28"/>
+          <w:szCs w:val="28"/>
+        </w:rPr>
+      </w:pPr>
+      <w:r>
+        <w:rPr>
+          <w:sz w:val="28"/>
+          <w:szCs w:val="28"/>
+        </w:rPr>
+        <w:t>Detects relationships from foreign keys</w:t>
+      </w:r>
+    </w:p>
+    <w:p>
+      <w:pPr>
+        <w:numPr>
+          <w:ilvl w:val="0"/>
+          <w:numId w:val="35"/>
+        </w:numPr>
+        <w:tabs>
+          <w:tab w:val="left" w:pos="1040"/>
+        </w:tabs>
+        <w:rPr>
+          <w:sz w:val="28"/>
+          <w:szCs w:val="28"/>
+        </w:rPr>
+      </w:pPr>
+      <w:r>
+        <w:rPr>
+          <w:sz w:val="28"/>
+          <w:szCs w:val="28"/>
+        </w:rPr>
+        <w:t>Follows the modular architecture from the flowchart</w:t>
+      </w:r>
+    </w:p>
+    <w:p>
+      <w:pPr>
+        <w:numPr>
+          <w:ilvl w:val="0"/>
+          <w:numId w:val="35"/>
+        </w:numPr>
+        <w:tabs>
+          <w:tab w:val="left" w:pos="1040"/>
+        </w:tabs>
+        <w:rPr>
+          <w:sz w:val="28"/>
+          <w:szCs w:val="28"/>
+        </w:rPr>
+      </w:pPr>
+      <w:r>
+        <w:rPr>
+          <w:sz w:val="28"/>
+          <w:szCs w:val="28"/>
+        </w:rPr>
+        <w:t>Provides validation at each stage</w:t>
+      </w:r>
+    </w:p>
+    <w:p>
+      <w:pPr>
+        <w:tabs>
+          <w:tab w:val="left" w:pos="1040"/>
+        </w:tabs>
+        <w:rPr>
+          <w:sz w:val="28"/>
+          <w:szCs w:val="28"/>
+        </w:rPr>
+      </w:pPr>
     </w:p>
     <w:sectPr>
       <w:pgSz w:w="11906" w:h="16838"/>
@@ -4927,6 +5403,119 @@
     </w:lvl>
   </w:abstractNum>
   <w:abstractNum w:abstractNumId="6" w15:restartNumberingAfterBreak="0">
+    <w:nsid w:val="15080789"/>
+    <w:multiLevelType w:val="multilevel"/>
+    <w:tmpl w:val="88CC9A6A"/>
+    <w:lvl w:ilvl="0">
+      <w:start w:val="1"/>
+      <w:numFmt w:val="decimal"/>
+      <w:lvlText w:val="%1."/>
+      <w:lvlJc w:val="left"/>
+      <w:pPr>
+        <w:tabs>
+          <w:tab w:val="num" w:pos="720"/>
+        </w:tabs>
+        <w:ind w:left="720" w:hanging="360"/>
+      </w:pPr>
+    </w:lvl>
+    <w:lvl w:ilvl="1" w:tentative="1">
+      <w:start w:val="1"/>
+      <w:numFmt w:val="decimal"/>
+      <w:lvlText w:val="%2."/>
+      <w:lvlJc w:val="left"/>
+      <w:pPr>
+        <w:tabs>
+          <w:tab w:val="num" w:pos="1440"/>
+        </w:tabs>
+        <w:ind w:left="1440" w:hanging="360"/>
+      </w:pPr>
+    </w:lvl>
+    <w:lvl w:ilvl="2" w:tentative="1">
+      <w:start w:val="1"/>
+      <w:numFmt w:val="decimal"/>
+      <w:lvlText w:val="%3."/>
+      <w:lvlJc w:val="left"/>
+      <w:pPr>
+        <w:tabs>
+          <w:tab w:val="num" w:pos="2160"/>
+        </w:tabs>
+        <w:ind w:left="2160" w:hanging="360"/>
+      </w:pPr>
+    </w:lvl>
+    <w:lvl w:ilvl="3" w:tentative="1">
+      <w:start w:val="1"/>
+      <w:numFmt w:val="decimal"/>
+      <w:lvlText w:val="%4."/>
+      <w:lvlJc w:val="left"/>
+      <w:pPr>
+        <w:tabs>
+          <w:tab w:val="num" w:pos="2880"/>
+        </w:tabs>
+        <w:ind w:left="2880" w:hanging="360"/>
+      </w:pPr>
+    </w:lvl>
+    <w:lvl w:ilvl="4" w:tentative="1">
+      <w:start w:val="1"/>
+      <w:numFmt w:val="decimal"/>
+      <w:lvlText w:val="%5."/>
+      <w:lvlJc w:val="left"/>
+      <w:pPr>
+        <w:tabs>
+          <w:tab w:val="num" w:pos="3600"/>
+        </w:tabs>
+        <w:ind w:left="3600" w:hanging="360"/>
+      </w:pPr>
+    </w:lvl>
+    <w:lvl w:ilvl="5" w:tentative="1">
+      <w:start w:val="1"/>
+      <w:numFmt w:val="decimal"/>
+      <w:lvlText w:val="%6."/>
+      <w:lvlJc w:val="left"/>
+      <w:pPr>
+        <w:tabs>
+          <w:tab w:val="num" w:pos="4320"/>
+        </w:tabs>
+        <w:ind w:left="4320" w:hanging="360"/>
+      </w:pPr>
+    </w:lvl>
+    <w:lvl w:ilvl="6" w:tentative="1">
+      <w:start w:val="1"/>
+      <w:numFmt w:val="decimal"/>
+      <w:lvlText w:val="%7."/>
+      <w:lvlJc w:val="left"/>
+      <w:pPr>
+        <w:tabs>
+          <w:tab w:val="num" w:pos="5040"/>
+        </w:tabs>
+        <w:ind w:left="5040" w:hanging="360"/>
+      </w:pPr>
+    </w:lvl>
+    <w:lvl w:ilvl="7" w:tentative="1">
+      <w:start w:val="1"/>
+      <w:numFmt w:val="decimal"/>
+      <w:lvlText w:val="%8."/>
+      <w:lvlJc w:val="left"/>
+      <w:pPr>
+        <w:tabs>
+          <w:tab w:val="num" w:pos="5760"/>
+        </w:tabs>
+        <w:ind w:left="5760" w:hanging="360"/>
+      </w:pPr>
+    </w:lvl>
+    <w:lvl w:ilvl="8" w:tentative="1">
+      <w:start w:val="1"/>
+      <w:numFmt w:val="decimal"/>
+      <w:lvlText w:val="%9."/>
+      <w:lvlJc w:val="left"/>
+      <w:pPr>
+        <w:tabs>
+          <w:tab w:val="num" w:pos="6480"/>
+        </w:tabs>
+        <w:ind w:left="6480" w:hanging="360"/>
+      </w:pPr>
+    </w:lvl>
+  </w:abstractNum>
+  <w:abstractNum w:abstractNumId="7" w15:restartNumberingAfterBreak="0">
     <w:nsid w:val="15406B8C"/>
     <w:multiLevelType w:val="multilevel"/>
     <w:tmpl w:val="71D8D558"/>
@@ -5075,7 +5664,7 @@
       </w:rPr>
     </w:lvl>
   </w:abstractNum>
-  <w:abstractNum w:abstractNumId="7" w15:restartNumberingAfterBreak="0">
+  <w:abstractNum w:abstractNumId="8" w15:restartNumberingAfterBreak="0">
     <w:nsid w:val="161A1102"/>
     <w:multiLevelType w:val="multilevel"/>
     <w:tmpl w:val="3BE657CA"/>
@@ -5224,7 +5813,7 @@
       </w:rPr>
     </w:lvl>
   </w:abstractNum>
-  <w:abstractNum w:abstractNumId="8" w15:restartNumberingAfterBreak="0">
+  <w:abstractNum w:abstractNumId="9" w15:restartNumberingAfterBreak="0">
     <w:nsid w:val="23B80E8B"/>
     <w:multiLevelType w:val="multilevel"/>
     <w:tmpl w:val="17E2A9BC"/>
@@ -5373,7 +5962,7 @@
       </w:rPr>
     </w:lvl>
   </w:abstractNum>
-  <w:abstractNum w:abstractNumId="9" w15:restartNumberingAfterBreak="0">
+  <w:abstractNum w:abstractNumId="10" w15:restartNumberingAfterBreak="0">
     <w:nsid w:val="27744DF3"/>
     <w:multiLevelType w:val="multilevel"/>
     <w:tmpl w:val="471C7D78"/>
@@ -5522,7 +6111,7 @@
       </w:rPr>
     </w:lvl>
   </w:abstractNum>
-  <w:abstractNum w:abstractNumId="10" w15:restartNumberingAfterBreak="0">
+  <w:abstractNum w:abstractNumId="11" w15:restartNumberingAfterBreak="0">
     <w:nsid w:val="2AF359E5"/>
     <w:multiLevelType w:val="multilevel"/>
     <w:tmpl w:val="F940CB50"/>
@@ -5671,7 +6260,7 @@
       </w:rPr>
     </w:lvl>
   </w:abstractNum>
-  <w:abstractNum w:abstractNumId="11" w15:restartNumberingAfterBreak="0">
+  <w:abstractNum w:abstractNumId="12" w15:restartNumberingAfterBreak="0">
     <w:nsid w:val="2E716AA9"/>
     <w:multiLevelType w:val="multilevel"/>
     <w:tmpl w:val="2BF0DC10"/>
@@ -5820,7 +6409,7 @@
       </w:rPr>
     </w:lvl>
   </w:abstractNum>
-  <w:abstractNum w:abstractNumId="12" w15:restartNumberingAfterBreak="0">
+  <w:abstractNum w:abstractNumId="13" w15:restartNumberingAfterBreak="0">
     <w:nsid w:val="2F8A0124"/>
     <w:multiLevelType w:val="multilevel"/>
     <w:tmpl w:val="FBBAAE06"/>
@@ -5933,7 +6522,7 @@
       </w:pPr>
     </w:lvl>
   </w:abstractNum>
-  <w:abstractNum w:abstractNumId="13" w15:restartNumberingAfterBreak="0">
+  <w:abstractNum w:abstractNumId="14" w15:restartNumberingAfterBreak="0">
     <w:nsid w:val="3C6D5BE2"/>
     <w:multiLevelType w:val="multilevel"/>
     <w:tmpl w:val="4A60DAB4"/>
@@ -6082,7 +6671,7 @@
       </w:rPr>
     </w:lvl>
   </w:abstractNum>
-  <w:abstractNum w:abstractNumId="14" w15:restartNumberingAfterBreak="0">
+  <w:abstractNum w:abstractNumId="15" w15:restartNumberingAfterBreak="0">
     <w:nsid w:val="409C6942"/>
     <w:multiLevelType w:val="multilevel"/>
     <w:tmpl w:val="8D7EA70E"/>
@@ -6231,7 +6820,156 @@
       </w:rPr>
     </w:lvl>
   </w:abstractNum>
-  <w:abstractNum w:abstractNumId="15" w15:restartNumberingAfterBreak="0">
+  <w:abstractNum w:abstractNumId="16" w15:restartNumberingAfterBreak="0">
+    <w:nsid w:val="451C053D"/>
+    <w:multiLevelType w:val="multilevel"/>
+    <w:tmpl w:val="3A401C00"/>
+    <w:lvl w:ilvl="0">
+      <w:start w:val="1"/>
+      <w:numFmt w:val="bullet"/>
+      <w:lvlText w:val=""/>
+      <w:lvlJc w:val="left"/>
+      <w:pPr>
+        <w:tabs>
+          <w:tab w:val="num" w:pos="720"/>
+        </w:tabs>
+        <w:ind w:left="720" w:hanging="360"/>
+      </w:pPr>
+      <w:rPr>
+        <w:rFonts w:ascii="Symbol" w:hAnsi="Symbol" w:hint="default"/>
+        <w:sz w:val="20"/>
+      </w:rPr>
+    </w:lvl>
+    <w:lvl w:ilvl="1" w:tentative="1">
+      <w:start w:val="1"/>
+      <w:numFmt w:val="bullet"/>
+      <w:lvlText w:val="o"/>
+      <w:lvlJc w:val="left"/>
+      <w:pPr>
+        <w:tabs>
+          <w:tab w:val="num" w:pos="1440"/>
+        </w:tabs>
+        <w:ind w:left="1440" w:hanging="360"/>
+      </w:pPr>
+      <w:rPr>
+        <w:rFonts w:ascii="Courier New" w:hAnsi="Courier New" w:hint="default"/>
+        <w:sz w:val="20"/>
+      </w:rPr>
+    </w:lvl>
+    <w:lvl w:ilvl="2" w:tentative="1">
+      <w:start w:val="1"/>
+      <w:numFmt w:val="bullet"/>
+      <w:lvlText w:val=""/>
+      <w:lvlJc w:val="left"/>
+      <w:pPr>
+        <w:tabs>
+          <w:tab w:val="num" w:pos="2160"/>
+        </w:tabs>
+        <w:ind w:left="2160" w:hanging="360"/>
+      </w:pPr>
+      <w:rPr>
+        <w:rFonts w:ascii="Wingdings" w:hAnsi="Wingdings" w:hint="default"/>
+        <w:sz w:val="20"/>
+      </w:rPr>
+    </w:lvl>
+    <w:lvl w:ilvl="3" w:tentative="1">
+      <w:start w:val="1"/>
+      <w:numFmt w:val="bullet"/>
+      <w:lvlText w:val=""/>
+      <w:lvlJc w:val="left"/>
+      <w:pPr>
+        <w:tabs>
+          <w:tab w:val="num" w:pos="2880"/>
+        </w:tabs>
+        <w:ind w:left="2880" w:hanging="360"/>
+      </w:pPr>
+      <w:rPr>
+        <w:rFonts w:ascii="Wingdings" w:hAnsi="Wingdings" w:hint="default"/>
+        <w:sz w:val="20"/>
+      </w:rPr>
+    </w:lvl>
+    <w:lvl w:ilvl="4" w:tentative="1">
+      <w:start w:val="1"/>
+      <w:numFmt w:val="bullet"/>
+      <w:lvlText w:val=""/>
+      <w:lvlJc w:val="left"/>
+      <w:pPr>
+        <w:tabs>
+          <w:tab w:val="num" w:pos="3600"/>
+        </w:tabs>
+        <w:ind w:left="3600" w:hanging="360"/>
+      </w:pPr>
+      <w:rPr>
+        <w:rFonts w:ascii="Wingdings" w:hAnsi="Wingdings" w:hint="default"/>
+        <w:sz w:val="20"/>
+      </w:rPr>
+    </w:lvl>
+    <w:lvl w:ilvl="5" w:tentative="1">
+      <w:start w:val="1"/>
+      <w:numFmt w:val="bullet"/>
+      <w:lvlText w:val=""/>
+      <w:lvlJc w:val="left"/>
+      <w:pPr>
+        <w:tabs>
+          <w:tab w:val="num" w:pos="4320"/>
+        </w:tabs>
+        <w:ind w:left="4320" w:hanging="360"/>
+      </w:pPr>
+      <w:rPr>
+        <w:rFonts w:ascii="Wingdings" w:hAnsi="Wingdings" w:hint="default"/>
+        <w:sz w:val="20"/>
+      </w:rPr>
+    </w:lvl>
+    <w:lvl w:ilvl="6" w:tentative="1">
+      <w:start w:val="1"/>
+      <w:numFmt w:val="bullet"/>
+      <w:lvlText w:val=""/>
+      <w:lvlJc w:val="left"/>
+      <w:pPr>
+        <w:tabs>
+          <w:tab w:val="num" w:pos="5040"/>
+        </w:tabs>
+        <w:ind w:left="5040" w:hanging="360"/>
+      </w:pPr>
+      <w:rPr>
+        <w:rFonts w:ascii="Wingdings" w:hAnsi="Wingdings" w:hint="default"/>
+        <w:sz w:val="20"/>
+      </w:rPr>
+    </w:lvl>
+    <w:lvl w:ilvl="7" w:tentative="1">
+      <w:start w:val="1"/>
+      <w:numFmt w:val="bullet"/>
+      <w:lvlText w:val=""/>
+      <w:lvlJc w:val="left"/>
+      <w:pPr>
+        <w:tabs>
+          <w:tab w:val="num" w:pos="5760"/>
+        </w:tabs>
+        <w:ind w:left="5760" w:hanging="360"/>
+      </w:pPr>
+      <w:rPr>
+        <w:rFonts w:ascii="Wingdings" w:hAnsi="Wingdings" w:hint="default"/>
+        <w:sz w:val="20"/>
+      </w:rPr>
+    </w:lvl>
+    <w:lvl w:ilvl="8" w:tentative="1">
+      <w:start w:val="1"/>
+      <w:numFmt w:val="bullet"/>
+      <w:lvlText w:val=""/>
+      <w:lvlJc w:val="left"/>
+      <w:pPr>
+        <w:tabs>
+          <w:tab w:val="num" w:pos="6480"/>
+        </w:tabs>
+        <w:ind w:left="6480" w:hanging="360"/>
+      </w:pPr>
+      <w:rPr>
+        <w:rFonts w:ascii="Wingdings" w:hAnsi="Wingdings" w:hint="default"/>
+        <w:sz w:val="20"/>
+      </w:rPr>
+    </w:lvl>
+  </w:abstractNum>
+  <w:abstractNum w:abstractNumId="17" w15:restartNumberingAfterBreak="0">
     <w:nsid w:val="47AA008F"/>
     <w:multiLevelType w:val="multilevel"/>
     <w:tmpl w:val="278A3FD6"/>
@@ -6344,7 +7082,7 @@
       </w:pPr>
     </w:lvl>
   </w:abstractNum>
-  <w:abstractNum w:abstractNumId="16" w15:restartNumberingAfterBreak="0">
+  <w:abstractNum w:abstractNumId="18" w15:restartNumberingAfterBreak="0">
     <w:nsid w:val="4EF83D8F"/>
     <w:multiLevelType w:val="multilevel"/>
     <w:tmpl w:val="95E27FC4"/>
@@ -6493,7 +7231,7 @@
       </w:rPr>
     </w:lvl>
   </w:abstractNum>
-  <w:abstractNum w:abstractNumId="17" w15:restartNumberingAfterBreak="0">
+  <w:abstractNum w:abstractNumId="19" w15:restartNumberingAfterBreak="0">
     <w:nsid w:val="50A764C7"/>
     <w:multiLevelType w:val="multilevel"/>
     <w:tmpl w:val="D520EAC8"/>
@@ -6642,7 +7380,7 @@
       </w:rPr>
     </w:lvl>
   </w:abstractNum>
-  <w:abstractNum w:abstractNumId="18" w15:restartNumberingAfterBreak="0">
+  <w:abstractNum w:abstractNumId="20" w15:restartNumberingAfterBreak="0">
     <w:nsid w:val="52C064B5"/>
     <w:multiLevelType w:val="multilevel"/>
     <w:tmpl w:val="6DC000AC"/>
@@ -6791,7 +7529,7 @@
       </w:rPr>
     </w:lvl>
   </w:abstractNum>
-  <w:abstractNum w:abstractNumId="19" w15:restartNumberingAfterBreak="0">
+  <w:abstractNum w:abstractNumId="21" w15:restartNumberingAfterBreak="0">
     <w:nsid w:val="5A3F7483"/>
     <w:multiLevelType w:val="multilevel"/>
     <w:tmpl w:val="2B5E228C"/>
@@ -6940,7 +7678,7 @@
       </w:rPr>
     </w:lvl>
   </w:abstractNum>
-  <w:abstractNum w:abstractNumId="20" w15:restartNumberingAfterBreak="0">
+  <w:abstractNum w:abstractNumId="22" w15:restartNumberingAfterBreak="0">
     <w:nsid w:val="5A820667"/>
     <w:multiLevelType w:val="multilevel"/>
     <w:tmpl w:val="88D82A42"/>
@@ -7053,7 +7791,7 @@
       </w:pPr>
     </w:lvl>
   </w:abstractNum>
-  <w:abstractNum w:abstractNumId="21" w15:restartNumberingAfterBreak="0">
+  <w:abstractNum w:abstractNumId="23" w15:restartNumberingAfterBreak="0">
     <w:nsid w:val="5C7D65CA"/>
     <w:multiLevelType w:val="multilevel"/>
     <w:tmpl w:val="A3849A18"/>
@@ -7202,7 +7940,7 @@
       </w:rPr>
     </w:lvl>
   </w:abstractNum>
-  <w:abstractNum w:abstractNumId="22" w15:restartNumberingAfterBreak="0">
+  <w:abstractNum w:abstractNumId="24" w15:restartNumberingAfterBreak="0">
     <w:nsid w:val="61886831"/>
     <w:multiLevelType w:val="multilevel"/>
     <w:tmpl w:val="F6B63C3E"/>
@@ -7351,7 +8089,7 @@
       </w:rPr>
     </w:lvl>
   </w:abstractNum>
-  <w:abstractNum w:abstractNumId="23" w15:restartNumberingAfterBreak="0">
+  <w:abstractNum w:abstractNumId="25" w15:restartNumberingAfterBreak="0">
     <w:nsid w:val="63161058"/>
     <w:multiLevelType w:val="multilevel"/>
     <w:tmpl w:val="49EEA0EA"/>
@@ -7500,7 +8238,7 @@
       </w:rPr>
     </w:lvl>
   </w:abstractNum>
-  <w:abstractNum w:abstractNumId="24" w15:restartNumberingAfterBreak="0">
+  <w:abstractNum w:abstractNumId="26" w15:restartNumberingAfterBreak="0">
     <w:nsid w:val="651D42FA"/>
     <w:multiLevelType w:val="multilevel"/>
     <w:tmpl w:val="4F18A81A"/>
@@ -7649,7 +8387,7 @@
       </w:rPr>
     </w:lvl>
   </w:abstractNum>
-  <w:abstractNum w:abstractNumId="25" w15:restartNumberingAfterBreak="0">
+  <w:abstractNum w:abstractNumId="27" w15:restartNumberingAfterBreak="0">
     <w:nsid w:val="65640518"/>
     <w:multiLevelType w:val="multilevel"/>
     <w:tmpl w:val="3DDEE9FA"/>
@@ -7798,7 +8536,7 @@
       </w:rPr>
     </w:lvl>
   </w:abstractNum>
-  <w:abstractNum w:abstractNumId="26" w15:restartNumberingAfterBreak="0">
+  <w:abstractNum w:abstractNumId="28" w15:restartNumberingAfterBreak="0">
     <w:nsid w:val="6A0A61C4"/>
     <w:multiLevelType w:val="multilevel"/>
     <w:tmpl w:val="BF106472"/>
@@ -7947,7 +8685,7 @@
       </w:rPr>
     </w:lvl>
   </w:abstractNum>
-  <w:abstractNum w:abstractNumId="27" w15:restartNumberingAfterBreak="0">
+  <w:abstractNum w:abstractNumId="29" w15:restartNumberingAfterBreak="0">
     <w:nsid w:val="6B5325CA"/>
     <w:multiLevelType w:val="multilevel"/>
     <w:tmpl w:val="E27891B0"/>
@@ -8060,7 +8798,7 @@
       </w:pPr>
     </w:lvl>
   </w:abstractNum>
-  <w:abstractNum w:abstractNumId="28" w15:restartNumberingAfterBreak="0">
+  <w:abstractNum w:abstractNumId="30" w15:restartNumberingAfterBreak="0">
     <w:nsid w:val="6B8D5B7B"/>
     <w:multiLevelType w:val="multilevel"/>
     <w:tmpl w:val="B38C9800"/>
@@ -8209,7 +8947,7 @@
       </w:rPr>
     </w:lvl>
   </w:abstractNum>
-  <w:abstractNum w:abstractNumId="29" w15:restartNumberingAfterBreak="0">
+  <w:abstractNum w:abstractNumId="31" w15:restartNumberingAfterBreak="0">
     <w:nsid w:val="6E1D2A15"/>
     <w:multiLevelType w:val="multilevel"/>
     <w:tmpl w:val="33F6C330"/>
@@ -8358,7 +9096,7 @@
       </w:rPr>
     </w:lvl>
   </w:abstractNum>
-  <w:abstractNum w:abstractNumId="30" w15:restartNumberingAfterBreak="0">
+  <w:abstractNum w:abstractNumId="32" w15:restartNumberingAfterBreak="0">
     <w:nsid w:val="705F4255"/>
     <w:multiLevelType w:val="multilevel"/>
     <w:tmpl w:val="0E60FB16"/>
@@ -8507,7 +9245,7 @@
       </w:rPr>
     </w:lvl>
   </w:abstractNum>
-  <w:abstractNum w:abstractNumId="31" w15:restartNumberingAfterBreak="0">
+  <w:abstractNum w:abstractNumId="33" w15:restartNumberingAfterBreak="0">
     <w:nsid w:val="74872BE6"/>
     <w:multiLevelType w:val="multilevel"/>
     <w:tmpl w:val="B4BACD38"/>
@@ -8656,7 +9394,7 @@
       </w:rPr>
     </w:lvl>
   </w:abstractNum>
-  <w:abstractNum w:abstractNumId="32" w15:restartNumberingAfterBreak="0">
+  <w:abstractNum w:abstractNumId="34" w15:restartNumberingAfterBreak="0">
     <w:nsid w:val="794F2F95"/>
     <w:multiLevelType w:val="multilevel"/>
     <w:tmpl w:val="350C66CA"/>
@@ -8806,49 +9544,49 @@
     </w:lvl>
   </w:abstractNum>
   <w:num w:numId="1" w16cid:durableId="166016565">
-    <w:abstractNumId w:val="18"/>
+    <w:abstractNumId w:val="20"/>
   </w:num>
   <w:num w:numId="2" w16cid:durableId="435296623">
-    <w:abstractNumId w:val="21"/>
+    <w:abstractNumId w:val="23"/>
   </w:num>
   <w:num w:numId="3" w16cid:durableId="1959796920">
-    <w:abstractNumId w:val="26"/>
+    <w:abstractNumId w:val="28"/>
   </w:num>
   <w:num w:numId="4" w16cid:durableId="994838964">
-    <w:abstractNumId w:val="22"/>
+    <w:abstractNumId w:val="24"/>
   </w:num>
   <w:num w:numId="5" w16cid:durableId="1311665773">
-    <w:abstractNumId w:val="24"/>
+    <w:abstractNumId w:val="26"/>
   </w:num>
   <w:num w:numId="6" w16cid:durableId="2068920041">
     <w:abstractNumId w:val="3"/>
   </w:num>
   <w:num w:numId="7" w16cid:durableId="1538155610">
+    <w:abstractNumId w:val="21"/>
+  </w:num>
+  <w:num w:numId="8" w16cid:durableId="576401010">
+    <w:abstractNumId w:val="11"/>
+  </w:num>
+  <w:num w:numId="9" w16cid:durableId="1420524392">
+    <w:abstractNumId w:val="34"/>
+  </w:num>
+  <w:num w:numId="10" w16cid:durableId="469131595">
+    <w:abstractNumId w:val="9"/>
+  </w:num>
+  <w:num w:numId="11" w16cid:durableId="890577151">
+    <w:abstractNumId w:val="17"/>
+  </w:num>
+  <w:num w:numId="12" w16cid:durableId="885605463">
+    <w:abstractNumId w:val="8"/>
+  </w:num>
+  <w:num w:numId="13" w16cid:durableId="97868160">
+    <w:abstractNumId w:val="32"/>
+  </w:num>
+  <w:num w:numId="14" w16cid:durableId="1036198449">
     <w:abstractNumId w:val="19"/>
   </w:num>
-  <w:num w:numId="8" w16cid:durableId="576401010">
-    <w:abstractNumId w:val="10"/>
-  </w:num>
-  <w:num w:numId="9" w16cid:durableId="1420524392">
-    <w:abstractNumId w:val="32"/>
-  </w:num>
-  <w:num w:numId="10" w16cid:durableId="469131595">
-    <w:abstractNumId w:val="8"/>
-  </w:num>
-  <w:num w:numId="11" w16cid:durableId="890577151">
-    <w:abstractNumId w:val="15"/>
-  </w:num>
-  <w:num w:numId="12" w16cid:durableId="885605463">
-    <w:abstractNumId w:val="7"/>
-  </w:num>
-  <w:num w:numId="13" w16cid:durableId="97868160">
-    <w:abstractNumId w:val="30"/>
-  </w:num>
-  <w:num w:numId="14" w16cid:durableId="1036198449">
-    <w:abstractNumId w:val="17"/>
-  </w:num>
   <w:num w:numId="15" w16cid:durableId="773329493">
-    <w:abstractNumId w:val="31"/>
+    <w:abstractNumId w:val="33"/>
   </w:num>
   <w:num w:numId="16" w16cid:durableId="1050616210">
     <w:abstractNumId w:val="1"/>
@@ -8857,52 +9595,58 @@
     <w:abstractNumId w:val="0"/>
   </w:num>
   <w:num w:numId="18" w16cid:durableId="1039086254">
-    <w:abstractNumId w:val="20"/>
+    <w:abstractNumId w:val="22"/>
   </w:num>
   <w:num w:numId="19" w16cid:durableId="1692956120">
     <w:abstractNumId w:val="2"/>
   </w:num>
   <w:num w:numId="20" w16cid:durableId="371347301">
-    <w:abstractNumId w:val="14"/>
+    <w:abstractNumId w:val="15"/>
   </w:num>
   <w:num w:numId="21" w16cid:durableId="1592540697">
-    <w:abstractNumId w:val="12"/>
+    <w:abstractNumId w:val="13"/>
   </w:num>
   <w:num w:numId="22" w16cid:durableId="1757705495">
     <w:abstractNumId w:val="5"/>
   </w:num>
   <w:num w:numId="23" w16cid:durableId="1951163387">
-    <w:abstractNumId w:val="13"/>
+    <w:abstractNumId w:val="14"/>
   </w:num>
   <w:num w:numId="24" w16cid:durableId="1373459310">
-    <w:abstractNumId w:val="25"/>
+    <w:abstractNumId w:val="27"/>
   </w:num>
   <w:num w:numId="25" w16cid:durableId="1490097960">
-    <w:abstractNumId w:val="28"/>
+    <w:abstractNumId w:val="30"/>
   </w:num>
   <w:num w:numId="26" w16cid:durableId="580408183">
-    <w:abstractNumId w:val="6"/>
+    <w:abstractNumId w:val="7"/>
   </w:num>
   <w:num w:numId="27" w16cid:durableId="1919552629">
-    <w:abstractNumId w:val="16"/>
+    <w:abstractNumId w:val="18"/>
   </w:num>
   <w:num w:numId="28" w16cid:durableId="16085060">
     <w:abstractNumId w:val="4"/>
   </w:num>
   <w:num w:numId="29" w16cid:durableId="1765607109">
-    <w:abstractNumId w:val="11"/>
+    <w:abstractNumId w:val="12"/>
   </w:num>
   <w:num w:numId="30" w16cid:durableId="1359545304">
-    <w:abstractNumId w:val="23"/>
+    <w:abstractNumId w:val="25"/>
   </w:num>
   <w:num w:numId="31" w16cid:durableId="8264424">
-    <w:abstractNumId w:val="9"/>
+    <w:abstractNumId w:val="10"/>
   </w:num>
   <w:num w:numId="32" w16cid:durableId="1502161087">
-    <w:abstractNumId w:val="27"/>
+    <w:abstractNumId w:val="29"/>
   </w:num>
   <w:num w:numId="33" w16cid:durableId="1254825521">
-    <w:abstractNumId w:val="29"/>
+    <w:abstractNumId w:val="31"/>
+  </w:num>
+  <w:num w:numId="34" w16cid:durableId="955059852">
+    <w:abstractNumId w:val="6"/>
+  </w:num>
+  <w:num w:numId="35" w16cid:durableId="1294601522">
+    <w:abstractNumId w:val="16"/>
   </w:num>
 </w:numbering>
 </file>
